--- a/submission/main_manuscript.docx
+++ b/submission/main_manuscript.docx
@@ -911,13 +911,13 @@
         <w:t xml:space="preserve">,</w:t>
       </w:r>
       <w:r>
-        <w:t xml:space="preserve">000 model calls to quantify the effect of</w:t>
-      </w:r>
-      <w:r>
-        <w:t xml:space="preserve"> </w:t>
-      </w:r>
-      <w:r>
-        <w:t xml:space="preserve">cross-provider heterogeneity on within-ensemble agreement. Agreement decreases</w:t>
+        <w:t xml:space="preserve">000 model calls to quantify the association</w:t>
+      </w:r>
+      <w:r>
+        <w:t xml:space="preserve"> </w:t>
+      </w:r>
+      <w:r>
+        <w:t xml:space="preserve">between cross-provider heterogeneity and within-ensemble agreement. Agreement decreases</w:t>
       </w:r>
       <w:r>
         <w:t xml:space="preserve"> </w:t>
@@ -1365,13 +1365,19 @@
         <w:t xml:space="preserve"> </w:t>
       </w:r>
       <w:r>
-        <w:t xml:space="preserve">interest and directly measures how cross-provider heterogeneity affects</w:t>
-      </w:r>
-      <w:r>
-        <w:t xml:space="preserve"> </w:t>
-      </w:r>
-      <w:r>
-        <w:t xml:space="preserve">agreement, statistical uncertainty, and inference cost.</w:t>
+        <w:t xml:space="preserve">interest and directly measures how agreement, statistical uncertainty, and</w:t>
+      </w:r>
+      <w:r>
+        <w:t xml:space="preserve"> </w:t>
+      </w:r>
+      <w:r>
+        <w:t xml:space="preserve">inference cost vary across configurations with differing cross-provider</w:t>
+      </w:r>
+      <w:r>
+        <w:t xml:space="preserve"> </w:t>
+      </w:r>
+      <w:r>
+        <w:t xml:space="preserve">heterogeneity.</w:t>
       </w:r>
     </w:p>
     <w:bookmarkEnd w:id="11"/>
@@ -6163,7 +6169,7 @@
         <w:pStyle w:val="Heading2"/>
       </w:pPr>
       <w:r>
-        <w:t xml:space="preserve">Heterogeneity reduces ensemble agreement (primary)</w:t>
+        <w:t xml:space="preserve">Heterogeneity and ensemble agreement (primary)</w:t>
       </w:r>
     </w:p>
     <w:p>

--- a/submission/main_manuscript.docx
+++ b/submission/main_manuscript.docx
@@ -459,7 +459,7 @@
       </w:r>
       <m:oMath>
         <m:r>
-          <m:t>1.51</m:t>
+          <m:t>1.42</m:t>
         </m:r>
       </m:oMath>
       <w:r>
@@ -473,7 +473,7 @@
       </w:r>
       <m:oMath>
         <m:r>
-          <m:t>2.35</m:t>
+          <m:t>2.52</m:t>
         </m:r>
       </m:oMath>
       <w:r>
@@ -517,13 +517,13 @@
         <w:pStyle w:val="BodyText"/>
       </w:pPr>
       <w:r>
-        <w:t xml:space="preserve">Large language models, multi-agent systems, model heterogeneity, interrater</w:t>
-      </w:r>
-      <w:r>
-        <w:t xml:space="preserve"> </w:t>
-      </w:r>
-      <w:r>
-        <w:t xml:space="preserve">agreement, algorithmic monoculture.</w:t>
+        <w:t xml:space="preserve">Algorithmic monoculture, inter-rater agreement, large language models, model</w:t>
+      </w:r>
+      <w:r>
+        <w:t xml:space="preserve"> </w:t>
+      </w:r>
+      <w:r>
+        <w:t xml:space="preserve">heterogeneity, multi-agent systems.</w:t>
       </w:r>
     </w:p>
     <w:bookmarkStart w:id="10" w:name="sec:introduction"/>
@@ -787,13 +787,13 @@
         <w:t xml:space="preserve"> </w:t>
       </w:r>
       <w:r>
-        <w:t xml:space="preserve">de-correlation, the associated inference cost, and the effect of</w:t>
-      </w:r>
-      <w:r>
-        <w:t xml:space="preserve"> </w:t>
-      </w:r>
-      <w:r>
-        <w:t xml:space="preserve">independent-draw measurement controls.</w:t>
+        <w:t xml:space="preserve">the reduction in ensemble agreement, the associated inference cost, and the</w:t>
+      </w:r>
+      <w:r>
+        <w:t xml:space="preserve"> </w:t>
+      </w:r>
+      <w:r>
+        <w:t xml:space="preserve">effect of independent-draw measurement controls.</w:t>
       </w:r>
     </w:p>
     <w:p>
@@ -1076,13 +1076,13 @@
         <w:t xml:space="preserve"> </w:t>
       </w:r>
       <w:r>
-        <w:t xml:space="preserve">a controlled pilot, shared per-run seeding inflated the estimated de-correlation</w:t>
-      </w:r>
-      <w:r>
-        <w:t xml:space="preserve"> </w:t>
-      </w:r>
-      <w:r>
-        <w:t xml:space="preserve">effect by approximately fourfold, whereas unique per-agent seeds removed the</w:t>
+        <w:t xml:space="preserve">a controlled pilot, shared per-run seeding inflated the estimated agreement</w:t>
+      </w:r>
+      <w:r>
+        <w:t xml:space="preserve"> </w:t>
+      </w:r>
+      <w:r>
+        <w:t xml:space="preserve">contrast by approximately fourfold, whereas unique per-agent seeds removed the</w:t>
       </w:r>
       <w:r>
         <w:t xml:space="preserve"> </w:t>
@@ -6073,7 +6073,7 @@
         <w:pStyle w:val="Heading2"/>
       </w:pPr>
       <w:r>
-        <w:t xml:space="preserve">Heterogeneity de-correlates ensembles (primary)</w:t>
+        <w:t xml:space="preserve">Heterogeneity reduces ensemble agreement (primary)</w:t>
       </w:r>
     </w:p>
     <w:p>
@@ -6426,13 +6426,13 @@
         <w:t xml:space="preserve"> </w:t>
       </w:r>
       <w:r>
-        <w:t xml:space="preserve">relationship between provider heterogeneity and within-ensemble de-correlation</w:t>
-      </w:r>
-      <w:r>
-        <w:t xml:space="preserve"> </w:t>
-      </w:r>
-      <w:r>
-        <w:t xml:space="preserve">in the evaluated task.</w:t>
+        <w:t xml:space="preserve">relationship between provider heterogeneity and reduced within-ensemble</w:t>
+      </w:r>
+      <w:r>
+        <w:t xml:space="preserve"> </w:t>
+      </w:r>
+      <w:r>
+        <w:t xml:space="preserve">agreement in the evaluated task.</w:t>
       </w:r>
     </w:p>
     <w:bookmarkStart w:id="33" w:name="fig:frontier"/>
@@ -8212,7 +8212,7 @@
         <w:t xml:space="preserve"> </w:t>
       </w:r>
       <w:r>
-        <w:t xml:space="preserve">“price of decorrelation”</w:t>
+        <w:t xml:space="preserve">“price of de-correlation”</w:t>
       </w:r>
       <w:r>
         <w:t xml:space="preserve"> </w:t>
@@ -8427,7 +8427,51 @@
         </m:r>
       </m:oMath>
       <w:r>
-        <w:t xml:space="preserve">).</w:t>
+        <w:t xml:space="preserve">). Under the two-way scheme that also admits date</w:t>
+      </w:r>
+      <w:r>
+        <w:t xml:space="preserve"> </w:t>
+      </w:r>
+      <w:r>
+        <w:t xml:space="preserve">dependence, the interval widens to</w:t>
+      </w:r>
+      <w:r>
+        <w:t xml:space="preserve"> </w:t>
+      </w:r>
+      <m:oMath>
+        <m:r>
+          <m:rPr>
+            <m:sty m:val="p"/>
+          </m:rPr>
+          <m:t>[</m:t>
+        </m:r>
+        <m:r>
+          <m:t>0.328</m:t>
+        </m:r>
+        <m:r>
+          <m:rPr>
+            <m:sty m:val="p"/>
+          </m:rPr>
+          <m:t>,</m:t>
+        </m:r>
+        <m:r>
+          <m:t> </m:t>
+        </m:r>
+        <m:r>
+          <m:t>0.586</m:t>
+        </m:r>
+        <m:r>
+          <m:rPr>
+            <m:sty m:val="p"/>
+          </m:rPr>
+          <m:t>]</m:t>
+        </m:r>
+      </m:oMath>
+      <w:r>
+        <w:t xml:space="preserve"> </w:t>
+      </w:r>
+      <w:r>
+        <w:t xml:space="preserve">and still excludes zero.</w:t>
       </w:r>
     </w:p>
     <w:p>
@@ -8586,13 +8630,48 @@
         </m:r>
       </m:oMath>
       <w:r>
-        <w:t xml:space="preserve">). The ordering is preserved under both treatments of</w:t>
-      </w:r>
-      <w:r>
-        <w:t xml:space="preserve"> </w:t>
-      </w:r>
-      <w:r>
-        <w:t xml:space="preserve">HOLD.</w:t>
+        <w:t xml:space="preserve">; two-way</w:t>
+      </w:r>
+      <w:r>
+        <w:t xml:space="preserve"> </w:t>
+      </w:r>
+      <m:oMath>
+        <m:r>
+          <m:rPr>
+            <m:sty m:val="p"/>
+          </m:rPr>
+          <m:t>[</m:t>
+        </m:r>
+        <m:r>
+          <m:t>0.227</m:t>
+        </m:r>
+        <m:r>
+          <m:rPr>
+            <m:sty m:val="p"/>
+          </m:rPr>
+          <m:t>,</m:t>
+        </m:r>
+        <m:r>
+          <m:t> </m:t>
+        </m:r>
+        <m:r>
+          <m:t>0.387</m:t>
+        </m:r>
+        <m:r>
+          <m:rPr>
+            <m:sty m:val="p"/>
+          </m:rPr>
+          <m:t>]</m:t>
+        </m:r>
+      </m:oMath>
+      <w:r>
+        <w:t xml:space="preserve">). The ordering is preserved</w:t>
+      </w:r>
+      <w:r>
+        <w:t xml:space="preserve"> </w:t>
+      </w:r>
+      <w:r>
+        <w:t xml:space="preserve">under both treatments of HOLD, and under both resampling schemes.</w:t>
       </w:r>
     </w:p>
     <w:p>
@@ -9102,16 +9181,7 @@
               <w:rPr>
                 <w:rStyle w:val="VerbatimChar"/>
               </w:rPr>
-              <w:t xml:space="preserve"># After (fix): unique per-agent seed,</w:t>
-            </w:r>
-            <w:r>
-              <w:br/>
-            </w:r>
-            <w:r>
-              <w:rPr>
-                <w:rStyle w:val="VerbatimChar"/>
-              </w:rPr>
-              <w:t xml:space="preserve"># independent draws</w:t>
+              <w:t xml:space="preserve"># After (fix): distinct per-agent seed</w:t>
             </w:r>
             <w:r>
               <w:br/>
@@ -9138,7 +9208,7 @@
               <w:rPr>
                 <w:rStyle w:val="VerbatimChar"/>
               </w:rPr>
-              <w:t xml:space="preserve">call(model, prompt, seed)  # independent draw</w:t>
+              <w:t xml:space="preserve">call(model, prompt, seed)  # distinct seed</w:t>
             </w:r>
           </w:p>
         </w:tc>
@@ -9155,13 +9225,39 @@
         <w:t xml:space="preserve"> </w:t>
       </w:r>
       <w:r>
-        <w:t xml:space="preserve">same-model agents shared a sampling path; the study derives a distinct</w:t>
-      </w:r>
-      <w:r>
-        <w:t xml:space="preserve"> </w:t>
-      </w:r>
-      <w:r>
-        <w:t xml:space="preserve">integer-safe seed per agent, restoring independent draws from the same model.</w:t>
+        <w:t xml:space="preserve">same-model agents shared a sampling path. The study assigns a distinct</w:t>
+      </w:r>
+      <w:r>
+        <w:t xml:space="preserve"> </w:t>
+      </w:r>
+      <w:r>
+        <w:t xml:space="preserve">reproducible seed to each agent, removing the shared-seed artifact observed in</w:t>
+      </w:r>
+      <w:r>
+        <w:t xml:space="preserve"> </w:t>
+      </w:r>
+      <w:r>
+        <w:t xml:space="preserve">the pilot. As Section </w:t>
+      </w:r>
+      <w:hyperlink w:anchor="subsec:estimand">
+        <w:r>
+          <w:rPr>
+            <w:rStyle w:val="Hyperlink"/>
+          </w:rPr>
+          <w:t xml:space="preserve">3.3</w:t>
+        </w:r>
+      </w:hyperlink>
+      <w:r>
+        <w:t xml:space="preserve"> </w:t>
+      </w:r>
+      <w:r>
+        <w:t xml:space="preserve">notes, this does not establish</w:t>
+      </w:r>
+      <w:r>
+        <w:t xml:space="preserve"> </w:t>
+      </w:r>
+      <w:r>
+        <w:t xml:space="preserve">statistical independence of the responses.</w:t>
       </w:r>
     </w:p>
     <w:bookmarkEnd w:id="41"/>
@@ -9281,7 +9377,7 @@
         <w:t xml:space="preserve"> </w:t>
       </w:r>
       <w:r>
-        <w:t xml:space="preserve">estimated de-correlation effect by approximately fourfold</w:t>
+        <w:t xml:space="preserve">estimated agreement contrast by approximately fourfold</w:t>
       </w:r>
       <w:r>
         <w:t xml:space="preserve"> </w:t>
@@ -10097,7 +10193,7 @@
         <w:t xml:space="preserve"> </w:t>
       </w:r>
       <w:r>
-        <w:t xml:space="preserve">additional evidence regarding the source of ensemble de-correlation.</w:t>
+        <w:t xml:space="preserve">additional evidence on where the reduction in ensemble agreement comes from.</w:t>
       </w:r>
       <w:r>
         <w:t xml:space="preserve"> </w:t>
@@ -10303,13 +10399,13 @@
         <w:t xml:space="preserve"> </w:t>
       </w:r>
       <w:r>
-        <w:t xml:space="preserve">(within-provider) agreement greatly exceeds off-diagonal (cross-provider), the</w:t>
-      </w:r>
-      <w:r>
-        <w:t xml:space="preserve"> </w:t>
-      </w:r>
-      <w:r>
-        <w:t xml:space="preserve">source of ensemble de-correlation. The xAI–xAI diagonal is undefined (marked</w:t>
+        <w:t xml:space="preserve">(within-provider) agreement greatly exceeds off-diagonal (cross-provider),</w:t>
+      </w:r>
+      <w:r>
+        <w:t xml:space="preserve"> </w:t>
+      </w:r>
+      <w:r>
+        <w:t xml:space="preserve">which is where the reduction in ensemble agreement originates. The xAI–xAI diagonal is undefined (marked</w:t>
       </w:r>
       <w:r>
         <w:t xml:space="preserve"> </w:t>
@@ -10510,7 +10606,7 @@
         <w:t xml:space="preserve"> </w:t>
       </w:r>
       <w:r>
-        <w:t xml:space="preserve">labels, so the de-correlation results measure how similarly the agents behave</w:t>
+        <w:t xml:space="preserve">labels, so the agreement results measure how similarly the agents behave</w:t>
       </w:r>
       <w:r>
         <w:t xml:space="preserve"> </w:t>
@@ -11043,7 +11139,7 @@
           <m:t>[</m:t>
         </m:r>
         <m:r>
-          <m:t>1.51</m:t>
+          <m:t>1.42</m:t>
         </m:r>
         <m:r>
           <m:rPr>
@@ -11055,7 +11151,7 @@
           <m:t> </m:t>
         </m:r>
         <m:r>
-          <m:t>2.35</m:t>
+          <m:t>2.52</m:t>
         </m:r>
         <m:r>
           <m:rPr>
@@ -11069,6 +11165,62 @@
       </w:r>
       <w:r>
         <w:t xml:space="preserve">for this ratio, which excludes unity.</w:t>
+      </w:r>
+      <w:r>
+        <w:t xml:space="preserve"> </w:t>
+      </w:r>
+      <w:r>
+        <w:t xml:space="preserve">Because this statement is inferential rather than descriptive, we also admit date</w:t>
+      </w:r>
+      <w:r>
+        <w:t xml:space="preserve"> </w:t>
+      </w:r>
+      <w:r>
+        <w:t xml:space="preserve">dependence under the two-way scheme used for the primary endpoint: the interval</w:t>
+      </w:r>
+      <w:r>
+        <w:t xml:space="preserve"> </w:t>
+      </w:r>
+      <w:r>
+        <w:t xml:space="preserve">widens to</w:t>
+      </w:r>
+      <w:r>
+        <w:t xml:space="preserve"> </w:t>
+      </w:r>
+      <m:oMath>
+        <m:r>
+          <m:rPr>
+            <m:sty m:val="p"/>
+          </m:rPr>
+          <m:t>[</m:t>
+        </m:r>
+        <m:r>
+          <m:t>1.13</m:t>
+        </m:r>
+        <m:r>
+          <m:rPr>
+            <m:sty m:val="p"/>
+          </m:rPr>
+          <m:t>,</m:t>
+        </m:r>
+        <m:r>
+          <m:t> </m:t>
+        </m:r>
+        <m:r>
+          <m:t>3.06</m:t>
+        </m:r>
+        <m:r>
+          <m:rPr>
+            <m:sty m:val="p"/>
+          </m:rPr>
+          <m:t>]</m:t>
+        </m:r>
+      </m:oMath>
+      <w:r>
+        <w:t xml:space="preserve"> </w:t>
+      </w:r>
+      <w:r>
+        <w:t xml:space="preserve">and still excludes unity.</w:t>
       </w:r>
       <w:r>
         <w:t xml:space="preserve"> </w:t>
@@ -13188,7 +13340,7 @@
         <w:t xml:space="preserve"> </w:t>
       </w:r>
       <w:r>
-        <w:t xml:space="preserve">de-correlation is largely preserved when model tier is held approximately</w:t>
+        <w:t xml:space="preserve">reduction in agreement is largely preserved when model tier is held approximately</w:t>
       </w:r>
       <w:r>
         <w:t xml:space="preserve"> </w:t>
@@ -14872,13 +15024,19 @@
         <w:t xml:space="preserve"> </w:t>
       </w:r>
       <w:r>
-        <w:t xml:space="preserve">with the capability-matched control, these findings support provider identity as</w:t>
-      </w:r>
-      <w:r>
-        <w:t xml:space="preserve"> </w:t>
-      </w:r>
-      <w:r>
-        <w:t xml:space="preserve">an important source of behavioral similarity within LLM ensembles.</w:t>
+        <w:t xml:space="preserve">with the capability-matched analysis, these findings show that the</w:t>
+      </w:r>
+      <w:r>
+        <w:t xml:space="preserve"> </w:t>
+      </w:r>
+      <w:r>
+        <w:t xml:space="preserve">provider-associated ordering persists across the evaluated comparisons, although</w:t>
+      </w:r>
+      <w:r>
+        <w:t xml:space="preserve"> </w:t>
+      </w:r>
+      <w:r>
+        <w:t xml:space="preserve">provider remains confounded with other model-specific characteristics.</w:t>
       </w:r>
     </w:p>
     <w:p>
@@ -15361,7 +15519,7 @@
         <w:t xml:space="preserve"> </w:t>
       </w:r>
       <w:r>
-        <w:t xml:space="preserve">approximately 94% of the primary HOM-to-HET effect. The de-correlation</w:t>
+        <w:t xml:space="preserve">approximately 94% of the primary HOM-to-HET effect. The reduction in agreement</w:t>
       </w:r>
       <w:r>
         <w:t xml:space="preserve"> </w:t>
@@ -15674,66 +15832,6 @@
         <w:t xml:space="preserve">forecasting ability.</w:t>
       </w:r>
     </w:p>
-    <w:p>
-      <w:pPr>
-        <w:pStyle w:val="BodyText"/>
-      </w:pPr>
-      <w:r>
-        <w:rPr>
-          <w:b/>
-          <w:bCs/>
-        </w:rPr>
-        <w:t xml:space="preserve">Generalization.</w:t>
-      </w:r>
-      <w:r>
-        <w:t xml:space="preserve"> </w:t>
-      </w:r>
-      <w:r>
-        <w:t xml:space="preserve">The findings are specific to five-agent ensembles, three provider mixtures, the</w:t>
-      </w:r>
-      <w:r>
-        <w:t xml:space="preserve"> </w:t>
-      </w:r>
-      <w:r>
-        <w:t xml:space="preserve">selected models, and the tested heterogeneity levels. Different ensemble sizes,</w:t>
-      </w:r>
-      <w:r>
-        <w:t xml:space="preserve"> </w:t>
-      </w:r>
-      <w:r>
-        <w:t xml:space="preserve">provider allocations, aggregation rules, model tiers, prompts, or cost</w:t>
-      </w:r>
-      <w:r>
-        <w:t xml:space="preserve"> </w:t>
-      </w:r>
-      <w:r>
-        <w:t xml:space="preserve">structures may produce different agreement–cost frontiers. In addition, lower</w:t>
-      </w:r>
-      <w:r>
-        <w:t xml:space="preserve"> </w:t>
-      </w:r>
-      <w:r>
-        <w:t xml:space="preserve">agreement is not inherently beneficial; its value depends on whether</w:t>
-      </w:r>
-      <w:r>
-        <w:t xml:space="preserve"> </w:t>
-      </w:r>
-      <w:r>
-        <w:t xml:space="preserve">disagreement improves a relevant downstream outcome. Generalization therefore</w:t>
-      </w:r>
-      <w:r>
-        <w:t xml:space="preserve"> </w:t>
-      </w:r>
-      <w:r>
-        <w:t xml:space="preserve">requires replication across alternative ensemble compositions and decision</w:t>
-      </w:r>
-      <w:r>
-        <w:t xml:space="preserve"> </w:t>
-      </w:r>
-      <w:r>
-        <w:t xml:space="preserve">tasks.</w:t>
-      </w:r>
-    </w:p>
     <w:bookmarkEnd w:id="74"/>
     <w:bookmarkStart w:id="75" w:name="conclusion"/>
     <w:p>
@@ -15920,7 +16018,7 @@
         <w:t xml:space="preserve"> </w:t>
       </w:r>
       <w:r>
-        <w:t xml:space="preserve">inflated the estimated de-correlation effect by approximately fourfold,</w:t>
+        <w:t xml:space="preserve">inflated the estimated agreement contrast by approximately fourfold,</w:t>
       </w:r>
       <w:r>
         <w:t xml:space="preserve"> </w:t>

--- a/submission/main_manuscript.docx
+++ b/submission/main_manuscript.docx
@@ -97,19 +97,19 @@
         <w:t xml:space="preserve"> </w:t>
       </w:r>
       <w:r>
-        <w:t xml:space="preserve">financial-analysis task covering 100 equities across 12 dates. Cross-provider</w:t>
-      </w:r>
-      <w:r>
-        <w:t xml:space="preserve"> </w:t>
-      </w:r>
-      <w:r>
-        <w:t xml:space="preserve">heterogeneity significantly reduces within-ensemble agreement, with a primary</w:t>
-      </w:r>
-      <w:r>
-        <w:t xml:space="preserve"> </w:t>
-      </w:r>
-      <w:r>
-        <w:t xml:space="preserve">reduction of</w:t>
+        <w:t xml:space="preserve">financial-analysis task covering 100 equities across 12 dates. Within the evaluated configurations, greater cross-provider</w:t>
+      </w:r>
+      <w:r>
+        <w:t xml:space="preserve"> </w:t>
+      </w:r>
+      <w:r>
+        <w:t xml:space="preserve">heterogeneity is associated with significantly lower within-ensemble agreement,</w:t>
+      </w:r>
+      <w:r>
+        <w:t xml:space="preserve"> </w:t>
+      </w:r>
+      <w:r>
+        <w:t xml:space="preserve">with a primary reduction of</w:t>
       </w:r>
       <w:r>
         <w:t xml:space="preserve"> </w:t>
@@ -745,7 +745,13 @@
         <w:t xml:space="preserve"> </w:t>
       </w:r>
       <w:r>
-        <w:t xml:space="preserve">to which cross-provider heterogeneity reduces within-ensemble agreement. Second,</w:t>
+        <w:t xml:space="preserve">to which cross-provider heterogeneity is associated with lower within-ensemble</w:t>
+      </w:r>
+      <w:r>
+        <w:t xml:space="preserve"> </w:t>
+      </w:r>
+      <w:r>
+        <w:t xml:space="preserve">agreement. Second,</w:t>
       </w:r>
       <w:r>
         <w:t xml:space="preserve"> </w:t>
@@ -3475,13 +3481,13 @@
         <w:t xml:space="preserve"> </w:t>
       </w:r>
       <w:r>
-        <w:t xml:space="preserve">Positive values indicate that increasing cross-provider heterogeneity reduces</w:t>
-      </w:r>
-      <w:r>
-        <w:t xml:space="preserve"> </w:t>
-      </w:r>
-      <w:r>
-        <w:t xml:space="preserve">within-ensemble agreement.</w:t>
+        <w:t xml:space="preserve">Positive values indicate that configurations with greater cross-provider</w:t>
+      </w:r>
+      <w:r>
+        <w:t xml:space="preserve"> </w:t>
+      </w:r>
+      <w:r>
+        <w:t xml:space="preserve">heterogeneity show lower within-ensemble agreement.</w:t>
       </w:r>
     </w:p>
     <w:bookmarkEnd w:id="18"/>
@@ -6346,13 +6352,13 @@
         <w:t xml:space="preserve"> </w:t>
       </w:r>
       <w:r>
-        <w:t xml:space="preserve">that cross-provider heterogeneity reduces within-ensemble agreement is</w:t>
-      </w:r>
-      <w:r>
-        <w:t xml:space="preserve"> </w:t>
-      </w:r>
-      <w:r>
-        <w:t xml:space="preserve">supported. In Landis–Koch </w:t>
+        <w:t xml:space="preserve">that greater cross-provider heterogeneity is associated with lower</w:t>
+      </w:r>
+      <w:r>
+        <w:t xml:space="preserve"> </w:t>
+      </w:r>
+      <w:r>
+        <w:t xml:space="preserve">within-ensemble agreement is supported. In Landis–Koch </w:t>
       </w:r>
       <w:r>
         <w:t xml:space="preserve">(Landis and Koch 1977)</w:t>
@@ -6516,19 +6522,19 @@
         <w:t xml:space="preserve"> </w:t>
       </w:r>
       <w:r>
-        <w:t xml:space="preserve">HET-LITE and from HET-LITE to HET. These results establish a monotonic</w:t>
-      </w:r>
-      <w:r>
-        <w:t xml:space="preserve"> </w:t>
-      </w:r>
-      <w:r>
-        <w:t xml:space="preserve">relationship between provider heterogeneity and reduced within-ensemble</w:t>
-      </w:r>
-      <w:r>
-        <w:t xml:space="preserve"> </w:t>
-      </w:r>
-      <w:r>
-        <w:t xml:space="preserve">agreement in the evaluated task.</w:t>
+        <w:t xml:space="preserve">HET-LITE and from HET-LITE to HET. Across the evaluated</w:t>
+      </w:r>
+      <w:r>
+        <w:t xml:space="preserve"> </w:t>
+      </w:r>
+      <w:r>
+        <w:t xml:space="preserve">configurations the ordering is monotonic: agreement is lower at each higher level</w:t>
+      </w:r>
+      <w:r>
+        <w:t xml:space="preserve"> </w:t>
+      </w:r>
+      <w:r>
+        <w:t xml:space="preserve">of cross-provider heterogeneity in this task.</w:t>
       </w:r>
     </w:p>
     <w:bookmarkStart w:id="33" w:name="fig:frontier"/>
@@ -8334,7 +8340,31 @@
         <w:pStyle w:val="BodyText"/>
       </w:pPr>
       <w:r>
-        <w:t xml:space="preserve">For each pair of agents within an ensemble cell, we compute</w:t>
+        <w:t xml:space="preserve">Within each evaluation cell, that is each (configuration, equity, date, run)</w:t>
+      </w:r>
+      <w:r>
+        <w:t xml:space="preserve"> </w:t>
+      </w:r>
+      <w:r>
+        <w:t xml:space="preserve">combination, we form for every unordered pair of agent positions the pair of</w:t>
+      </w:r>
+      <w:r>
+        <w:t xml:space="preserve"> </w:t>
+      </w:r>
+      <w:r>
+        <w:t xml:space="preserve">binary error indicators defined against the realized forward-return sign. These</w:t>
+      </w:r>
+      <w:r>
+        <w:t xml:space="preserve"> </w:t>
+      </w:r>
+      <w:r>
+        <w:t xml:space="preserve">paired indicators are pooled over all cells and all agent-position pairs within a</w:t>
+      </w:r>
+      <w:r>
+        <w:t xml:space="preserve"> </w:t>
+      </w:r>
+      <w:r>
+        <w:t xml:space="preserve">configuration, and</w:t>
       </w:r>
       <w:r>
         <w:t xml:space="preserve"> </w:t>
@@ -8348,13 +8378,21 @@
         <w:t xml:space="preserve"> </w:t>
       </w:r>
       <w:r>
-        <w:t xml:space="preserve">between binary</w:t>
-      </w:r>
-      <w:r>
-        <w:t xml:space="preserve"> </w:t>
-      </w:r>
-      <w:r>
-        <w:t xml:space="preserve">error indicators defined relative to the realized forward-return sign. Error</w:t>
+        <w:t xml:space="preserve">is the Pearson correlation of that pooled set, so one</w:t>
+      </w:r>
+      <w:r>
+        <w:t xml:space="preserve"> </w:t>
+      </w:r>
+      <m:oMath>
+        <m:r>
+          <m:t>ϕ</m:t>
+        </m:r>
+      </m:oMath>
+      <w:r>
+        <w:t xml:space="preserve"> </w:t>
+      </w:r>
+      <w:r>
+        <w:t xml:space="preserve">is reported per configuration rather than one per agent pair. Error</w:t>
       </w:r>
       <w:r>
         <w:t xml:space="preserve"> </w:t>
@@ -10390,7 +10428,7 @@
           <w:rPr>
             <w:rStyle w:val="Hyperlink"/>
           </w:rPr>
-          <w:t xml:space="preserve">5.9</w:t>
+          <w:t xml:space="preserve">5.10</w:t>
         </w:r>
       </w:hyperlink>
       <w:r>
@@ -12268,6 +12306,346 @@
     </w:p>
     <w:bookmarkEnd w:id="64"/>
     <w:bookmarkEnd w:id="65"/>
+    <w:bookmarkStart w:id="66" w:name="subsec:selective"/>
+    <w:p>
+      <w:pPr>
+        <w:pStyle w:val="Heading2"/>
+      </w:pPr>
+      <w:r>
+        <w:t xml:space="preserve">Selective prediction</w:t>
+      </w:r>
+    </w:p>
+    <w:p>
+      <w:pPr>
+        <w:pStyle w:val="FirstParagraph"/>
+      </w:pPr>
+      <w:r>
+        <w:t xml:space="preserve">Reduced agreement is only useful if it buys something downstream, so we ask</w:t>
+      </w:r>
+      <w:r>
+        <w:t xml:space="preserve"> </w:t>
+      </w:r>
+      <w:r>
+        <w:t xml:space="preserve">whether the configurations differ in their ability to rank their own errors. A</w:t>
+      </w:r>
+      <w:r>
+        <w:t xml:space="preserve"> </w:t>
+      </w:r>
+      <w:r>
+        <w:t xml:space="preserve">decision is the majority vote of the five agents in an (equity, date) cell on the</w:t>
+      </w:r>
+      <w:r>
+        <w:t xml:space="preserve"> </w:t>
+      </w:r>
+      <w:r>
+        <w:t xml:space="preserve">financial grid. Decisions whose majority is HOLD are excluded, as are cells whose</w:t>
+      </w:r>
+      <w:r>
+        <w:t xml:space="preserve"> </w:t>
+      </w:r>
+      <w:r>
+        <w:t xml:space="preserve">forward-return sign is undefined or zero, which leaves the directional decisions</w:t>
+      </w:r>
+      <w:r>
+        <w:t xml:space="preserve"> </w:t>
+      </w:r>
+      <w:r>
+        <w:t xml:space="preserve">that can be scored; the denominator for coverage is that retained set, not the</w:t>
+      </w:r>
+      <w:r>
+        <w:t xml:space="preserve"> </w:t>
+      </w:r>
+      <w:r>
+        <w:t xml:space="preserve">full grid. Each decision is scored as erroneous when its direction disagrees with</w:t>
+      </w:r>
+      <w:r>
+        <w:t xml:space="preserve"> </w:t>
+      </w:r>
+      <w:r>
+        <w:t xml:space="preserve">the realized forward-return sign, and is assigned the mean conviction its five</w:t>
+      </w:r>
+      <w:r>
+        <w:t xml:space="preserve"> </w:t>
+      </w:r>
+      <w:r>
+        <w:t xml:space="preserve">agents reported. Decisions are ranked by that mean conviction in descending</w:t>
+      </w:r>
+      <w:r>
+        <w:t xml:space="preserve"> </w:t>
+      </w:r>
+      <w:r>
+        <w:t xml:space="preserve">order, coverage is swept from the single most confident decision to the full set,</w:t>
+      </w:r>
+      <w:r>
+        <w:t xml:space="preserve"> </w:t>
+      </w:r>
+      <w:r>
+        <w:t xml:space="preserve">and selective risk at a coverage level is the error rate among the decisions</w:t>
+      </w:r>
+      <w:r>
+        <w:t xml:space="preserve"> </w:t>
+      </w:r>
+      <w:r>
+        <w:t xml:space="preserve">retained at that level. AURC is the trapezoidal area under the resulting</w:t>
+      </w:r>
+      <w:r>
+        <w:t xml:space="preserve"> </w:t>
+      </w:r>
+      <w:r>
+        <w:t xml:space="preserve">risk–coverage curve, so lower is better. The HOM</w:t>
+      </w:r>
+      <m:oMath>
+        <m:r>
+          <m:rPr>
+            <m:sty m:val="p"/>
+          </m:rPr>
+          <m:t>−</m:t>
+        </m:r>
+      </m:oMath>
+      <w:r>
+        <w:t xml:space="preserve">HET contrast is formed within</w:t>
+      </w:r>
+      <w:r>
+        <w:t xml:space="preserve"> </w:t>
+      </w:r>
+      <w:r>
+        <w:t xml:space="preserve">each bootstrap draw rather than between arms, since both configurations are</w:t>
+      </w:r>
+      <w:r>
+        <w:t xml:space="preserve"> </w:t>
+      </w:r>
+      <w:r>
+        <w:t xml:space="preserve">measured on the same equities, and its interval is the equity-clustered bootstrap</w:t>
+      </w:r>
+      <w:r>
+        <w:t xml:space="preserve"> </w:t>
+      </w:r>
+      <w:r>
+        <w:t xml:space="preserve">used for the primary endpoint, with the two-way scheme reported alongside it.</w:t>
+      </w:r>
+    </w:p>
+    <w:p>
+      <w:pPr>
+        <w:pStyle w:val="BodyText"/>
+      </w:pPr>
+      <w:r>
+        <w:t xml:space="preserve">We evaluate whether reduced agreement improves selective prediction by ranking</w:t>
+      </w:r>
+      <w:r>
+        <w:t xml:space="preserve"> </w:t>
+      </w:r>
+      <w:r>
+        <w:t xml:space="preserve">ensemble decisions according to mean agent conviction. AURC is</w:t>
+      </w:r>
+      <w:r>
+        <w:t xml:space="preserve"> </w:t>
+      </w:r>
+      <m:oMath>
+        <m:r>
+          <m:t>0.553</m:t>
+        </m:r>
+      </m:oMath>
+      <w:r>
+        <w:t xml:space="preserve"> </w:t>
+      </w:r>
+      <w:r>
+        <w:t xml:space="preserve">for HOM,</w:t>
+      </w:r>
+      <w:r>
+        <w:t xml:space="preserve"> </w:t>
+      </w:r>
+      <m:oMath>
+        <m:r>
+          <m:t>0.568</m:t>
+        </m:r>
+      </m:oMath>
+      <w:r>
+        <w:t xml:space="preserve"> </w:t>
+      </w:r>
+      <w:r>
+        <w:t xml:space="preserve">for HET-LITE, and</w:t>
+      </w:r>
+      <w:r>
+        <w:t xml:space="preserve"> </w:t>
+      </w:r>
+      <m:oMath>
+        <m:r>
+          <m:t>0.554</m:t>
+        </m:r>
+      </m:oMath>
+      <w:r>
+        <w:t xml:space="preserve"> </w:t>
+      </w:r>
+      <w:r>
+        <w:t xml:space="preserve">for HET. The HOM</w:t>
+      </w:r>
+      <m:oMath>
+        <m:r>
+          <m:rPr>
+            <m:sty m:val="p"/>
+          </m:rPr>
+          <m:t>−</m:t>
+        </m:r>
+      </m:oMath>
+      <w:r>
+        <w:t xml:space="preserve">HET difference is</w:t>
+      </w:r>
+      <w:r>
+        <w:t xml:space="preserve"> </w:t>
+      </w:r>
+      <m:oMath>
+        <m:r>
+          <m:rPr>
+            <m:sty m:val="p"/>
+          </m:rPr>
+          <m:t>−</m:t>
+        </m:r>
+        <m:r>
+          <m:t>0.001</m:t>
+        </m:r>
+      </m:oMath>
+      <w:r>
+        <w:t xml:space="preserve"> </w:t>
+      </w:r>
+      <w:r>
+        <w:t xml:space="preserve">(95% CI</w:t>
+      </w:r>
+      <w:r>
+        <w:t xml:space="preserve"> </w:t>
+      </w:r>
+      <m:oMath>
+        <m:r>
+          <m:rPr>
+            <m:sty m:val="p"/>
+          </m:rPr>
+          <m:t>[</m:t>
+        </m:r>
+        <m:r>
+          <m:rPr>
+            <m:sty m:val="p"/>
+          </m:rPr>
+          <m:t>−</m:t>
+        </m:r>
+        <m:r>
+          <m:t>0.059</m:t>
+        </m:r>
+        <m:r>
+          <m:rPr>
+            <m:sty m:val="p"/>
+          </m:rPr>
+          <m:t>,</m:t>
+        </m:r>
+        <m:r>
+          <m:t> </m:t>
+        </m:r>
+        <m:r>
+          <m:t>0.060</m:t>
+        </m:r>
+        <m:r>
+          <m:rPr>
+            <m:sty m:val="p"/>
+          </m:rPr>
+          <m:t>]</m:t>
+        </m:r>
+      </m:oMath>
+      <w:r>
+        <w:t xml:space="preserve">). The corresponding two-way interval is</w:t>
+      </w:r>
+      <w:r>
+        <w:t xml:space="preserve"> </w:t>
+      </w:r>
+      <m:oMath>
+        <m:r>
+          <m:rPr>
+            <m:sty m:val="p"/>
+          </m:rPr>
+          <m:t>[</m:t>
+        </m:r>
+        <m:r>
+          <m:rPr>
+            <m:sty m:val="p"/>
+          </m:rPr>
+          <m:t>−</m:t>
+        </m:r>
+        <m:r>
+          <m:t>0.113</m:t>
+        </m:r>
+        <m:r>
+          <m:rPr>
+            <m:sty m:val="p"/>
+          </m:rPr>
+          <m:t>,</m:t>
+        </m:r>
+        <m:r>
+          <m:t> </m:t>
+        </m:r>
+        <m:r>
+          <m:t>0.115</m:t>
+        </m:r>
+        <m:r>
+          <m:rPr>
+            <m:sty m:val="p"/>
+          </m:rPr>
+          <m:t>]</m:t>
+        </m:r>
+      </m:oMath>
+      <w:r>
+        <w:t xml:space="preserve">. Both intervals contain zero.</w:t>
+      </w:r>
+    </w:p>
+    <w:p>
+      <w:pPr>
+        <w:pStyle w:val="BodyText"/>
+      </w:pPr>
+      <w:r>
+        <w:t xml:space="preserve">Restricting evaluation to the most confident half of decisions does not</w:t>
+      </w:r>
+      <w:r>
+        <w:t xml:space="preserve"> </w:t>
+      </w:r>
+      <w:r>
+        <w:t xml:space="preserve">materially reduce selective risk in any configuration. These results therefore do</w:t>
+      </w:r>
+      <w:r>
+        <w:t xml:space="preserve"> </w:t>
+      </w:r>
+      <w:r>
+        <w:t xml:space="preserve">not establish an improvement in calibration or abstention quality. The agreement</w:t>
+      </w:r>
+      <w:r>
+        <w:t xml:space="preserve"> </w:t>
+      </w:r>
+      <w:r>
+        <w:t xml:space="preserve">and cost frontier of Section </w:t>
+      </w:r>
+      <w:hyperlink w:anchor="subsec:frontier">
+        <w:r>
+          <w:rPr>
+            <w:rStyle w:val="Hyperlink"/>
+          </w:rPr>
+          <w:t xml:space="preserve">5.4</w:t>
+        </w:r>
+      </w:hyperlink>
+      <w:r>
+        <w:t xml:space="preserve"> </w:t>
+      </w:r>
+      <w:r>
+        <w:t xml:space="preserve">describes the cost associated</w:t>
+      </w:r>
+      <w:r>
+        <w:t xml:space="preserve"> </w:t>
+      </w:r>
+      <w:r>
+        <w:t xml:space="preserve">with greater behavioral diversity, not a demonstrated improvement in decision</w:t>
+      </w:r>
+      <w:r>
+        <w:t xml:space="preserve"> </w:t>
+      </w:r>
+      <w:r>
+        <w:t xml:space="preserve">quality.</w:t>
+      </w:r>
+    </w:p>
+    <w:bookmarkEnd w:id="66"/>
     <w:bookmarkStart w:id="67" w:name="subsec:crossdomain"/>
     <w:p>
       <w:pPr>
@@ -12826,237 +13204,6 @@
         <w:t xml:space="preserve">accuracy.</w:t>
       </w:r>
     </w:p>
-    <w:bookmarkStart w:id="66" w:name="selective-prediction"/>
-    <w:p>
-      <w:pPr>
-        <w:pStyle w:val="Heading4"/>
-      </w:pPr>
-      <w:r>
-        <w:t xml:space="preserve">Selective prediction</w:t>
-      </w:r>
-    </w:p>
-    <w:p>
-      <w:pPr>
-        <w:pStyle w:val="FirstParagraph"/>
-      </w:pPr>
-      <w:r>
-        <w:t xml:space="preserve">We evaluate whether reduced agreement improves selective prediction by ranking</w:t>
-      </w:r>
-      <w:r>
-        <w:t xml:space="preserve"> </w:t>
-      </w:r>
-      <w:r>
-        <w:t xml:space="preserve">ensemble decisions according to mean agent conviction. AURC is</w:t>
-      </w:r>
-      <w:r>
-        <w:t xml:space="preserve"> </w:t>
-      </w:r>
-      <m:oMath>
-        <m:r>
-          <m:t>0.553</m:t>
-        </m:r>
-      </m:oMath>
-      <w:r>
-        <w:t xml:space="preserve"> </w:t>
-      </w:r>
-      <w:r>
-        <w:t xml:space="preserve">for HOM,</w:t>
-      </w:r>
-      <w:r>
-        <w:t xml:space="preserve"> </w:t>
-      </w:r>
-      <m:oMath>
-        <m:r>
-          <m:t>0.568</m:t>
-        </m:r>
-      </m:oMath>
-      <w:r>
-        <w:t xml:space="preserve"> </w:t>
-      </w:r>
-      <w:r>
-        <w:t xml:space="preserve">for HET-LITE, and</w:t>
-      </w:r>
-      <w:r>
-        <w:t xml:space="preserve"> </w:t>
-      </w:r>
-      <m:oMath>
-        <m:r>
-          <m:t>0.554</m:t>
-        </m:r>
-      </m:oMath>
-      <w:r>
-        <w:t xml:space="preserve"> </w:t>
-      </w:r>
-      <w:r>
-        <w:t xml:space="preserve">for HET. The HOM</w:t>
-      </w:r>
-      <m:oMath>
-        <m:r>
-          <m:rPr>
-            <m:sty m:val="p"/>
-          </m:rPr>
-          <m:t>−</m:t>
-        </m:r>
-      </m:oMath>
-      <w:r>
-        <w:t xml:space="preserve">HET difference is</w:t>
-      </w:r>
-      <w:r>
-        <w:t xml:space="preserve"> </w:t>
-      </w:r>
-      <m:oMath>
-        <m:r>
-          <m:rPr>
-            <m:sty m:val="p"/>
-          </m:rPr>
-          <m:t>−</m:t>
-        </m:r>
-        <m:r>
-          <m:t>0.001</m:t>
-        </m:r>
-      </m:oMath>
-      <w:r>
-        <w:t xml:space="preserve"> </w:t>
-      </w:r>
-      <w:r>
-        <w:t xml:space="preserve">(95% CI</w:t>
-      </w:r>
-      <w:r>
-        <w:t xml:space="preserve"> </w:t>
-      </w:r>
-      <m:oMath>
-        <m:r>
-          <m:rPr>
-            <m:sty m:val="p"/>
-          </m:rPr>
-          <m:t>[</m:t>
-        </m:r>
-        <m:r>
-          <m:rPr>
-            <m:sty m:val="p"/>
-          </m:rPr>
-          <m:t>−</m:t>
-        </m:r>
-        <m:r>
-          <m:t>0.059</m:t>
-        </m:r>
-        <m:r>
-          <m:rPr>
-            <m:sty m:val="p"/>
-          </m:rPr>
-          <m:t>,</m:t>
-        </m:r>
-        <m:r>
-          <m:t> </m:t>
-        </m:r>
-        <m:r>
-          <m:t>0.060</m:t>
-        </m:r>
-        <m:r>
-          <m:rPr>
-            <m:sty m:val="p"/>
-          </m:rPr>
-          <m:t>]</m:t>
-        </m:r>
-      </m:oMath>
-      <w:r>
-        <w:t xml:space="preserve">). The corresponding two-way interval is</w:t>
-      </w:r>
-      <w:r>
-        <w:t xml:space="preserve"> </w:t>
-      </w:r>
-      <m:oMath>
-        <m:r>
-          <m:rPr>
-            <m:sty m:val="p"/>
-          </m:rPr>
-          <m:t>[</m:t>
-        </m:r>
-        <m:r>
-          <m:rPr>
-            <m:sty m:val="p"/>
-          </m:rPr>
-          <m:t>−</m:t>
-        </m:r>
-        <m:r>
-          <m:t>0.113</m:t>
-        </m:r>
-        <m:r>
-          <m:rPr>
-            <m:sty m:val="p"/>
-          </m:rPr>
-          <m:t>,</m:t>
-        </m:r>
-        <m:r>
-          <m:t> </m:t>
-        </m:r>
-        <m:r>
-          <m:t>0.115</m:t>
-        </m:r>
-        <m:r>
-          <m:rPr>
-            <m:sty m:val="p"/>
-          </m:rPr>
-          <m:t>]</m:t>
-        </m:r>
-      </m:oMath>
-      <w:r>
-        <w:t xml:space="preserve">. Both intervals contain zero.</w:t>
-      </w:r>
-    </w:p>
-    <w:p>
-      <w:pPr>
-        <w:pStyle w:val="BodyText"/>
-      </w:pPr>
-      <w:r>
-        <w:t xml:space="preserve">Restricting evaluation to the most confident half of decisions does not</w:t>
-      </w:r>
-      <w:r>
-        <w:t xml:space="preserve"> </w:t>
-      </w:r>
-      <w:r>
-        <w:t xml:space="preserve">materially reduce selective risk in any configuration. These results therefore do</w:t>
-      </w:r>
-      <w:r>
-        <w:t xml:space="preserve"> </w:t>
-      </w:r>
-      <w:r>
-        <w:t xml:space="preserve">not establish an improvement in calibration or abstention quality. The agreement</w:t>
-      </w:r>
-      <w:r>
-        <w:t xml:space="preserve"> </w:t>
-      </w:r>
-      <w:r>
-        <w:t xml:space="preserve">and cost frontier of Section </w:t>
-      </w:r>
-      <w:hyperlink w:anchor="subsec:frontier">
-        <w:r>
-          <w:rPr>
-            <w:rStyle w:val="Hyperlink"/>
-          </w:rPr>
-          <w:t xml:space="preserve">5.4</w:t>
-        </w:r>
-      </w:hyperlink>
-      <w:r>
-        <w:t xml:space="preserve"> </w:t>
-      </w:r>
-      <w:r>
-        <w:t xml:space="preserve">describes the cost associated</w:t>
-      </w:r>
-      <w:r>
-        <w:t xml:space="preserve"> </w:t>
-      </w:r>
-      <w:r>
-        <w:t xml:space="preserve">with greater behavioral diversity, not a demonstrated improvement in decision</w:t>
-      </w:r>
-      <w:r>
-        <w:t xml:space="preserve"> </w:t>
-      </w:r>
-      <w:r>
-        <w:t xml:space="preserve">quality.</w:t>
-      </w:r>
-    </w:p>
-    <w:bookmarkEnd w:id="66"/>
     <w:bookmarkEnd w:id="67"/>
     <w:bookmarkStart w:id="68" w:name="sec:control"/>
     <w:p>
@@ -13525,66 +13672,7 @@
         <w:t xml:space="preserve"> </w:t>
       </w:r>
       <w:r>
-        <w:t xml:space="preserve">providers. (The reproduction of</w:t>
-      </w:r>
-      <w:r>
-        <w:t xml:space="preserve"> </w:t>
-      </w:r>
-      <m:oMath>
-        <m:sSub>
-          <m:e>
-            <m:r>
-              <m:t>κ</m:t>
-            </m:r>
-          </m:e>
-          <m:sub>
-            <m:r>
-              <m:rPr>
-                <m:sty m:val="p"/>
-              </m:rPr>
-              <m:t>H</m:t>
-            </m:r>
-            <m:r>
-              <m:rPr>
-                <m:sty m:val="p"/>
-              </m:rPr>
-              <m:t>O</m:t>
-            </m:r>
-            <m:r>
-              <m:rPr>
-                <m:sty m:val="p"/>
-              </m:rPr>
-              <m:t>M</m:t>
-            </m:r>
-          </m:sub>
-        </m:sSub>
-        <m:r>
-          <m:rPr>
-            <m:sty m:val="p"/>
-          </m:rPr>
-          <m:t>=</m:t>
-        </m:r>
-        <m:r>
-          <m:t>0.552</m:t>
-        </m:r>
-      </m:oMath>
-      <w:r>
-        <w:t xml:space="preserve"> </w:t>
-      </w:r>
-      <w:r>
-        <w:t xml:space="preserve">to four decimals</w:t>
-      </w:r>
-      <w:r>
-        <w:t xml:space="preserve"> </w:t>
-      </w:r>
-      <w:r>
-        <w:t xml:space="preserve">across two independently collected datasets also re-confirms determinism of the</w:t>
-      </w:r>
-      <w:r>
-        <w:t xml:space="preserve"> </w:t>
-      </w:r>
-      <w:r>
-        <w:t xml:space="preserve">homogeneous baseline.)</w:t>
+        <w:t xml:space="preserve">providers.</w:t>
       </w:r>
     </w:p>
     <w:bookmarkEnd w:id="68"/>
@@ -15235,19 +15323,19 @@
         <w:t xml:space="preserve"> </w:t>
       </w:r>
       <w:r>
-        <w:t xml:space="preserve">downstream decisions. In the present study, cross-provider heterogeneity</w:t>
-      </w:r>
-      <w:r>
-        <w:t xml:space="preserve"> </w:t>
-      </w:r>
-      <w:r>
-        <w:t xml:space="preserve">substantially reduces within-ensemble agreement but does not produce a</w:t>
-      </w:r>
-      <w:r>
-        <w:t xml:space="preserve"> </w:t>
-      </w:r>
-      <w:r>
-        <w:t xml:space="preserve">statistically reliable improvement in average directional accuracy. This result</w:t>
+        <w:t xml:space="preserve">downstream decisions. In the present study, configurations with greater</w:t>
+      </w:r>
+      <w:r>
+        <w:t xml:space="preserve"> </w:t>
+      </w:r>
+      <w:r>
+        <w:t xml:space="preserve">cross-provider heterogeneity show substantially lower within-ensemble agreement</w:t>
+      </w:r>
+      <w:r>
+        <w:t xml:space="preserve"> </w:t>
+      </w:r>
+      <w:r>
+        <w:t xml:space="preserve">but no statistically reliable improvement in average directional accuracy. This result</w:t>
       </w:r>
       <w:r>
         <w:t xml:space="preserve"> </w:t>
@@ -15650,7 +15738,7 @@
           <w:rPr>
             <w:rStyle w:val="Hyperlink"/>
           </w:rPr>
-          <w:t xml:space="preserve">5.10</w:t>
+          <w:t xml:space="preserve">5.11</w:t>
         </w:r>
       </w:hyperlink>
       <w:r>
@@ -15759,7 +15847,7 @@
           <w:rPr>
             <w:rStyle w:val="Hyperlink"/>
           </w:rPr>
-          <w:t xml:space="preserve">5.9</w:t>
+          <w:t xml:space="preserve">5.10</w:t>
         </w:r>
       </w:hyperlink>
       <w:r>
@@ -16020,13 +16108,19 @@
         <w:pStyle w:val="FirstParagraph"/>
       </w:pPr>
       <w:r>
-        <w:t xml:space="preserve">This study presents a pre-registered empirical evaluation of how cross-provider</w:t>
-      </w:r>
-      <w:r>
-        <w:t xml:space="preserve"> </w:t>
-      </w:r>
-      <w:r>
-        <w:t xml:space="preserve">heterogeneity affects agreement and inference cost in LLM ensembles. Across a</w:t>
+        <w:t xml:space="preserve">This study presents a pre-registered empirical evaluation of how agreement and</w:t>
+      </w:r>
+      <w:r>
+        <w:t xml:space="preserve"> </w:t>
+      </w:r>
+      <w:r>
+        <w:t xml:space="preserve">inference cost differ across LLM ensemble configurations of increasing</w:t>
+      </w:r>
+      <w:r>
+        <w:t xml:space="preserve"> </w:t>
+      </w:r>
+      <w:r>
+        <w:t xml:space="preserve">cross-provider heterogeneity. Across a</w:t>
       </w:r>
       <w:r>
         <w:t xml:space="preserve"> </w:t>
@@ -16197,7 +16291,13 @@
         <w:t xml:space="preserve"> </w:t>
       </w:r>
       <w:r>
-        <w:t xml:space="preserve">demonstrating the importance of verifying sampling independence in</w:t>
+        <w:t xml:space="preserve">demonstrating the importance of checking for residual within-run dependence and</w:t>
+      </w:r>
+      <w:r>
+        <w:t xml:space="preserve"> </w:t>
+      </w:r>
+      <w:r>
+        <w:t xml:space="preserve">avoiding shared-seed artifacts in</w:t>
       </w:r>
       <w:r>
         <w:t xml:space="preserve"> </w:t>

--- a/submission/main_manuscript.docx
+++ b/submission/main_manuscript.docx
@@ -3973,7 +3973,7 @@
       </w:r>
     </w:p>
     <w:bookmarkEnd w:id="20"/>
-    <w:bookmarkStart w:id="21" w:name="uncertainty-quantification"/>
+    <w:bookmarkStart w:id="21" w:name="subsec:uncertainty"/>
     <w:p>
       <w:pPr>
         <w:pStyle w:val="Heading2"/>
@@ -6408,7 +6408,103 @@
         </w:r>
       </w:hyperlink>
       <w:r>
-        <w:t xml:space="preserve">). Agreement</w:t>
+        <w:t xml:space="preserve">); under the</w:t>
+      </w:r>
+      <w:r>
+        <w:t xml:space="preserve"> </w:t>
+      </w:r>
+      <w:r>
+        <w:t xml:space="preserve">two-way scheme of Section </w:t>
+      </w:r>
+      <w:hyperlink w:anchor="subsec:uncertainty">
+        <w:r>
+          <w:rPr>
+            <w:rStyle w:val="Hyperlink"/>
+          </w:rPr>
+          <w:t xml:space="preserve">3.4</w:t>
+        </w:r>
+      </w:hyperlink>
+      <w:r>
+        <w:t xml:space="preserve"> </w:t>
+      </w:r>
+      <w:r>
+        <w:t xml:space="preserve">they remain so, at</w:t>
+      </w:r>
+      <w:r>
+        <w:t xml:space="preserve"> </w:t>
+      </w:r>
+      <m:oMath>
+        <m:r>
+          <m:rPr>
+            <m:sty m:val="p"/>
+          </m:rPr>
+          <m:t>[</m:t>
+        </m:r>
+        <m:r>
+          <m:t>0.208</m:t>
+        </m:r>
+        <m:r>
+          <m:rPr>
+            <m:sty m:val="p"/>
+          </m:rPr>
+          <m:t>,</m:t>
+        </m:r>
+        <m:r>
+          <m:t> </m:t>
+        </m:r>
+        <m:r>
+          <m:t>0.290</m:t>
+        </m:r>
+        <m:r>
+          <m:rPr>
+            <m:sty m:val="p"/>
+          </m:rPr>
+          <m:t>]</m:t>
+        </m:r>
+      </m:oMath>
+      <w:r>
+        <w:t xml:space="preserve"> </w:t>
+      </w:r>
+      <w:r>
+        <w:t xml:space="preserve">and</w:t>
+      </w:r>
+      <w:r>
+        <w:t xml:space="preserve"> </w:t>
+      </w:r>
+      <m:oMath>
+        <m:r>
+          <m:rPr>
+            <m:sty m:val="p"/>
+          </m:rPr>
+          <m:t>[</m:t>
+        </m:r>
+        <m:r>
+          <m:t>0.045</m:t>
+        </m:r>
+        <m:r>
+          <m:rPr>
+            <m:sty m:val="p"/>
+          </m:rPr>
+          <m:t>,</m:t>
+        </m:r>
+        <m:r>
+          <m:t> </m:t>
+        </m:r>
+        <m:r>
+          <m:t>0.123</m:t>
+        </m:r>
+        <m:r>
+          <m:rPr>
+            <m:sty m:val="p"/>
+          </m:rPr>
+          <m:t>]</m:t>
+        </m:r>
+      </m:oMath>
+      <w:r>
+        <w:t xml:space="preserve"> </w:t>
+      </w:r>
+      <w:r>
+        <w:t xml:space="preserve">respectively. Agreement</w:t>
       </w:r>
       <w:r>
         <w:t xml:space="preserve"> </w:t>
@@ -13328,7 +13424,42 @@
         <w:pStyle w:val="FirstParagraph"/>
       </w:pPr>
       <w:r>
-        <w:t xml:space="preserve">which excludes zero. This capability-matched estimate is approximately 94% of</w:t>
+        <w:t xml:space="preserve">with a two-way interval of</w:t>
+      </w:r>
+      <w:r>
+        <w:t xml:space="preserve"> </w:t>
+      </w:r>
+      <m:oMath>
+        <m:r>
+          <m:rPr>
+            <m:sty m:val="p"/>
+          </m:rPr>
+          <m:t>[</m:t>
+        </m:r>
+        <m:r>
+          <m:t>0.270</m:t>
+        </m:r>
+        <m:r>
+          <m:rPr>
+            <m:sty m:val="p"/>
+          </m:rPr>
+          <m:t>,</m:t>
+        </m:r>
+        <m:r>
+          <m:t> </m:t>
+        </m:r>
+        <m:r>
+          <m:t>0.361</m:t>
+        </m:r>
+        <m:r>
+          <m:rPr>
+            <m:sty m:val="p"/>
+          </m:rPr>
+          <m:t>]</m:t>
+        </m:r>
+      </m:oMath>
+      <w:r>
+        <w:t xml:space="preserve">; both exclude zero. This capability-matched estimate is approximately 94% of</w:t>
       </w:r>
       <w:r>
         <w:t xml:space="preserve"> </w:t>
@@ -14026,7 +14157,31 @@
         <w:t xml:space="preserve"> </w:t>
       </w:r>
       <w:r>
-        <w:t xml:space="preserve">not its magnitude. Because this analysis uses a substantially smaller grid than</w:t>
+        <w:t xml:space="preserve">not its magnitude. Its intervals are clustered on the eight equities only: the</w:t>
+      </w:r>
+      <w:r>
+        <w:t xml:space="preserve"> </w:t>
+      </w:r>
+      <w:r>
+        <w:t xml:space="preserve">subgrid spans two analysis dates, which is too few clusters to support</w:t>
+      </w:r>
+      <w:r>
+        <w:t xml:space="preserve"> </w:t>
+      </w:r>
+      <w:r>
+        <w:t xml:space="preserve">date-clustered or two-way inference, so this analysis contributes no independent</w:t>
+      </w:r>
+      <w:r>
+        <w:t xml:space="preserve"> </w:t>
+      </w:r>
+      <w:r>
+        <w:t xml:space="preserve">multiway evidence and the intervals below should be read as indicative rather</w:t>
+      </w:r>
+      <w:r>
+        <w:t xml:space="preserve"> </w:t>
+      </w:r>
+      <w:r>
+        <w:t xml:space="preserve">than as a test. Because this analysis uses a substantially smaller grid than</w:t>
       </w:r>
       <w:r>
         <w:t xml:space="preserve"> </w:t>

--- a/submission/main_manuscript.docx
+++ b/submission/main_manuscript.docx
@@ -11318,7 +11318,57 @@
         <w:t xml:space="preserve"> </w:t>
       </w:r>
       <w:r>
-        <w:t xml:space="preserve">distinguishable from zero at the equity level. Errors in the heterogeneous</w:t>
+        <w:t xml:space="preserve">distinguishable from zero at the equity level. Admitting date dependence as well,</w:t>
+      </w:r>
+      <w:r>
+        <w:t xml:space="preserve"> </w:t>
+      </w:r>
+      <w:r>
+        <w:t xml:space="preserve">under the same two-way scheme applied to the primary endpoint, widens the</w:t>
+      </w:r>
+      <w:r>
+        <w:t xml:space="preserve"> </w:t>
+      </w:r>
+      <w:r>
+        <w:t xml:space="preserve">interval to</w:t>
+      </w:r>
+      <w:r>
+        <w:t xml:space="preserve"> </w:t>
+      </w:r>
+      <m:oMath>
+        <m:r>
+          <m:rPr>
+            <m:sty m:val="p"/>
+          </m:rPr>
+          <m:t>[</m:t>
+        </m:r>
+        <m:r>
+          <m:t>0.140</m:t>
+        </m:r>
+        <m:r>
+          <m:rPr>
+            <m:sty m:val="p"/>
+          </m:rPr>
+          <m:t>,</m:t>
+        </m:r>
+        <m:r>
+          <m:t> </m:t>
+        </m:r>
+        <m:r>
+          <m:t>0.232</m:t>
+        </m:r>
+        <m:r>
+          <m:rPr>
+            <m:sty m:val="p"/>
+          </m:rPr>
+          <m:t>]</m:t>
+        </m:r>
+      </m:oMath>
+      <w:r>
+        <w:t xml:space="preserve"> </w:t>
+      </w:r>
+      <w:r>
+        <w:t xml:space="preserve">and the gap still excludes zero. Errors in the heterogeneous</w:t>
       </w:r>
       <w:r>
         <w:t xml:space="preserve"> </w:t>
@@ -12674,7 +12724,19 @@
         <w:t xml:space="preserve"> </w:t>
       </w:r>
       <w:r>
-        <w:t xml:space="preserve">levels present in the ensemble. Provider, not capability, orders the result.</w:t>
+        <w:t xml:space="preserve">levels present in the ensemble. The provider-associated ordering therefore</w:t>
+      </w:r>
+      <w:r>
+        <w:t xml:space="preserve"> </w:t>
+      </w:r>
+      <w:r>
+        <w:t xml:space="preserve">persists after approximate capability matching, although provider cannot be</w:t>
+      </w:r>
+      <w:r>
+        <w:t xml:space="preserve"> </w:t>
+      </w:r>
+      <w:r>
+        <w:t xml:space="preserve">isolated causally from other model-specific characteristics.</w:t>
       </w:r>
     </w:p>
     <w:p>
@@ -12849,7 +12911,54 @@
         <w:t xml:space="preserve"> </w:t>
       </w:r>
       <w:r>
-        <w:t xml:space="preserve">a difference in selective-prediction quality between the two configurations.</w:t>
+        <w:t xml:space="preserve">a difference in selective-prediction quality between the two configurations. The</w:t>
+      </w:r>
+      <w:r>
+        <w:t xml:space="preserve"> </w:t>
+      </w:r>
+      <w:r>
+        <w:t xml:space="preserve">two-way interval,</w:t>
+      </w:r>
+      <w:r>
+        <w:t xml:space="preserve"> </w:t>
+      </w:r>
+      <m:oMath>
+        <m:r>
+          <m:rPr>
+            <m:sty m:val="p"/>
+          </m:rPr>
+          <m:t>[</m:t>
+        </m:r>
+        <m:r>
+          <m:rPr>
+            <m:sty m:val="p"/>
+          </m:rPr>
+          <m:t>−</m:t>
+        </m:r>
+        <m:r>
+          <m:t>0.113</m:t>
+        </m:r>
+        <m:r>
+          <m:rPr>
+            <m:sty m:val="p"/>
+          </m:rPr>
+          <m:t>,</m:t>
+        </m:r>
+        <m:r>
+          <m:t> </m:t>
+        </m:r>
+        <m:r>
+          <m:t>0.115</m:t>
+        </m:r>
+        <m:r>
+          <m:rPr>
+            <m:sty m:val="p"/>
+          </m:rPr>
+          <m:t>]</m:t>
+        </m:r>
+      </m:oMath>
+      <w:r>
+        <w:t xml:space="preserve">, is wider and likewise contains zero.</w:t>
       </w:r>
       <w:r>
         <w:t xml:space="preserve"> </w:t>
@@ -13318,13 +13427,19 @@
         <w:t xml:space="preserve"> </w:t>
       </w:r>
       <w:r>
-        <w:t xml:space="preserve">constant, supporting provider identity as a major contributor to the primary</w:t>
-      </w:r>
-      <w:r>
-        <w:t xml:space="preserve"> </w:t>
-      </w:r>
-      <w:r>
-        <w:t xml:space="preserve">effect. The control substantially reduces the capability-tier concern but does</w:t>
+        <w:t xml:space="preserve">constant, so capability differences alone do not explain the primary effect.</w:t>
+      </w:r>
+      <w:r>
+        <w:t xml:space="preserve"> </w:t>
+      </w:r>
+      <w:r>
+        <w:t xml:space="preserve">Provider nonetheless remains confounded with other model-specific</w:t>
+      </w:r>
+      <w:r>
+        <w:t xml:space="preserve"> </w:t>
+      </w:r>
+      <w:r>
+        <w:t xml:space="preserve">characteristics and cannot be isolated causally. The control substantially reduces the capability-tier concern but does</w:t>
       </w:r>
       <w:r>
         <w:t xml:space="preserve"> </w:t>
@@ -16208,13 +16323,19 @@
         <w:t xml:space="preserve"> </w:t>
       </w:r>
       <w:r>
-        <w:t xml:space="preserve">primary effect, supporting provider identity as a major contributor to ensemble</w:t>
-      </w:r>
-      <w:r>
-        <w:t xml:space="preserve"> </w:t>
-      </w:r>
-      <w:r>
-        <w:t xml:space="preserve">de-correlation while not fully eliminating capability-related confounding. We</w:t>
+        <w:t xml:space="preserve">primary effect, so capability differences alone do not explain the contrast;</w:t>
+      </w:r>
+      <w:r>
+        <w:t xml:space="preserve"> </w:t>
+      </w:r>
+      <w:r>
+        <w:t xml:space="preserve">provider remains confounded with other model-specific characteristics and is not</w:t>
+      </w:r>
+      <w:r>
+        <w:t xml:space="preserve"> </w:t>
+      </w:r>
+      <w:r>
+        <w:t xml:space="preserve">isolated causally. We</w:t>
       </w:r>
       <w:r>
         <w:t xml:space="preserve"> </w:t>

--- a/submission/main_manuscript.docx
+++ b/submission/main_manuscript.docx
@@ -5915,13 +5915,19 @@
         <w:t xml:space="preserve"> </w:t>
       </w:r>
       <w:r>
-        <w:t xml:space="preserve">package contains the freeze receipts themselves. Each records the UTC freeze</w:t>
-      </w:r>
-      <w:r>
-        <w:t xml:space="preserve"> </w:t>
-      </w:r>
-      <w:r>
-        <w:t xml:space="preserve">time, the commit that carried the frozen artifacts, and the SHA-256 of the</w:t>
+        <w:t xml:space="preserve">package contains timestamped cryptographic freeze receipts establishing that the</w:t>
+      </w:r>
+      <w:r>
+        <w:t xml:space="preserve"> </w:t>
+      </w:r>
+      <w:r>
+        <w:t xml:space="preserve">pre-registered design preceded data collection. Each receipt records the UTC</w:t>
+      </w:r>
+      <w:r>
+        <w:t xml:space="preserve"> </w:t>
+      </w:r>
+      <w:r>
+        <w:t xml:space="preserve">freeze time, the commit that carried the frozen artifacts, and the SHA-256 of the</w:t>
       </w:r>
       <w:r>
         <w:t xml:space="preserve"> </w:t>
@@ -5933,7 +5939,7 @@
         <w:t xml:space="preserve"> </w:t>
       </w:r>
       <w:r>
-        <w:t xml:space="preserve">and model manifest. The cross-domain replication has its own receipt, recorded</w:t>
+        <w:t xml:space="preserve">and model manifest; the cross-domain replication has its own receipt, recorded</w:t>
       </w:r>
       <w:r>
         <w:t xml:space="preserve"> </w:t>

--- a/submission/main_manuscript.docx
+++ b/submission/main_manuscript.docx
@@ -4260,7 +4260,7 @@
     </w:p>
     <w:bookmarkEnd w:id="21"/>
     <w:bookmarkEnd w:id="22"/>
-    <w:bookmarkStart w:id="28" w:name="experimental-design"/>
+    <w:bookmarkStart w:id="29" w:name="experimental-design"/>
     <w:p>
       <w:pPr>
         <w:pStyle w:val="Heading1"/>
@@ -5915,8 +5915,112 @@
       </w:r>
     </w:p>
     <w:bookmarkEnd w:id="27"/>
+    <w:bookmarkStart w:id="28" w:name="subsec:provenance"/>
+    <w:p>
+      <w:pPr>
+        <w:pStyle w:val="Heading2"/>
+      </w:pPr>
+      <w:r>
+        <w:t xml:space="preserve">Collection provenance and retry accounting</w:t>
+      </w:r>
+    </w:p>
+    <w:p>
+      <w:pPr>
+        <w:pStyle w:val="FirstParagraph"/>
+      </w:pPr>
+      <w:r>
+        <w:t xml:space="preserve">The confirmatory grid contains 54</w:t>
+      </w:r>
+      <w:r>
+        <w:t xml:space="preserve">,</w:t>
+      </w:r>
+      <w:r>
+        <w:t xml:space="preserve">000 planned responses, all of which</w:t>
+      </w:r>
+      <w:r>
+        <w:t xml:space="preserve"> </w:t>
+      </w:r>
+      <w:r>
+        <w:t xml:space="preserve">ultimately returned valid outputs. Completing the grid required 94</w:t>
+      </w:r>
+      <w:r>
+        <w:t xml:space="preserve">,</w:t>
+      </w:r>
+      <w:r>
+        <w:t xml:space="preserve">566 API</w:t>
+      </w:r>
+      <w:r>
+        <w:t xml:space="preserve"> </w:t>
+      </w:r>
+      <w:r>
+        <w:t xml:space="preserve">requests. Of the 40</w:t>
+      </w:r>
+      <w:r>
+        <w:t xml:space="preserve">,</w:t>
+      </w:r>
+      <w:r>
+        <w:t xml:space="preserve">566 unsuccessful requests, 40</w:t>
+      </w:r>
+      <w:r>
+        <w:t xml:space="preserve">,</w:t>
+      </w:r>
+      <w:r>
+        <w:t xml:space="preserve">544 were provider</w:t>
+      </w:r>
+      <w:r>
+        <w:t xml:space="preserve"> </w:t>
+      </w:r>
+      <w:r>
+        <w:t xml:space="preserve">rate-limit or quota responses and 22 were transport or schema failures. Because</w:t>
+      </w:r>
+      <w:r>
+        <w:t xml:space="preserve"> </w:t>
+      </w:r>
+      <w:r>
+        <w:t xml:space="preserve">rate-limit and quota responses returned no model completion, retrying them did</w:t>
+      </w:r>
+      <w:r>
+        <w:t xml:space="preserve"> </w:t>
+      </w:r>
+      <w:r>
+        <w:t xml:space="preserve">not select observations based on generated content.</w:t>
+      </w:r>
+    </w:p>
+    <w:p>
+      <w:pPr>
+        <w:pStyle w:val="BodyText"/>
+      </w:pPr>
+      <w:r>
+        <w:t xml:space="preserve">Every request attempt is retained in the released log. Request settings were</w:t>
+      </w:r>
+      <w:r>
+        <w:t xml:space="preserve"> </w:t>
+      </w:r>
+      <w:r>
+        <w:t xml:space="preserve">fixed across configurations, including temperature 0.7, per-agent seed</w:t>
+      </w:r>
+      <w:r>
+        <w:t xml:space="preserve"> </w:t>
+      </w:r>
+      <w:r>
+        <w:t xml:space="preserve">construction, a 256-token completion limit, and strict JSON output. The released</w:t>
+      </w:r>
+      <w:r>
+        <w:t xml:space="preserve"> </w:t>
+      </w:r>
+      <w:r>
+        <w:t xml:space="preserve">reproducibility materials contain the prompts, prompt hashes, model identifiers,</w:t>
+      </w:r>
+      <w:r>
+        <w:t xml:space="preserve"> </w:t>
+      </w:r>
+      <w:r>
+        <w:t xml:space="preserve">prices, experimental configuration, and preregistration records.</w:t>
+      </w:r>
+    </w:p>
     <w:bookmarkEnd w:id="28"/>
-    <w:bookmarkStart w:id="71" w:name="results"/>
+    <w:bookmarkEnd w:id="29"/>
+    <w:bookmarkStart w:id="72" w:name="results"/>
     <w:p>
       <w:pPr>
         <w:pStyle w:val="Heading1"/>
@@ -5963,7 +6067,7 @@
         <w:t xml:space="preserve">across runs.</w:t>
       </w:r>
     </w:p>
-    <w:bookmarkStart w:id="33" w:name="subsec:primary"/>
+    <w:bookmarkStart w:id="34" w:name="subsec:primary"/>
     <w:p>
       <w:pPr>
         <w:pStyle w:val="Heading2"/>
@@ -6331,7 +6435,7 @@
         <w:t xml:space="preserve">in the evaluated task.</w:t>
       </w:r>
     </w:p>
-    <w:bookmarkStart w:id="32" w:name="fig:frontier"/>
+    <w:bookmarkStart w:id="33" w:name="fig:frontier"/>
     <w:p>
       <w:pPr>
         <w:pStyle w:val="CaptionedFigure"/>
@@ -6341,18 +6445,18 @@
           <wp:inline>
             <wp:extent cx="5334000" cy="3733799"/>
             <wp:effectExtent b="0" l="0" r="0" t="0"/>
-            <wp:docPr descr="" title="" id="30" name="Picture"/>
+            <wp:docPr descr="" title="" id="31" name="Picture"/>
             <a:graphic>
               <a:graphicData uri="http://schemas.openxmlformats.org/drawingml/2006/picture">
                 <pic:pic>
                   <pic:nvPicPr>
-                    <pic:cNvPr descr="fig1_frontier.png" id="31" name="Picture"/>
+                    <pic:cNvPr descr="fig1_frontier.png" id="32" name="Picture"/>
                     <pic:cNvPicPr>
                       <a:picLocks noChangeArrowheads="1" noChangeAspect="1"/>
                     </pic:cNvPicPr>
                   </pic:nvPicPr>
                   <pic:blipFill>
-                    <a:blip r:embed="rId29"/>
+                    <a:blip r:embed="rId30"/>
                     <a:stretch>
                       <a:fillRect/>
                     </a:stretch>
@@ -6484,9 +6588,9 @@
         <w:t xml:space="preserve">spread is the cost premium.</w:t>
       </w:r>
     </w:p>
-    <w:bookmarkEnd w:id="32"/>
     <w:bookmarkEnd w:id="33"/>
-    <w:bookmarkStart w:id="37" w:name="robustness-of-the-agreement-statistic"/>
+    <w:bookmarkEnd w:id="34"/>
+    <w:bookmarkStart w:id="38" w:name="robustness-of-the-agreement-statistic"/>
     <w:p>
       <w:pPr>
         <w:pStyle w:val="Heading2"/>
@@ -6705,7 +6809,7 @@
         <w:t xml:space="preserve">changes in the category marginals.</w:t>
       </w:r>
     </w:p>
-    <w:bookmarkStart w:id="34" w:name="tab:stats"/>
+    <w:bookmarkStart w:id="35" w:name="tab:stats"/>
     <w:p>
       <w:pPr>
         <w:pStyle w:val="TableCaption"/>
@@ -7150,9 +7254,9 @@
         </w:tc>
       </w:tr>
     </w:tbl>
-    <w:bookmarkEnd w:id="34"/>
+    <w:bookmarkEnd w:id="35"/>
     <w:p/>
-    <w:bookmarkStart w:id="35" w:name="tab:frontier"/>
+    <w:bookmarkStart w:id="36" w:name="tab:frontier"/>
     <w:p>
       <w:pPr>
         <w:pStyle w:val="TableCaption"/>
@@ -7475,9 +7579,9 @@
         </w:tc>
       </w:tr>
     </w:tbl>
-    <w:bookmarkEnd w:id="35"/>
+    <w:bookmarkEnd w:id="36"/>
     <w:p/>
-    <w:bookmarkStart w:id="36" w:name="tab:clustering"/>
+    <w:bookmarkStart w:id="37" w:name="tab:clustering"/>
     <w:p>
       <w:pPr>
         <w:pStyle w:val="TableCaption"/>
@@ -7875,9 +7979,9 @@
         </w:tc>
       </w:tr>
     </w:tbl>
-    <w:bookmarkEnd w:id="36"/>
     <w:bookmarkEnd w:id="37"/>
-    <w:bookmarkStart w:id="38" w:name="subsec:errcorr"/>
+    <w:bookmarkEnd w:id="38"/>
+    <w:bookmarkStart w:id="39" w:name="subsec:errcorr"/>
     <w:p>
       <w:pPr>
         <w:pStyle w:val="Heading2"/>
@@ -7889,7 +7993,7 @@
         <w:t xml:space="preserve"> </w:t>
       </w:r>
       <w:r>
-        <w:t xml:space="preserve">“de-correlation”</w:t>
+        <w:t xml:space="preserve">“decorrelation”</w:t>
       </w:r>
       <w:r>
         <w:t xml:space="preserve"> </w:t>
@@ -7917,31 +8021,25 @@
         <w:t xml:space="preserve"> </w:t>
       </w:r>
       <w:r>
-        <w:t xml:space="preserve">measures agreement between labels irrespective of whether those</w:t>
-      </w:r>
-      <w:r>
-        <w:t xml:space="preserve"> </w:t>
-      </w:r>
-      <w:r>
-        <w:t xml:space="preserve">labels are correct. It is therefore not, by itself, a measure of correlation</w:t>
-      </w:r>
-      <w:r>
-        <w:t xml:space="preserve"> </w:t>
-      </w:r>
-      <w:r>
-        <w:t xml:space="preserve">between errors. Because this article’s central quantity is described as</w:t>
-      </w:r>
-      <w:r>
-        <w:t xml:space="preserve"> </w:t>
-      </w:r>
-      <w:r>
-        <w:t xml:space="preserve">de-correlation, we distinguish five notions that are easily conflated and report</w:t>
-      </w:r>
-      <w:r>
-        <w:t xml:space="preserve"> </w:t>
-      </w:r>
-      <w:r>
-        <w:t xml:space="preserve">the one the term denotes.</w:t>
+        <w:t xml:space="preserve">measures agreement among categorical outputs without regard to</w:t>
+      </w:r>
+      <w:r>
+        <w:t xml:space="preserve"> </w:t>
+      </w:r>
+      <w:r>
+        <w:t xml:space="preserve">whether those outputs are correct. It therefore does not directly measure</w:t>
+      </w:r>
+      <w:r>
+        <w:t xml:space="preserve"> </w:t>
+      </w:r>
+      <w:r>
+        <w:t xml:space="preserve">dependence between model errors. Because this article uses the term</w:t>
+      </w:r>
+      <w:r>
+        <w:t xml:space="preserve"> </w:t>
+      </w:r>
+      <w:r>
+        <w:t xml:space="preserve">decorrelation, we distinguish five related concepts:</w:t>
       </w:r>
     </w:p>
     <w:p>
@@ -7959,7 +8057,13 @@
         <w:t xml:space="preserve">Output agreement</w:t>
       </w:r>
       <w:r>
-        <w:t xml:space="preserve">: how often agents emit the same label. Measured by</w:t>
+        <w:t xml:space="preserve">: the extent to which agents return the same</w:t>
+      </w:r>
+      <w:r>
+        <w:t xml:space="preserve"> </w:t>
+      </w:r>
+      <w:r>
+        <w:t xml:space="preserve">categorical label. This is measured by</w:t>
       </w:r>
       <w:r>
         <w:t xml:space="preserve"> </w:t>
@@ -7970,7 +8074,16 @@
         </m:r>
       </m:oMath>
       <w:r>
-        <w:t xml:space="preserve">; it is what the primary endpoint contrasts.</w:t>
+        <w:t xml:space="preserve"> </w:t>
+      </w:r>
+      <w:r>
+        <w:t xml:space="preserve">and constitutes the primary</w:t>
+      </w:r>
+      <w:r>
+        <w:t xml:space="preserve"> </w:t>
+      </w:r>
+      <w:r>
+        <w:t xml:space="preserve">endpoint.</w:t>
       </w:r>
     </w:p>
     <w:p>
@@ -7988,26 +8101,13 @@
         <w:t xml:space="preserve">Error correlation</w:t>
       </w:r>
       <w:r>
-        <w:t xml:space="preserve">: dependence between agents’</w:t>
-      </w:r>
-      <w:r>
-        <w:t xml:space="preserve"> </w:t>
-      </w:r>
-      <w:r>
-        <w:rPr>
-          <w:i/>
-          <w:iCs/>
-        </w:rPr>
-        <w:t xml:space="preserve">mistakes</w:t>
-      </w:r>
-      <w:r>
-        <w:t xml:space="preserve">,</w:t>
-      </w:r>
-      <w:r>
-        <w:t xml:space="preserve"> </w:t>
-      </w:r>
-      <w:r>
-        <w:t xml:space="preserve">measured below by</w:t>
+        <w:t xml:space="preserve">: dependence between agents’ mistakes. This is</w:t>
+      </w:r>
+      <w:r>
+        <w:t xml:space="preserve"> </w:t>
+      </w:r>
+      <w:r>
+        <w:t xml:space="preserve">measured using</w:t>
       </w:r>
       <w:r>
         <w:t xml:space="preserve"> </w:t>
@@ -8036,36 +8136,19 @@
         <w:t xml:space="preserve">Sampling independence</w:t>
       </w:r>
       <w:r>
-        <w:t xml:space="preserve">: whether two draws share a random seed or a</w:t>
-      </w:r>
-      <w:r>
-        <w:t xml:space="preserve"> </w:t>
-      </w:r>
-      <w:r>
-        <w:t xml:space="preserve">decoding path. Addressed by the independent-draw protocol of</w:t>
-      </w:r>
-      <w:r>
-        <w:t xml:space="preserve"> </w:t>
-      </w:r>
-      <w:r>
-        <w:t xml:space="preserve">Section </w:t>
-      </w:r>
-      <w:hyperlink w:anchor="subsec:estimand">
-        <w:r>
-          <w:rPr>
-            <w:rStyle w:val="Hyperlink"/>
-          </w:rPr>
-          <w:t xml:space="preserve">3.3</w:t>
-        </w:r>
-      </w:hyperlink>
-      <w:r>
-        <w:t xml:space="preserve">; it is a property of the measurement apparatus, not</w:t>
-      </w:r>
-      <w:r>
-        <w:t xml:space="preserve"> </w:t>
-      </w:r>
-      <w:r>
-        <w:t xml:space="preserve">of the models.</w:t>
+        <w:t xml:space="preserve">: whether repeated responses share elements of</w:t>
+      </w:r>
+      <w:r>
+        <w:t xml:space="preserve"> </w:t>
+      </w:r>
+      <w:r>
+        <w:t xml:space="preserve">the sampling process, such as a random seed or decoding trajectory. This is a</w:t>
+      </w:r>
+      <w:r>
+        <w:t xml:space="preserve"> </w:t>
+      </w:r>
+      <w:r>
+        <w:t xml:space="preserve">property of the measurement procedure rather than of the models.</w:t>
       </w:r>
     </w:p>
     <w:p>
@@ -8083,13 +8166,13 @@
         <w:t xml:space="preserve">Model diversity</w:t>
       </w:r>
       <w:r>
-        <w:t xml:space="preserve">: differences in weights, architecture, or training</w:t>
-      </w:r>
-      <w:r>
-        <w:t xml:space="preserve"> </w:t>
-      </w:r>
-      <w:r>
-        <w:t xml:space="preserve">data between the agents.</w:t>
+        <w:t xml:space="preserve">: differences in model weights, architecture,</w:t>
+      </w:r>
+      <w:r>
+        <w:t xml:space="preserve"> </w:t>
+      </w:r>
+      <w:r>
+        <w:t xml:space="preserve">training data, or related characteristics.</w:t>
       </w:r>
     </w:p>
     <w:p>
@@ -8113,7 +8196,13 @@
         <w:t xml:space="preserve"> </w:t>
       </w:r>
       <w:r>
-        <w:t xml:space="preserve">organisations. This is the factor the design varies.</w:t>
+        <w:t xml:space="preserve">organizations. The experimental configurations vary provider composition,</w:t>
+      </w:r>
+      <w:r>
+        <w:t xml:space="preserve"> </w:t>
+      </w:r>
+      <w:r>
+        <w:t xml:space="preserve">although provider remains bundled with other model-specific characteristics.</w:t>
       </w:r>
     </w:p>
     <w:p>
@@ -8121,19 +8210,13 @@
         <w:pStyle w:val="FirstParagraph"/>
       </w:pPr>
       <w:r>
-        <w:t xml:space="preserve">To establish that heterogeneity reduces error dependence and not merely label</w:t>
-      </w:r>
-      <w:r>
-        <w:t xml:space="preserve"> </w:t>
-      </w:r>
-      <w:r>
-        <w:t xml:space="preserve">agreement, we compute, for every pair of agents within an ensemble cell, the</w:t>
-      </w:r>
-      <w:r>
-        <w:t xml:space="preserve"> </w:t>
-      </w:r>
-      <w:r>
-        <w:t xml:space="preserve">Pearson correlation</w:t>
+        <w:t xml:space="preserve">To determine whether heterogeneity reduces error dependence rather than only</w:t>
+      </w:r>
+      <w:r>
+        <w:t xml:space="preserve"> </w:t>
+      </w:r>
+      <w:r>
+        <w:t xml:space="preserve">output agreement, we compute</w:t>
       </w:r>
       <w:r>
         <w:t xml:space="preserve"> </w:t>
@@ -8147,27 +8230,13 @@
         <w:t xml:space="preserve"> </w:t>
       </w:r>
       <w:r>
-        <w:t xml:space="preserve">between their binary error indicators against the</w:t>
-      </w:r>
-      <w:r>
-        <w:t xml:space="preserve"> </w:t>
-      </w:r>
-      <w:r>
-        <w:t xml:space="preserve">forward-return sign. Confidence intervals use the same equity-clustered bootstrap</w:t>
-      </w:r>
-      <w:r>
-        <w:t xml:space="preserve"> </w:t>
-      </w:r>
-      <w:r>
-        <w:t xml:space="preserve">as the primary endpoint.</w:t>
-      </w:r>
-    </w:p>
-    <w:p>
-      <w:pPr>
-        <w:pStyle w:val="BodyText"/>
-      </w:pPr>
-      <w:r>
-        <w:t xml:space="preserve">Error correlation falls monotonically with heterogeneity:</w:t>
+        <w:t xml:space="preserve">between binary error indicators for every</w:t>
+      </w:r>
+      <w:r>
+        <w:t xml:space="preserve"> </w:t>
+      </w:r>
+      <w:r>
+        <w:t xml:space="preserve">pair of agents within an ensemble cell. Error correlation decreases from</w:t>
       </w:r>
       <w:r>
         <w:t xml:space="preserve"> </w:t>
@@ -8190,13 +8259,7 @@
         <w:t xml:space="preserve"> </w:t>
       </w:r>
       <w:r>
-        <w:t xml:space="preserve">for</w:t>
-      </w:r>
-      <w:r>
-        <w:t xml:space="preserve"> </w:t>
-      </w:r>
-      <w:r>
-        <w:t xml:space="preserve">HOM,</w:t>
+        <w:t xml:space="preserve">for HOM to</w:t>
       </w:r>
       <w:r>
         <w:t xml:space="preserve"> </w:t>
@@ -8210,7 +8273,7 @@
         <w:t xml:space="preserve"> </w:t>
       </w:r>
       <w:r>
-        <w:t xml:space="preserve">for HET-LITE, and</w:t>
+        <w:t xml:space="preserve">for HET-LITE and</w:t>
       </w:r>
       <w:r>
         <w:t xml:space="preserve"> </w:t>
@@ -8336,39 +8399,21 @@
         </m:r>
       </m:oMath>
       <w:r>
-        <w:t xml:space="preserve">). Because</w:t>
-      </w:r>
-      <w:r>
-        <w:t xml:space="preserve"> </w:t>
-      </w:r>
-      <w:r>
-        <w:t xml:space="preserve">abstentions are excluded, the scored subset differs across configurations. We</w:t>
-      </w:r>
-      <w:r>
-        <w:t xml:space="preserve"> </w:t>
-      </w:r>
-      <w:r>
-        <w:t xml:space="preserve">therefore repeat the calculation counting HOLD as an error, which fixes an</w:t>
-      </w:r>
-      <w:r>
-        <w:t xml:space="preserve"> </w:t>
-      </w:r>
-      <w:r>
-        <w:t xml:space="preserve">identical subset for every configuration and removes that selection:</w:t>
-      </w:r>
-      <w:r>
-        <w:t xml:space="preserve"> </w:t>
-      </w:r>
-      <m:oMath>
-        <m:r>
-          <m:t>ϕ</m:t>
-        </m:r>
-      </m:oMath>
-      <w:r>
-        <w:t xml:space="preserve"> </w:t>
-      </w:r>
-      <w:r>
-        <w:t xml:space="preserve">is</w:t>
+        <w:t xml:space="preserve">).</w:t>
+      </w:r>
+    </w:p>
+    <w:p>
+      <w:pPr>
+        <w:pStyle w:val="BodyText"/>
+      </w:pPr>
+      <w:r>
+        <w:t xml:space="preserve">Because treating HOLD as an abstention changes the scoreable subset, we repeat</w:t>
+      </w:r>
+      <w:r>
+        <w:t xml:space="preserve"> </w:t>
+      </w:r>
+      <w:r>
+        <w:t xml:space="preserve">the analysis with HOLD counted as an error. The corresponding values are</w:t>
       </w:r>
       <w:r>
         <w:t xml:space="preserve"> </w:t>
@@ -8513,57 +8558,31 @@
         </m:r>
       </m:oMath>
       <w:r>
-        <w:t xml:space="preserve">). Both</w:t>
-      </w:r>
-      <w:r>
-        <w:t xml:space="preserve"> </w:t>
-      </w:r>
-      <w:r>
-        <w:t xml:space="preserve">treatments give a monotone decline whose interval excludes zero, so the estimate</w:t>
-      </w:r>
-      <w:r>
-        <w:t xml:space="preserve"> </w:t>
-      </w:r>
-      <w:r>
-        <w:t xml:space="preserve">is bracketed rather than dependent on the treatment of abstentions.</w:t>
-      </w:r>
-    </w:p>
-    <w:p>
-      <w:pPr>
-        <w:pStyle w:val="BodyText"/>
-      </w:pPr>
-      <w:r>
-        <w:t xml:space="preserve">Two qualifications follow. Mean per-agent error rates are close across</w:t>
-      </w:r>
-      <w:r>
-        <w:t xml:space="preserve"> </w:t>
-      </w:r>
-      <w:r>
-        <w:t xml:space="preserve">configurations, so the decline is a change in dependence rather than a</w:t>
-      </w:r>
-      <w:r>
-        <w:t xml:space="preserve"> </w:t>
-      </w:r>
-      <w:r>
-        <w:t xml:space="preserve">consequence of differing accuracy. And de-correlation is partial, not complete:</w:t>
-      </w:r>
-      <w:r>
-        <w:t xml:space="preserve"> </w:t>
-      </w:r>
-      <w:r>
-        <w:t xml:space="preserve">heterogeneous agents still err together more often than independence would imply.</w:t>
-      </w:r>
-      <w:r>
-        <w:t xml:space="preserve"> </w:t>
-      </w:r>
-      <w:r>
-        <w:t xml:space="preserve">The term is used in this article in sense (2) above, and the evidence for it is</w:t>
-      </w:r>
-      <w:r>
-        <w:t xml:space="preserve"> </w:t>
-      </w:r>
-      <w:r>
-        <w:t xml:space="preserve">the</w:t>
+        <w:t xml:space="preserve">). The ordering is therefore preserved under both</w:t>
+      </w:r>
+      <w:r>
+        <w:t xml:space="preserve"> </w:t>
+      </w:r>
+      <w:r>
+        <w:t xml:space="preserve">treatments of HOLD. Mean error rates remain similar across configurations, so the</w:t>
+      </w:r>
+      <w:r>
+        <w:t xml:space="preserve"> </w:t>
+      </w:r>
+      <w:r>
+        <w:t xml:space="preserve">decline reflects lower error dependence rather than differences in average</w:t>
+      </w:r>
+      <w:r>
+        <w:t xml:space="preserve"> </w:t>
+      </w:r>
+      <w:r>
+        <w:t xml:space="preserve">correctness. Throughout this article, decorrelation refers specifically to the</w:t>
+      </w:r>
+      <w:r>
+        <w:t xml:space="preserve"> </w:t>
+      </w:r>
+      <w:r>
+        <w:t xml:space="preserve">reduction in error dependence measured by</w:t>
       </w:r>
       <w:r>
         <w:t xml:space="preserve"> </w:t>
@@ -8574,28 +8593,11 @@
         </m:r>
       </m:oMath>
       <w:r>
-        <w:t xml:space="preserve"> </w:t>
-      </w:r>
-      <w:r>
-        <w:t xml:space="preserve">contrast reported here rather than the</w:t>
-      </w:r>
-      <w:r>
-        <w:t xml:space="preserve"> </w:t>
-      </w:r>
-      <m:oMath>
-        <m:r>
-          <m:t>κ</m:t>
-        </m:r>
-      </m:oMath>
-      <w:r>
-        <w:t xml:space="preserve"> </w:t>
-      </w:r>
-      <w:r>
-        <w:t xml:space="preserve">contrast.</w:t>
-      </w:r>
-    </w:p>
-    <w:bookmarkEnd w:id="38"/>
-    <w:bookmarkStart w:id="39" w:name="subsec:frontier"/>
+        <w:t xml:space="preserve">.</w:t>
+      </w:r>
+    </w:p>
+    <w:bookmarkEnd w:id="39"/>
+    <w:bookmarkStart w:id="40" w:name="subsec:frontier"/>
     <w:p>
       <w:pPr>
         <w:pStyle w:val="Heading2"/>
@@ -8892,8 +8894,8 @@
         <w:t xml:space="preserve">the additional disagreement improves downstream predictive performance.</w:t>
       </w:r>
     </w:p>
-    <w:bookmarkEnd w:id="39"/>
-    <w:bookmarkStart w:id="51" w:name="sec:protocol"/>
+    <w:bookmarkEnd w:id="40"/>
+    <w:bookmarkStart w:id="52" w:name="sec:protocol"/>
     <w:p>
       <w:pPr>
         <w:pStyle w:val="Heading2"/>
@@ -8902,7 +8904,7 @@
         <w:t xml:space="preserve">Shared-seed dependence and measurement validation</w:t>
       </w:r>
     </w:p>
-    <w:bookmarkStart w:id="41" w:name="exactly-what-was-shared"/>
+    <w:bookmarkStart w:id="42" w:name="exactly-what-was-shared"/>
     <w:p>
       <w:pPr>
         <w:pStyle w:val="Heading4"/>
@@ -8990,7 +8992,7 @@
         <w:t xml:space="preserve">same model to follow distinct sampling trajectories.</w:t>
       </w:r>
     </w:p>
-    <w:bookmarkStart w:id="40" w:name="fig:seed"/>
+    <w:bookmarkStart w:id="41" w:name="fig:seed"/>
     <w:tbl>
       <w:tblPr>
         <w:tblStyle w:val="FigureTable"/>
@@ -9123,9 +9125,9 @@
         <w:t xml:space="preserve">integer-safe seed per agent, restoring independent draws from the same model.</w:t>
       </w:r>
     </w:p>
-    <w:bookmarkEnd w:id="40"/>
     <w:bookmarkEnd w:id="41"/>
-    <w:bookmarkStart w:id="42" w:name="ruling-out-adjacent-explanations"/>
+    <w:bookmarkEnd w:id="42"/>
+    <w:bookmarkStart w:id="43" w:name="ruling-out-adjacent-explanations"/>
     <w:p>
       <w:pPr>
         <w:pStyle w:val="Heading4"/>
@@ -9172,8 +9174,8 @@
         <w:t xml:space="preserve">agreement.</w:t>
       </w:r>
     </w:p>
-    <w:bookmarkEnd w:id="42"/>
-    <w:bookmarkStart w:id="48" w:name="diagnostic-verification"/>
+    <w:bookmarkEnd w:id="43"/>
+    <w:bookmarkStart w:id="49" w:name="diagnostic-verification"/>
     <w:p>
       <w:pPr>
         <w:pStyle w:val="Heading4"/>
@@ -9431,7 +9433,7 @@
         <w:t xml:space="preserve">pooling effect.</w:t>
       </w:r>
     </w:p>
-    <w:bookmarkStart w:id="43" w:name="tab:nondet"/>
+    <w:bookmarkStart w:id="44" w:name="tab:nondet"/>
     <w:p>
       <w:pPr>
         <w:pStyle w:val="TableCaption"/>
@@ -9735,8 +9737,8 @@
         </w:tc>
       </w:tr>
     </w:tbl>
-    <w:bookmarkEnd w:id="43"/>
-    <w:bookmarkStart w:id="47" w:name="fig:trap"/>
+    <w:bookmarkEnd w:id="44"/>
+    <w:bookmarkStart w:id="48" w:name="fig:trap"/>
     <w:p>
       <w:pPr>
         <w:pStyle w:val="CaptionedFigure"/>
@@ -9746,18 +9748,18 @@
           <wp:inline>
             <wp:extent cx="5334000" cy="3733799"/>
             <wp:effectExtent b="0" l="0" r="0" t="0"/>
-            <wp:docPr descr="" title="" id="45" name="Picture"/>
+            <wp:docPr descr="" title="" id="46" name="Picture"/>
             <a:graphic>
               <a:graphicData uri="http://schemas.openxmlformats.org/drawingml/2006/picture">
                 <pic:pic>
                   <pic:nvPicPr>
-                    <pic:cNvPr descr="fig2_protocol.png" id="46" name="Picture"/>
+                    <pic:cNvPr descr="fig2_protocol.png" id="47" name="Picture"/>
                     <pic:cNvPicPr>
                       <a:picLocks noChangeArrowheads="1" noChangeAspect="1"/>
                     </pic:cNvPicPr>
                   </pic:nvPicPr>
                   <pic:blipFill>
-                    <a:blip r:embed="rId44"/>
+                    <a:blip r:embed="rId45"/>
                     <a:stretch>
                       <a:fillRect/>
                     </a:stretch>
@@ -9843,9 +9845,9 @@
         <w:t xml:space="preserve">seeds. Both estimates use the same pilot grid and model set.</w:t>
       </w:r>
     </w:p>
-    <w:bookmarkEnd w:id="47"/>
     <w:bookmarkEnd w:id="48"/>
-    <w:bookmarkStart w:id="49" w:name="sensitivity-agreement-by-pair-type"/>
+    <w:bookmarkEnd w:id="49"/>
+    <w:bookmarkStart w:id="50" w:name="sensitivity-agreement-by-pair-type"/>
     <w:p>
       <w:pPr>
         <w:pStyle w:val="Heading4"/>
@@ -9859,85 +9861,113 @@
         <w:pStyle w:val="FirstParagraph"/>
       </w:pPr>
       <w:r>
-        <w:t xml:space="preserve">The diagnostic above is strongest for HOM, where all five agents share a model,</w:t>
-      </w:r>
-      <w:r>
-        <w:t xml:space="preserve"> </w:t>
-      </w:r>
-      <w:r>
-        <w:t xml:space="preserve">and the heterogeneous cross-run comparison is confounded because pooling across</w:t>
-      </w:r>
-      <w:r>
-        <w:t xml:space="preserve"> </w:t>
-      </w:r>
-      <w:r>
-        <w:t xml:space="preserve">runs adds further draws from the same models. We therefore decompose pairwise</w:t>
-      </w:r>
-      <w:r>
-        <w:t xml:space="preserve"> </w:t>
-      </w:r>
-      <w:r>
-        <w:t xml:space="preserve">agreement by whether the two agents share a model. Same-model pairs agree at</w:t>
-      </w:r>
-      <w:r>
-        <w:t xml:space="preserve"> </w:t>
-      </w:r>
-      <w:r>
-        <w:t xml:space="preserve">0.800 in HOM, 0.794 in HET-LITE, and 0.862 in HET, whereas different-model</w:t>
-      </w:r>
-      <w:r>
-        <w:t xml:space="preserve"> </w:t>
-      </w:r>
-      <w:r>
-        <w:t xml:space="preserve">pairs agree at 0.455 and 0.490 respectively. Same-model agreement is stable</w:t>
-      </w:r>
-      <w:r>
-        <w:t xml:space="preserve"> </w:t>
-      </w:r>
-      <w:r>
-        <w:t xml:space="preserve">across configurations, so the fall in</w:t>
+        <w:t xml:space="preserve">We additionally separate pairwise agreement according to whether two agents use</w:t>
+      </w:r>
+      <w:r>
+        <w:t xml:space="preserve"> </w:t>
+      </w:r>
+      <w:r>
+        <w:t xml:space="preserve">the same model. Same-model agreement is</w:t>
       </w:r>
       <w:r>
         <w:t xml:space="preserve"> </w:t>
       </w:r>
       <m:oMath>
         <m:r>
-          <m:t>κ</m:t>
+          <m:t>0.800</m:t>
         </m:r>
       </m:oMath>
       <w:r>
         <w:t xml:space="preserve"> </w:t>
       </w:r>
       <w:r>
-        <w:t xml:space="preserve">with heterogeneity is driven by</w:t>
-      </w:r>
-      <w:r>
-        <w:t xml:space="preserve"> </w:t>
-      </w:r>
-      <w:r>
-        <w:t xml:space="preserve">the introduction of different-model pairs rather than by any change in how</w:t>
-      </w:r>
-      <w:r>
-        <w:t xml:space="preserve"> </w:t>
-      </w:r>
-      <w:r>
-        <w:t xml:space="preserve">same-model pairs behave. This is a sensitivity analysis on the frozen data, not</w:t>
-      </w:r>
-      <w:r>
-        <w:t xml:space="preserve"> </w:t>
-      </w:r>
-      <w:r>
-        <w:t xml:space="preserve">an additional verification of seed support, which the provider APIs do not</w:t>
-      </w:r>
-      <w:r>
-        <w:t xml:space="preserve"> </w:t>
-      </w:r>
-      <w:r>
-        <w:t xml:space="preserve">expose.</w:t>
-      </w:r>
-    </w:p>
-    <w:bookmarkEnd w:id="49"/>
-    <w:bookmarkStart w:id="50" w:name="X1ebcf1bbc8ffb8a5c3670468c95fcdb4423b518"/>
+        <w:t xml:space="preserve">in HOM,</w:t>
+      </w:r>
+      <w:r>
+        <w:t xml:space="preserve"> </w:t>
+      </w:r>
+      <m:oMath>
+        <m:r>
+          <m:t>0.794</m:t>
+        </m:r>
+      </m:oMath>
+      <w:r>
+        <w:t xml:space="preserve"> </w:t>
+      </w:r>
+      <w:r>
+        <w:t xml:space="preserve">in HET-LITE, and</w:t>
+      </w:r>
+      <w:r>
+        <w:t xml:space="preserve"> </w:t>
+      </w:r>
+      <m:oMath>
+        <m:r>
+          <m:t>0.862</m:t>
+        </m:r>
+      </m:oMath>
+      <w:r>
+        <w:t xml:space="preserve"> </w:t>
+      </w:r>
+      <w:r>
+        <w:t xml:space="preserve">in HET, while different-model agreement is</w:t>
+      </w:r>
+      <w:r>
+        <w:t xml:space="preserve"> </w:t>
+      </w:r>
+      <m:oMath>
+        <m:r>
+          <m:t>0.455</m:t>
+        </m:r>
+      </m:oMath>
+      <w:r>
+        <w:t xml:space="preserve"> </w:t>
+      </w:r>
+      <w:r>
+        <w:t xml:space="preserve">in HET-LITE and</w:t>
+      </w:r>
+      <w:r>
+        <w:t xml:space="preserve"> </w:t>
+      </w:r>
+      <m:oMath>
+        <m:r>
+          <m:t>0.490</m:t>
+        </m:r>
+      </m:oMath>
+      <w:r>
+        <w:t xml:space="preserve"> </w:t>
+      </w:r>
+      <w:r>
+        <w:t xml:space="preserve">in HET.</w:t>
+      </w:r>
+    </w:p>
+    <w:p>
+      <w:pPr>
+        <w:pStyle w:val="BodyText"/>
+      </w:pPr>
+      <w:r>
+        <w:t xml:space="preserve">The reduction in ensemble agreement is therefore associated with the introduction</w:t>
+      </w:r>
+      <w:r>
+        <w:t xml:space="preserve"> </w:t>
+      </w:r>
+      <w:r>
+        <w:t xml:space="preserve">of different-model pairs rather than a systematic decline in agreement among</w:t>
+      </w:r>
+      <w:r>
+        <w:t xml:space="preserve"> </w:t>
+      </w:r>
+      <w:r>
+        <w:t xml:space="preserve">repeated instances of the same model. This analysis is a sensitivity check on the</w:t>
+      </w:r>
+      <w:r>
+        <w:t xml:space="preserve"> </w:t>
+      </w:r>
+      <w:r>
+        <w:t xml:space="preserve">frozen dataset and does not independently verify provider seed behavior.</w:t>
+      </w:r>
+    </w:p>
+    <w:bookmarkEnd w:id="50"/>
+    <w:bookmarkStart w:id="51" w:name="X1ebcf1bbc8ffb8a5c3670468c95fcdb4423b518"/>
     <w:p>
       <w:pPr>
         <w:pStyle w:val="Heading4"/>
@@ -9951,54 +9981,50 @@
         <w:pStyle w:val="FirstParagraph"/>
       </w:pPr>
       <w:r>
-        <w:t xml:space="preserve">A distinct seed per agent removes one specific artifact: identical sampling</w:t>
-      </w:r>
-      <w:r>
-        <w:t xml:space="preserve"> </w:t>
-      </w:r>
-      <w:r>
-        <w:t xml:space="preserve">trajectories arising from a shared seed. It does not establish statistical</w:t>
-      </w:r>
-      <w:r>
-        <w:t xml:space="preserve"> </w:t>
-      </w:r>
-      <w:r>
-        <w:t xml:space="preserve">independence of the responses. Commercial inference stacks do not guarantee</w:t>
-      </w:r>
-      <w:r>
-        <w:t xml:space="preserve"> </w:t>
-      </w:r>
-      <w:r>
-        <w:t xml:space="preserve">bitwise-reproducible outputs for a fixed seed, because floating-point reduction</w:t>
-      </w:r>
-      <w:r>
-        <w:t xml:space="preserve"> </w:t>
-      </w:r>
-      <w:r>
-        <w:t xml:space="preserve">order varies with kernel selection and batch composition, and providers may</w:t>
-      </w:r>
-      <w:r>
-        <w:t xml:space="preserve"> </w:t>
-      </w:r>
-      <w:r>
-        <w:t xml:space="preserve">change serving configurations without notice. Seed support is therefore</w:t>
-      </w:r>
-      <w:r>
-        <w:t xml:space="preserve"> </w:t>
-      </w:r>
-      <w:r>
-        <w:t xml:space="preserve">best-effort and is treated in this article as a control against one known</w:t>
-      </w:r>
-      <w:r>
-        <w:t xml:space="preserve"> </w:t>
-      </w:r>
-      <w:r>
-        <w:t xml:space="preserve">dependence mechanism, not as a proof of independence.</w:t>
-      </w:r>
-    </w:p>
-    <w:bookmarkEnd w:id="50"/>
+        <w:t xml:space="preserve">Assigning a distinct seed to each agent removes the specific shared-seed artifact</w:t>
+      </w:r>
+      <w:r>
+        <w:t xml:space="preserve"> </w:t>
+      </w:r>
+      <w:r>
+        <w:t xml:space="preserve">observed in the pilot. It does not establish statistical independence of the</w:t>
+      </w:r>
+      <w:r>
+        <w:t xml:space="preserve"> </w:t>
+      </w:r>
+      <w:r>
+        <w:t xml:space="preserve">resulting responses.</w:t>
+      </w:r>
+    </w:p>
+    <w:p>
+      <w:pPr>
+        <w:pStyle w:val="BodyText"/>
+      </w:pPr>
+      <w:r>
+        <w:t xml:space="preserve">Seed support in commercial inference systems is best-effort rather than a</w:t>
+      </w:r>
+      <w:r>
+        <w:t xml:space="preserve"> </w:t>
+      </w:r>
+      <w:r>
+        <w:t xml:space="preserve">guarantee of deterministic execution. Distinct per-agent seeds are therefore</w:t>
+      </w:r>
+      <w:r>
+        <w:t xml:space="preserve"> </w:t>
+      </w:r>
+      <w:r>
+        <w:t xml:space="preserve">treated as a control against one demonstrated dependence mechanism, not as proof</w:t>
+      </w:r>
+      <w:r>
+        <w:t xml:space="preserve"> </w:t>
+      </w:r>
+      <w:r>
+        <w:t xml:space="preserve">of independence.</w:t>
+      </w:r>
+    </w:p>
     <w:bookmarkEnd w:id="51"/>
-    <w:bookmarkStart w:id="56" w:name="provider-pair-agreement"/>
+    <w:bookmarkEnd w:id="52"/>
+    <w:bookmarkStart w:id="57" w:name="provider-pair-agreement"/>
     <w:p>
       <w:pPr>
         <w:pStyle w:val="Heading2"/>
@@ -10179,7 +10205,7 @@
         <w:t xml:space="preserve">separate these effects further.</w:t>
       </w:r>
     </w:p>
-    <w:bookmarkStart w:id="55" w:name="fig:provider"/>
+    <w:bookmarkStart w:id="56" w:name="fig:provider"/>
     <w:p>
       <w:pPr>
         <w:pStyle w:val="CaptionedFigure"/>
@@ -10189,18 +10215,18 @@
           <wp:inline>
             <wp:extent cx="4389120" cy="3840479"/>
             <wp:effectExtent b="0" l="0" r="0" t="0"/>
-            <wp:docPr descr="" title="" id="53" name="Picture"/>
+            <wp:docPr descr="" title="" id="54" name="Picture"/>
             <a:graphic>
               <a:graphicData uri="http://schemas.openxmlformats.org/drawingml/2006/picture">
                 <pic:pic>
                   <pic:nvPicPr>
-                    <pic:cNvPr descr="fig3_provider_heatmap.png" id="54" name="Picture"/>
+                    <pic:cNvPr descr="fig3_provider_heatmap.png" id="55" name="Picture"/>
                     <pic:cNvPicPr>
                       <a:picLocks noChangeArrowheads="1" noChangeAspect="1"/>
                     </pic:cNvPicPr>
                   </pic:nvPicPr>
                   <pic:blipFill>
-                    <a:blip r:embed="rId52"/>
+                    <a:blip r:embed="rId53"/>
                     <a:stretch>
                       <a:fillRect/>
                     </a:stretch>
@@ -10259,9 +10285,9 @@
         <w:t xml:space="preserve">pair exists.</w:t>
       </w:r>
     </w:p>
-    <w:bookmarkEnd w:id="55"/>
     <w:bookmarkEnd w:id="56"/>
-    <w:bookmarkStart w:id="58" w:name="secondary-directional-accuracy-analysis"/>
+    <w:bookmarkEnd w:id="57"/>
+    <w:bookmarkStart w:id="59" w:name="secondary-directional-accuracy-analysis"/>
     <w:p>
       <w:pPr>
         <w:pStyle w:val="Heading2"/>
@@ -10472,7 +10498,7 @@
         <w:t xml:space="preserve">correct.</w:t>
       </w:r>
     </w:p>
-    <w:bookmarkStart w:id="57" w:name="tab:acc"/>
+    <w:bookmarkStart w:id="58" w:name="tab:acc"/>
     <w:p>
       <w:pPr>
         <w:pStyle w:val="TableCaption"/>
@@ -10796,9 +10822,9 @@
         </w:tc>
       </w:tr>
     </w:tbl>
-    <w:bookmarkEnd w:id="57"/>
     <w:bookmarkEnd w:id="58"/>
-    <w:bookmarkStart w:id="64" w:name="sec:consensus"/>
+    <w:bookmarkEnd w:id="59"/>
+    <w:bookmarkStart w:id="65" w:name="sec:consensus"/>
     <w:p>
       <w:pPr>
         <w:pStyle w:val="Heading2"/>
@@ -11335,7 +11361,7 @@
         <w:t xml:space="preserve">evaluation of calibration and collective-error risk.</w:t>
       </w:r>
     </w:p>
-    <w:bookmarkStart w:id="59" w:name="tab:consensus"/>
+    <w:bookmarkStart w:id="60" w:name="tab:consensus"/>
     <w:p>
       <w:pPr>
         <w:pStyle w:val="TableCaption"/>
@@ -11870,8 +11896,8 @@
         </w:tc>
       </w:tr>
     </w:tbl>
-    <w:bookmarkEnd w:id="59"/>
-    <w:bookmarkStart w:id="63" w:name="fig:cal"/>
+    <w:bookmarkEnd w:id="60"/>
+    <w:bookmarkStart w:id="64" w:name="fig:cal"/>
     <w:p>
       <w:pPr>
         <w:pStyle w:val="CaptionedFigure"/>
@@ -11881,18 +11907,18 @@
           <wp:inline>
             <wp:extent cx="4572000" cy="2926080"/>
             <wp:effectExtent b="0" l="0" r="0" t="0"/>
-            <wp:docPr descr="" title="" id="61" name="Picture"/>
+            <wp:docPr descr="" title="" id="62" name="Picture"/>
             <a:graphic>
               <a:graphicData uri="http://schemas.openxmlformats.org/drawingml/2006/picture">
                 <pic:pic>
                   <pic:nvPicPr>
-                    <pic:cNvPr descr="fig5_calibration.png" id="62" name="Picture"/>
+                    <pic:cNvPr descr="fig5_calibration.png" id="63" name="Picture"/>
                     <pic:cNvPicPr>
                       <a:picLocks noChangeArrowheads="1" noChangeAspect="1"/>
                     </pic:cNvPicPr>
                   </pic:nvPicPr>
                   <pic:blipFill>
-                    <a:blip r:embed="rId60"/>
+                    <a:blip r:embed="rId61"/>
                     <a:stretch>
                       <a:fillRect/>
                     </a:stretch>
@@ -11953,15 +11979,15 @@
         <w:t xml:space="preserve">secondary directional-accuracy analysis.</w:t>
       </w:r>
     </w:p>
-    <w:bookmarkEnd w:id="63"/>
     <w:bookmarkEnd w:id="64"/>
-    <w:bookmarkStart w:id="66" w:name="subsec:crossdomain"/>
+    <w:bookmarkEnd w:id="65"/>
+    <w:bookmarkStart w:id="67" w:name="subsec:crossdomain"/>
     <w:p>
       <w:pPr>
         <w:pStyle w:val="Heading2"/>
       </w:pPr>
       <w:r>
-        <w:t xml:space="preserve">Cross-domain replication: clinical decisions</w:t>
+        <w:t xml:space="preserve">Cross-domain replication: clinical knowledge</w:t>
       </w:r>
     </w:p>
     <w:p>
@@ -11969,73 +11995,55 @@
         <w:pStyle w:val="FirstParagraph"/>
       </w:pPr>
       <w:r>
-        <w:t xml:space="preserve">The confirmatory study measures one financial task. To test whether the effect is</w:t>
-      </w:r>
-      <w:r>
-        <w:t xml:space="preserve"> </w:t>
-      </w:r>
-      <w:r>
-        <w:t xml:space="preserve">a property of that task, the entire protocol was repeated on a domain chosen to</w:t>
-      </w:r>
-      <w:r>
-        <w:t xml:space="preserve"> </w:t>
-      </w:r>
-      <w:r>
-        <w:t xml:space="preserve">be as unlike it as possible: expert clinical decision-making. Items are the</w:t>
-      </w:r>
-      <w:r>
-        <w:t xml:space="preserve"> </w:t>
-      </w:r>
-      <w:r>
-        <w:t xml:space="preserve">MMLU professional-medicine and clinical-knowledge subsets (MIT licence, no</w:t>
-      </w:r>
-      <w:r>
-        <w:t xml:space="preserve"> </w:t>
-      </w:r>
-      <w:r>
-        <w:t xml:space="preserve">personal data), 537 four-option questions with a single correct answer.</w:t>
-      </w:r>
-      <w:r>
-        <w:t xml:space="preserve"> </w:t>
-      </w:r>
-      <w:r>
-        <w:t xml:space="preserve">Choice order is shuffled deterministically per item, because the published answer</w:t>
-      </w:r>
-      <w:r>
-        <w:t xml:space="preserve"> </w:t>
-      </w:r>
-      <w:r>
-        <w:t xml:space="preserve">key is skewed toward one position and a model could otherwise beat chance on</w:t>
-      </w:r>
-      <w:r>
-        <w:t xml:space="preserve"> </w:t>
-      </w:r>
-      <w:r>
-        <w:t xml:space="preserve">position alone. The five agents, three configurations, per-agent independent-draw</w:t>
-      </w:r>
-      <w:r>
-        <w:t xml:space="preserve"> </w:t>
-      </w:r>
-      <w:r>
-        <w:t xml:space="preserve">seeding, temperature, number of runs, and estimators are unchanged; only the</w:t>
-      </w:r>
-      <w:r>
-        <w:t xml:space="preserve"> </w:t>
-      </w:r>
-      <w:r>
-        <w:t xml:space="preserve">domain differs, so any change in the endpoint is attributable to domain rather</w:t>
-      </w:r>
-      <w:r>
-        <w:t xml:space="preserve"> </w:t>
-      </w:r>
-      <w:r>
-        <w:t xml:space="preserve">than to a redesign. The design, the predicted direction, and the decision rule</w:t>
-      </w:r>
-      <w:r>
-        <w:t xml:space="preserve"> </w:t>
-      </w:r>
-      <w:r>
-        <w:t xml:space="preserve">were registered before collection.</w:t>
+        <w:t xml:space="preserve">To test whether the observed ordering is specific to the financial task, we</w:t>
+      </w:r>
+      <w:r>
+        <w:t xml:space="preserve"> </w:t>
+      </w:r>
+      <w:r>
+        <w:t xml:space="preserve">repeated the protocol using 537 questions from the MMLU professional-medicine and</w:t>
+      </w:r>
+      <w:r>
+        <w:t xml:space="preserve"> </w:t>
+      </w:r>
+      <w:r>
+        <w:t xml:space="preserve">clinical-knowledge subsets </w:t>
+      </w:r>
+      <w:r>
+        <w:t xml:space="preserve">(Hendrycks et al. 2021)</w:t>
+      </w:r>
+      <w:r>
+        <w:t xml:space="preserve">. Each item has four response</w:t>
+      </w:r>
+      <w:r>
+        <w:t xml:space="preserve"> </w:t>
+      </w:r>
+      <w:r>
+        <w:t xml:space="preserve">options and one correct answer. Choice order is shuffled deterministically to</w:t>
+      </w:r>
+      <w:r>
+        <w:t xml:space="preserve"> </w:t>
+      </w:r>
+      <w:r>
+        <w:t xml:space="preserve">remove positional imbalance in the published answer key. The five-agent</w:t>
+      </w:r>
+      <w:r>
+        <w:t xml:space="preserve"> </w:t>
+      </w:r>
+      <w:r>
+        <w:t xml:space="preserve">structure, three configurations, seeding procedure, temperature, number of runs,</w:t>
+      </w:r>
+      <w:r>
+        <w:t xml:space="preserve"> </w:t>
+      </w:r>
+      <w:r>
+        <w:t xml:space="preserve">and estimators remain unchanged. The replication design, predicted direction, and</w:t>
+      </w:r>
+      <w:r>
+        <w:t xml:space="preserve"> </w:t>
+      </w:r>
+      <w:r>
+        <w:t xml:space="preserve">decision rule were registered before collection.</w:t>
       </w:r>
     </w:p>
     <w:p>
@@ -12043,35 +12051,7 @@
         <w:pStyle w:val="BodyText"/>
       </w:pPr>
       <w:r>
-        <w:t xml:space="preserve">The prediction was that the effect would replicate in direction but be</w:t>
-      </w:r>
-      <w:r>
-        <w:t xml:space="preserve"> </w:t>
-      </w:r>
-      <w:r>
-        <w:rPr>
-          <w:i/>
-          <w:iCs/>
-        </w:rPr>
-        <w:t xml:space="preserve">smaller</w:t>
-      </w:r>
-      <w:r>
-        <w:t xml:space="preserve"> </w:t>
-      </w:r>
-      <w:r>
-        <w:t xml:space="preserve">than in finance, because agents answer these items far more</w:t>
-      </w:r>
-      <w:r>
-        <w:t xml:space="preserve"> </w:t>
-      </w:r>
-      <w:r>
-        <w:t xml:space="preserve">accurately and agents that are more often correct necessarily agree more. Both</w:t>
-      </w:r>
-      <w:r>
-        <w:t xml:space="preserve"> </w:t>
-      </w:r>
-      <w:r>
-        <w:t xml:space="preserve">parts hold. Agreement falls from</w:t>
+        <w:t xml:space="preserve">Agreement decreases from</w:t>
       </w:r>
       <w:r>
         <w:t xml:space="preserve"> </w:t>
@@ -12108,13 +12088,7 @@
         <w:t xml:space="preserve"> </w:t>
       </w:r>
       <w:r>
-        <w:t xml:space="preserve">for HET,</w:t>
-      </w:r>
-      <w:r>
-        <w:t xml:space="preserve"> </w:t>
-      </w:r>
-      <w:r>
-        <w:t xml:space="preserve">giving</w:t>
+        <w:t xml:space="preserve">for HET, giving</w:t>
       </w:r>
       <w:r>
         <w:t xml:space="preserve"> </w:t>
@@ -12226,13 +12200,13 @@
         </m:r>
       </m:oMath>
       <w:r>
-        <w:t xml:space="preserve">),</w:t>
-      </w:r>
-      <w:r>
-        <w:t xml:space="preserve"> </w:t>
-      </w:r>
-      <w:r>
-        <w:t xml:space="preserve">roughly a fifth of the financial estimate of</w:t>
+        <w:t xml:space="preserve">), compared</w:t>
+      </w:r>
+      <w:r>
+        <w:t xml:space="preserve"> </w:t>
+      </w:r>
+      <w:r>
+        <w:t xml:space="preserve">with</w:t>
       </w:r>
       <w:r>
         <w:t xml:space="preserve"> </w:t>
@@ -12243,13 +12217,10 @@
         </m:r>
       </m:oMath>
       <w:r>
-        <w:t xml:space="preserve">. Error correlation, by</w:t>
-      </w:r>
-      <w:r>
-        <w:t xml:space="preserve"> </w:t>
-      </w:r>
-      <w:r>
-        <w:t xml:space="preserve">contrast, barely attenuates:</w:t>
+        <w:t xml:space="preserve"> </w:t>
+      </w:r>
+      <w:r>
+        <w:t xml:space="preserve">in the financial experiment. Error correlation decreases by</w:t>
       </w:r>
       <w:r>
         <w:t xml:space="preserve"> </w:t>
@@ -12361,7 +12332,13 @@
         </m:r>
       </m:oMath>
       <w:r>
-        <w:t xml:space="preserve">), against</w:t>
+        <w:t xml:space="preserve">), compared</w:t>
+      </w:r>
+      <w:r>
+        <w:t xml:space="preserve"> </w:t>
+      </w:r>
+      <w:r>
+        <w:t xml:space="preserve">with</w:t>
       </w:r>
       <w:r>
         <w:t xml:space="preserve"> </w:t>
@@ -12375,44 +12352,153 @@
         <w:t xml:space="preserve"> </w:t>
       </w:r>
       <w:r>
-        <w:t xml:space="preserve">in finance. Agreement is thus the</w:t>
-      </w:r>
-      <w:r>
-        <w:t xml:space="preserve"> </w:t>
-      </w:r>
-      <w:r>
-        <w:t xml:space="preserve">accuracy-sensitive quantity and error correlation the portable one, which is why</w:t>
-      </w:r>
-      <w:r>
-        <w:t xml:space="preserve"> </w:t>
-      </w:r>
-      <w:r>
-        <w:t xml:space="preserve">the de-correlation claim of Section </w:t>
-      </w:r>
-      <w:hyperlink w:anchor="subsec:errcorr">
-        <w:r>
-          <w:rPr>
-            <w:rStyle w:val="Hyperlink"/>
-          </w:rPr>
-          <w:t xml:space="preserve">5.3</w:t>
-        </w:r>
-      </w:hyperlink>
-      <w:r>
-        <w:t xml:space="preserve"> </w:t>
-      </w:r>
-      <w:r>
-        <w:t xml:space="preserve">is stated in terms of</w:t>
+        <w:t xml:space="preserve">in finance. The agreement contrast therefore changes substantially</w:t>
+      </w:r>
+      <w:r>
+        <w:t xml:space="preserve"> </w:t>
+      </w:r>
+      <w:r>
+        <w:t xml:space="preserve">more across the two tasks than the error correlation contrast.</w:t>
+      </w:r>
+    </w:p>
+    <w:p>
+      <w:pPr>
+        <w:pStyle w:val="BodyText"/>
+      </w:pPr>
+      <w:r>
+        <w:t xml:space="preserve">The pooled clinical comparison still combines provider and capability</w:t>
+      </w:r>
+      <w:r>
+        <w:t xml:space="preserve"> </w:t>
+      </w:r>
+      <w:r>
+        <w:t xml:space="preserve">differences. However, one same-provider pair and one cross-provider pair have</w:t>
+      </w:r>
+      <w:r>
+        <w:t xml:space="preserve"> </w:t>
+      </w:r>
+      <w:r>
+        <w:t xml:space="preserve">nearly identical member accuracy,</w:t>
       </w:r>
       <w:r>
         <w:t xml:space="preserve"> </w:t>
       </w:r>
       <m:oMath>
         <m:r>
-          <m:t>ϕ</m:t>
+          <m:t>0.951</m:t>
         </m:r>
       </m:oMath>
       <w:r>
-        <w:t xml:space="preserve">.</w:t>
+        <w:t xml:space="preserve"> </w:t>
+      </w:r>
+      <w:r>
+        <w:t xml:space="preserve">and</w:t>
+      </w:r>
+      <w:r>
+        <w:t xml:space="preserve"> </w:t>
+      </w:r>
+      <m:oMath>
+        <m:r>
+          <m:t>0.955</m:t>
+        </m:r>
+      </m:oMath>
+      <w:r>
+        <w:t xml:space="preserve"> </w:t>
+      </w:r>
+      <w:r>
+        <w:t xml:space="preserve">respectively. Their error</w:t>
+      </w:r>
+      <w:r>
+        <w:t xml:space="preserve"> </w:t>
+      </w:r>
+      <w:r>
+        <w:t xml:space="preserve">correlations are</w:t>
+      </w:r>
+      <w:r>
+        <w:t xml:space="preserve"> </w:t>
+      </w:r>
+      <m:oMath>
+        <m:r>
+          <m:t>0.954</m:t>
+        </m:r>
+      </m:oMath>
+      <w:r>
+        <w:t xml:space="preserve"> </w:t>
+      </w:r>
+      <w:r>
+        <w:t xml:space="preserve">and</w:t>
+      </w:r>
+      <w:r>
+        <w:t xml:space="preserve"> </w:t>
+      </w:r>
+      <m:oMath>
+        <m:r>
+          <m:t>0.607</m:t>
+        </m:r>
+      </m:oMath>
+      <w:r>
+        <w:t xml:space="preserve">, a difference of</w:t>
+      </w:r>
+      <w:r>
+        <w:t xml:space="preserve"> </w:t>
+      </w:r>
+      <m:oMath>
+        <m:r>
+          <m:t>0.347</m:t>
+        </m:r>
+      </m:oMath>
+      <w:r>
+        <w:t xml:space="preserve"> </w:t>
+      </w:r>
+      <w:r>
+        <w:t xml:space="preserve">(95% CI</w:t>
+      </w:r>
+      <w:r>
+        <w:t xml:space="preserve"> </w:t>
+      </w:r>
+      <m:oMath>
+        <m:r>
+          <m:rPr>
+            <m:sty m:val="p"/>
+          </m:rPr>
+          <m:t>[</m:t>
+        </m:r>
+        <m:r>
+          <m:t>0.207</m:t>
+        </m:r>
+        <m:r>
+          <m:rPr>
+            <m:sty m:val="p"/>
+          </m:rPr>
+          <m:t>,</m:t>
+        </m:r>
+        <m:r>
+          <m:t> </m:t>
+        </m:r>
+        <m:r>
+          <m:t>0.507</m:t>
+        </m:r>
+        <m:r>
+          <m:rPr>
+            <m:sty m:val="p"/>
+          </m:rPr>
+          <m:t>]</m:t>
+        </m:r>
+      </m:oMath>
+      <w:r>
+        <w:t xml:space="preserve">). The provider-associated ordering therefore persists</w:t>
+      </w:r>
+      <w:r>
+        <w:t xml:space="preserve"> </w:t>
+      </w:r>
+      <w:r>
+        <w:t xml:space="preserve">after approximate capability matching, although provider remains confounded with</w:t>
+      </w:r>
+      <w:r>
+        <w:t xml:space="preserve"> </w:t>
+      </w:r>
+      <w:r>
+        <w:t xml:space="preserve">other model-specific characteristics.</w:t>
       </w:r>
     </w:p>
     <w:p>
@@ -12420,112 +12506,108 @@
         <w:pStyle w:val="BodyText"/>
       </w:pPr>
       <w:r>
-        <w:t xml:space="preserve">Because the three providers are not capability-matched on this domain — the two</w:t>
-      </w:r>
-      <w:r>
-        <w:t xml:space="preserve"> </w:t>
-      </w:r>
-      <w:r>
-        <w:t xml:space="preserve">non-OpenAI models answer these items more accurately — the pooled contrast</w:t>
-      </w:r>
-      <w:r>
-        <w:t xml:space="preserve"> </w:t>
-      </w:r>
-      <w:r>
-        <w:t xml:space="preserve">confounds provider with capability. The design admits a direct test. Within the</w:t>
-      </w:r>
-      <w:r>
-        <w:t xml:space="preserve"> </w:t>
-      </w:r>
-      <w:r>
-        <w:t xml:space="preserve">fully heterogeneous configuration, agent pairs drawn from the same provider can</w:t>
-      </w:r>
-      <w:r>
-        <w:t xml:space="preserve"> </w:t>
-      </w:r>
-      <w:r>
-        <w:t xml:space="preserve">be compared with pairs drawn from different providers while holding the item set</w:t>
-      </w:r>
-      <w:r>
-        <w:t xml:space="preserve"> </w:t>
-      </w:r>
-      <w:r>
-        <w:t xml:space="preserve">and the ensemble composition fixed; and among those, one same-provider and one</w:t>
-      </w:r>
-      <w:r>
-        <w:t xml:space="preserve"> </w:t>
-      </w:r>
-      <w:r>
-        <w:t xml:space="preserve">cross-provider pairing have near-identical member accuracy</w:t>
-      </w:r>
-      <w:r>
-        <w:t xml:space="preserve"> </w:t>
-      </w:r>
-      <w:r>
-        <w:t xml:space="preserve">(</w:t>
+        <w:t xml:space="preserve">This replication supports the observed ordering across two substantially</w:t>
+      </w:r>
+      <w:r>
+        <w:t xml:space="preserve"> </w:t>
+      </w:r>
+      <w:r>
+        <w:t xml:space="preserve">different domains. It does not establish that heterogeneity improves predictive</w:t>
+      </w:r>
+      <w:r>
+        <w:t xml:space="preserve"> </w:t>
+      </w:r>
+      <w:r>
+        <w:t xml:space="preserve">accuracy.</w:t>
+      </w:r>
+    </w:p>
+    <w:bookmarkStart w:id="66" w:name="selective-prediction"/>
+    <w:p>
+      <w:pPr>
+        <w:pStyle w:val="Heading4"/>
+      </w:pPr>
+      <w:r>
+        <w:t xml:space="preserve">Selective prediction</w:t>
+      </w:r>
+    </w:p>
+    <w:p>
+      <w:pPr>
+        <w:pStyle w:val="FirstParagraph"/>
+      </w:pPr>
+      <w:r>
+        <w:t xml:space="preserve">We evaluate whether reduced agreement improves selective prediction by ranking</w:t>
+      </w:r>
+      <w:r>
+        <w:t xml:space="preserve"> </w:t>
+      </w:r>
+      <w:r>
+        <w:t xml:space="preserve">ensemble decisions according to mean agent conviction. AURC is</w:t>
+      </w:r>
+      <w:r>
+        <w:t xml:space="preserve"> </w:t>
       </w:r>
       <m:oMath>
         <m:r>
-          <m:t>0.951</m:t>
+          <m:t>0.553</m:t>
         </m:r>
       </m:oMath>
       <w:r>
         <w:t xml:space="preserve"> </w:t>
       </w:r>
       <w:r>
-        <w:t xml:space="preserve">and</w:t>
+        <w:t xml:space="preserve">for HOM,</w:t>
       </w:r>
       <w:r>
         <w:t xml:space="preserve"> </w:t>
       </w:r>
       <m:oMath>
         <m:r>
-          <m:t>0.955</m:t>
+          <m:t>0.568</m:t>
         </m:r>
       </m:oMath>
       <w:r>
-        <w:t xml:space="preserve">). For that capability-matched contrast, error correlation</w:t>
-      </w:r>
-      <w:r>
-        <w:t xml:space="preserve"> </w:t>
-      </w:r>
-      <w:r>
-        <w:t xml:space="preserve">is</w:t>
+        <w:t xml:space="preserve"> </w:t>
+      </w:r>
+      <w:r>
+        <w:t xml:space="preserve">for HET-LITE, and</w:t>
       </w:r>
       <w:r>
         <w:t xml:space="preserve"> </w:t>
       </w:r>
       <m:oMath>
         <m:r>
-          <m:t>0.954</m:t>
+          <m:t>0.554</m:t>
         </m:r>
       </m:oMath>
       <w:r>
         <w:t xml:space="preserve"> </w:t>
       </w:r>
       <w:r>
-        <w:t xml:space="preserve">within a provider and</w:t>
-      </w:r>
-      <w:r>
-        <w:t xml:space="preserve"> </w:t>
+        <w:t xml:space="preserve">for HET. The HOM</w:t>
       </w:r>
       <m:oMath>
         <m:r>
-          <m:t>0.607</m:t>
+          <m:rPr>
+            <m:sty m:val="p"/>
+          </m:rPr>
+          <m:t>−</m:t>
         </m:r>
       </m:oMath>
       <w:r>
-        <w:t xml:space="preserve"> </w:t>
-      </w:r>
-      <w:r>
-        <w:t xml:space="preserve">across providers, a difference of</w:t>
+        <w:t xml:space="preserve">HET difference is</w:t>
       </w:r>
       <w:r>
         <w:t xml:space="preserve"> </w:t>
       </w:r>
       <m:oMath>
         <m:r>
-          <m:t>0.347</m:t>
+          <m:rPr>
+            <m:sty m:val="p"/>
+          </m:rPr>
+          <m:t>−</m:t>
+        </m:r>
+        <m:r>
+          <m:t>0.001</m:t>
         </m:r>
       </m:oMath>
       <w:r>
@@ -12545,7 +12627,13 @@
           <m:t>[</m:t>
         </m:r>
         <m:r>
-          <m:t>0.207</m:t>
+          <m:rPr>
+            <m:sty m:val="p"/>
+          </m:rPr>
+          <m:t>−</m:t>
+        </m:r>
+        <m:r>
+          <m:t>0.059</m:t>
         </m:r>
         <m:r>
           <m:rPr>
@@ -12557,7 +12645,7 @@
           <m:t> </m:t>
         </m:r>
         <m:r>
-          <m:t>0.507</m:t>
+          <m:t>0.060</m:t>
         </m:r>
         <m:r>
           <m:rPr>
@@ -12567,31 +12655,48 @@
         </m:r>
       </m:oMath>
       <w:r>
-        <w:t xml:space="preserve">). Every same-provider pairing shows</w:t>
-      </w:r>
-      <w:r>
-        <w:t xml:space="preserve"> </w:t>
-      </w:r>
-      <w:r>
-        <w:t xml:space="preserve">higher error correlation than every cross-provider pairing, at both accuracy</w:t>
-      </w:r>
-      <w:r>
-        <w:t xml:space="preserve"> </w:t>
-      </w:r>
-      <w:r>
-        <w:t xml:space="preserve">levels present in the ensemble. The provider-associated ordering therefore</w:t>
-      </w:r>
-      <w:r>
-        <w:t xml:space="preserve"> </w:t>
-      </w:r>
-      <w:r>
-        <w:t xml:space="preserve">persists after approximate capability matching, although provider cannot be</w:t>
-      </w:r>
-      <w:r>
-        <w:t xml:space="preserve"> </w:t>
-      </w:r>
-      <w:r>
-        <w:t xml:space="preserve">isolated causally from other model-specific characteristics.</w:t>
+        <w:t xml:space="preserve">). The corresponding two-way interval is</w:t>
+      </w:r>
+      <w:r>
+        <w:t xml:space="preserve"> </w:t>
+      </w:r>
+      <m:oMath>
+        <m:r>
+          <m:rPr>
+            <m:sty m:val="p"/>
+          </m:rPr>
+          <m:t>[</m:t>
+        </m:r>
+        <m:r>
+          <m:rPr>
+            <m:sty m:val="p"/>
+          </m:rPr>
+          <m:t>−</m:t>
+        </m:r>
+        <m:r>
+          <m:t>0.113</m:t>
+        </m:r>
+        <m:r>
+          <m:rPr>
+            <m:sty m:val="p"/>
+          </m:rPr>
+          <m:t>,</m:t>
+        </m:r>
+        <m:r>
+          <m:t> </m:t>
+        </m:r>
+        <m:r>
+          <m:t>0.115</m:t>
+        </m:r>
+        <m:r>
+          <m:rPr>
+            <m:sty m:val="p"/>
+          </m:rPr>
+          <m:t>]</m:t>
+        </m:r>
+      </m:oMath>
+      <w:r>
+        <w:t xml:space="preserve">. Both intervals contain zero.</w:t>
       </w:r>
     </w:p>
     <w:p>
@@ -12599,263 +12704,25 @@
         <w:pStyle w:val="BodyText"/>
       </w:pPr>
       <w:r>
-        <w:t xml:space="preserve">This arm is a replication of the mechanism on a second domain; it is not a claim</w:t>
-      </w:r>
-      <w:r>
-        <w:t xml:space="preserve"> </w:t>
-      </w:r>
-      <w:r>
-        <w:t xml:space="preserve">that heterogeneity improves accuracy. Per-agent accuracy is unchanged by</w:t>
-      </w:r>
-      <w:r>
-        <w:t xml:space="preserve"> </w:t>
-      </w:r>
-      <w:r>
-        <w:t xml:space="preserve">configuration in these data, and the rise in ensemble accuracy across</w:t>
-      </w:r>
-      <w:r>
-        <w:t xml:space="preserve"> </w:t>
-      </w:r>
-      <w:r>
-        <w:t xml:space="preserve">configurations is attributable to the inclusion of individually stronger models.</w:t>
-      </w:r>
-    </w:p>
-    <w:bookmarkStart w:id="65" w:name="selective-prediction"/>
-    <w:p>
-      <w:pPr>
-        <w:pStyle w:val="Heading4"/>
-      </w:pPr>
-      <w:r>
-        <w:t xml:space="preserve">Selective prediction</w:t>
-      </w:r>
-    </w:p>
-    <w:p>
-      <w:pPr>
-        <w:pStyle w:val="FirstParagraph"/>
-      </w:pPr>
-      <w:r>
-        <w:t xml:space="preserve">Reduced agreement is only valuable if it buys something downstream. Because</w:t>
-      </w:r>
-      <w:r>
-        <w:t xml:space="preserve"> </w:t>
-      </w:r>
-      <w:r>
-        <w:t xml:space="preserve">directional accuracy is measured on differing subsets once HOLD is treated as an</w:t>
-      </w:r>
-      <w:r>
-        <w:t xml:space="preserve"> </w:t>
-      </w:r>
-      <w:r>
-        <w:t xml:space="preserve">abstention, marginal hit-rates with overlapping intervals are not an adequate</w:t>
-      </w:r>
-      <w:r>
-        <w:t xml:space="preserve"> </w:t>
-      </w:r>
-      <w:r>
-        <w:t xml:space="preserve">basis for comparison. We therefore report a selective-prediction analysis:</w:t>
-      </w:r>
-      <w:r>
-        <w:t xml:space="preserve"> </w:t>
-      </w:r>
-      <w:r>
-        <w:t xml:space="preserve">ensemble decisions are ranked by mean agent conviction, coverage is swept from</w:t>
-      </w:r>
-      <w:r>
-        <w:t xml:space="preserve"> </w:t>
-      </w:r>
-      <w:r>
-        <w:t xml:space="preserve">the most confident decision to the full set, and selective risk is the error rate</w:t>
-      </w:r>
-      <w:r>
-        <w:t xml:space="preserve"> </w:t>
-      </w:r>
-      <w:r>
-        <w:t xml:space="preserve">among decisions retained at each coverage level. Summarising the curve by the</w:t>
-      </w:r>
-      <w:r>
-        <w:t xml:space="preserve"> </w:t>
-      </w:r>
-      <w:r>
-        <w:t xml:space="preserve">area under it (AURC, lower is better), the three configurations are</w:t>
-      </w:r>
-      <w:r>
-        <w:t xml:space="preserve"> </w:t>
-      </w:r>
-      <w:r>
-        <w:t xml:space="preserve">0.553 for HOM, 0.568 for HET-LITE, and 0.554 for HET. The HOM</w:t>
-      </w:r>
-      <m:oMath>
-        <m:r>
-          <m:rPr>
-            <m:sty m:val="p"/>
-          </m:rPr>
-          <m:t>−</m:t>
-        </m:r>
-      </m:oMath>
-      <w:r>
-        <w:t xml:space="preserve">HET difference</w:t>
-      </w:r>
-      <w:r>
-        <w:t xml:space="preserve"> </w:t>
-      </w:r>
-      <w:r>
-        <w:t xml:space="preserve">in AURC, from the same paired equity-clustered bootstrap, is</w:t>
-      </w:r>
-      <w:r>
-        <w:t xml:space="preserve"> </w:t>
-      </w:r>
-      <m:oMath>
-        <m:r>
-          <m:rPr>
-            <m:sty m:val="p"/>
-          </m:rPr>
-          <m:t>−</m:t>
-        </m:r>
-        <m:r>
-          <m:t>0.001</m:t>
-        </m:r>
-      </m:oMath>
-      <w:r>
-        <w:t xml:space="preserve"> </w:t>
-      </w:r>
-      <w:r>
-        <w:t xml:space="preserve">(95% CI</w:t>
-      </w:r>
-      <w:r>
-        <w:t xml:space="preserve"> </w:t>
-      </w:r>
-      <m:oMath>
-        <m:r>
-          <m:rPr>
-            <m:sty m:val="p"/>
-          </m:rPr>
-          <m:t>[</m:t>
-        </m:r>
-        <m:r>
-          <m:rPr>
-            <m:sty m:val="p"/>
-          </m:rPr>
-          <m:t>−</m:t>
-        </m:r>
-        <m:r>
-          <m:t>0.059</m:t>
-        </m:r>
-        <m:r>
-          <m:rPr>
-            <m:sty m:val="p"/>
-          </m:rPr>
-          <m:t>,</m:t>
-        </m:r>
-        <m:r>
-          <m:t> </m:t>
-        </m:r>
-        <m:r>
-          <m:t>0.060</m:t>
-        </m:r>
-        <m:r>
-          <m:rPr>
-            <m:sty m:val="p"/>
-          </m:rPr>
-          <m:t>]</m:t>
-        </m:r>
-      </m:oMath>
-      <w:r>
-        <w:t xml:space="preserve">): the interval contains zero, so these data do not establish</w:t>
-      </w:r>
-      <w:r>
-        <w:t xml:space="preserve"> </w:t>
-      </w:r>
-      <w:r>
-        <w:t xml:space="preserve">a difference in selective-prediction quality between the two configurations. The</w:t>
-      </w:r>
-      <w:r>
-        <w:t xml:space="preserve"> </w:t>
-      </w:r>
-      <w:r>
-        <w:t xml:space="preserve">two-way interval,</w:t>
-      </w:r>
-      <w:r>
-        <w:t xml:space="preserve"> </w:t>
-      </w:r>
-      <m:oMath>
-        <m:r>
-          <m:rPr>
-            <m:sty m:val="p"/>
-          </m:rPr>
-          <m:t>[</m:t>
-        </m:r>
-        <m:r>
-          <m:rPr>
-            <m:sty m:val="p"/>
-          </m:rPr>
-          <m:t>−</m:t>
-        </m:r>
-        <m:r>
-          <m:t>0.113</m:t>
-        </m:r>
-        <m:r>
-          <m:rPr>
-            <m:sty m:val="p"/>
-          </m:rPr>
-          <m:t>,</m:t>
-        </m:r>
-        <m:r>
-          <m:t> </m:t>
-        </m:r>
-        <m:r>
-          <m:t>0.115</m:t>
-        </m:r>
-        <m:r>
-          <m:rPr>
-            <m:sty m:val="p"/>
-          </m:rPr>
-          <m:t>]</m:t>
-        </m:r>
-      </m:oMath>
-      <w:r>
-        <w:t xml:space="preserve">, is wider and likewise contains zero.</w:t>
-      </w:r>
-      <w:r>
-        <w:t xml:space="preserve"> </w:t>
-      </w:r>
-      <w:r>
-        <w:t xml:space="preserve">These values stand against</w:t>
-      </w:r>
-      <w:r>
-        <w:t xml:space="preserve"> </w:t>
-      </w:r>
-      <w:r>
-        <w:t xml:space="preserve">full-coverage risks of 0.562, 0.537, and 0.512. Restricting to the most</w:t>
-      </w:r>
-      <w:r>
-        <w:t xml:space="preserve"> </w:t>
-      </w:r>
-      <w:r>
-        <w:t xml:space="preserve">confident half of decisions does not materially reduce selective risk in any</w:t>
-      </w:r>
-      <w:r>
-        <w:t xml:space="preserve"> </w:t>
-      </w:r>
-      <w:r>
-        <w:t xml:space="preserve">configuration. Conviction, as elicited here, does not rank errors usefully, and</w:t>
-      </w:r>
-      <w:r>
-        <w:t xml:space="preserve"> </w:t>
-      </w:r>
-      <w:r>
-        <w:t xml:space="preserve">we therefore do not claim a calibration or abstention benefit from</w:t>
-      </w:r>
-      <w:r>
-        <w:t xml:space="preserve"> </w:t>
-      </w:r>
-      <w:r>
-        <w:t xml:space="preserve">heterogeneity. The agreement–cost frontier of</w:t>
-      </w:r>
-      <w:r>
-        <w:t xml:space="preserve"> </w:t>
-      </w:r>
-      <w:r>
-        <w:t xml:space="preserve">Section </w:t>
+        <w:t xml:space="preserve">Restricting evaluation to the most confident half of decisions does not</w:t>
+      </w:r>
+      <w:r>
+        <w:t xml:space="preserve"> </w:t>
+      </w:r>
+      <w:r>
+        <w:t xml:space="preserve">materially reduce selective risk in any configuration. These results therefore do</w:t>
+      </w:r>
+      <w:r>
+        <w:t xml:space="preserve"> </w:t>
+      </w:r>
+      <w:r>
+        <w:t xml:space="preserve">not establish an improvement in calibration or abstention quality. The agreement</w:t>
+      </w:r>
+      <w:r>
+        <w:t xml:space="preserve"> </w:t>
+      </w:r>
+      <w:r>
+        <w:t xml:space="preserve">and cost frontier of Section </w:t>
       </w:r>
       <w:hyperlink w:anchor="subsec:frontier">
         <w:r>
@@ -12869,18 +12736,24 @@
         <w:t xml:space="preserve"> </w:t>
       </w:r>
       <w:r>
-        <w:t xml:space="preserve">is reported as a description of what diversity</w:t>
-      </w:r>
-      <w:r>
-        <w:t xml:space="preserve"> </w:t>
-      </w:r>
-      <w:r>
-        <w:t xml:space="preserve">costs, not as evidence that it improves decision quality.</w:t>
-      </w:r>
-    </w:p>
-    <w:bookmarkEnd w:id="65"/>
+        <w:t xml:space="preserve">describes the cost associated</w:t>
+      </w:r>
+      <w:r>
+        <w:t xml:space="preserve"> </w:t>
+      </w:r>
+      <w:r>
+        <w:t xml:space="preserve">with greater behavioral diversity, not a demonstrated improvement in decision</w:t>
+      </w:r>
+      <w:r>
+        <w:t xml:space="preserve"> </w:t>
+      </w:r>
+      <w:r>
+        <w:t xml:space="preserve">quality.</w:t>
+      </w:r>
+    </w:p>
     <w:bookmarkEnd w:id="66"/>
-    <w:bookmarkStart w:id="67" w:name="sec:control"/>
+    <w:bookmarkEnd w:id="67"/>
+    <w:bookmarkStart w:id="68" w:name="sec:control"/>
     <w:p>
       <w:pPr>
         <w:pStyle w:val="Heading2"/>
@@ -13374,8 +13247,8 @@
         <w:t xml:space="preserve">homogeneous baseline.)</w:t>
       </w:r>
     </w:p>
-    <w:bookmarkEnd w:id="67"/>
-    <w:bookmarkStart w:id="69" w:name="robustness-temperature-sensitivity"/>
+    <w:bookmarkEnd w:id="68"/>
+    <w:bookmarkStart w:id="70" w:name="robustness-temperature-sensitivity"/>
     <w:p>
       <w:pPr>
         <w:pStyle w:val="Heading2"/>
@@ -13989,7 +13862,7 @@
         <w:t xml:space="preserve">the frozen confirmatory dataset.</w:t>
       </w:r>
     </w:p>
-    <w:bookmarkStart w:id="68" w:name="tab:temp"/>
+    <w:bookmarkStart w:id="69" w:name="tab:temp"/>
     <w:p>
       <w:pPr>
         <w:pStyle w:val="TableCaption"/>
@@ -14752,15 +14625,15 @@
         </w:tc>
       </w:tr>
     </w:tbl>
-    <w:bookmarkEnd w:id="68"/>
     <w:bookmarkEnd w:id="69"/>
-    <w:bookmarkStart w:id="70" w:name="X7bd62297a2166cd7adc4d4882931d087dd0a9ab"/>
+    <w:bookmarkEnd w:id="70"/>
+    <w:bookmarkStart w:id="71" w:name="relation-to-existing-ensemble-methods"/>
     <w:p>
       <w:pPr>
         <w:pStyle w:val="Heading2"/>
       </w:pPr>
       <w:r>
-        <w:t xml:space="preserve">Relation to state-of-the-art ensemble methods</w:t>
+        <w:t xml:space="preserve">Relation to existing ensemble methods</w:t>
       </w:r>
     </w:p>
     <w:p>
@@ -14768,61 +14641,49 @@
         <w:pStyle w:val="FirstParagraph"/>
       </w:pPr>
       <w:r>
-        <w:t xml:space="preserve">This article does not propose an ensemble method and therefore does not report a</w:t>
-      </w:r>
-      <w:r>
-        <w:t xml:space="preserve"> </w:t>
-      </w:r>
-      <w:r>
-        <w:t xml:space="preserve">head-to-head benchmark against one. Methods such as mixture-of-agents, multi-agent</w:t>
-      </w:r>
-      <w:r>
-        <w:t xml:space="preserve"> </w:t>
-      </w:r>
-      <w:r>
-        <w:t xml:space="preserve">debate, and diversity-maximising ensemble selection are evaluated on task</w:t>
-      </w:r>
-      <w:r>
-        <w:t xml:space="preserve"> </w:t>
-      </w:r>
-      <w:r>
-        <w:t xml:space="preserve">performance: the comparison that matters for them is accuracy or win-rate against</w:t>
-      </w:r>
-      <w:r>
-        <w:t xml:space="preserve"> </w:t>
-      </w:r>
-      <w:r>
-        <w:t xml:space="preserve">a baseline on a shared benchmark </w:t>
-      </w:r>
-      <w:r>
-        <w:t xml:space="preserve">(Wang et al. 2024; Du et al. 2023; Tekin et al. 2024)</w:t>
-      </w:r>
-      <w:r>
-        <w:t xml:space="preserve">. The</w:t>
-      </w:r>
-      <w:r>
-        <w:t xml:space="preserve"> </w:t>
-      </w:r>
-      <w:r>
-        <w:t xml:space="preserve">object of study here is different. We measure how much genuine behavioral</w:t>
-      </w:r>
-      <w:r>
-        <w:t xml:space="preserve"> </w:t>
-      </w:r>
-      <w:r>
-        <w:t xml:space="preserve">de-correlation a given ensemble composition buys and what it costs, holding the</w:t>
-      </w:r>
-      <w:r>
-        <w:t xml:space="preserve"> </w:t>
-      </w:r>
-      <w:r>
-        <w:t xml:space="preserve">task, prompt, and information set fixed. Accuracy is a secondary axis, and the</w:t>
-      </w:r>
-      <w:r>
-        <w:t xml:space="preserve"> </w:t>
-      </w:r>
-      <w:r>
-        <w:t xml:space="preserve">study is not powered for it.</w:t>
+        <w:t xml:space="preserve">This article does not propose a new ensemble algorithm, so a direct performance</w:t>
+      </w:r>
+      <w:r>
+        <w:t xml:space="preserve"> </w:t>
+      </w:r>
+      <w:r>
+        <w:t xml:space="preserve">benchmark against existing ensemble methods is not the primary comparison.</w:t>
+      </w:r>
+      <w:r>
+        <w:t xml:space="preserve"> </w:t>
+      </w:r>
+      <w:r>
+        <w:t xml:space="preserve">Methods such as mixture-of-agents, multi-agent debate, and diversity-based</w:t>
+      </w:r>
+      <w:r>
+        <w:t xml:space="preserve"> </w:t>
+      </w:r>
+      <w:r>
+        <w:t xml:space="preserve">ensemble selection are generally evaluated using downstream accuracy or win</w:t>
+      </w:r>
+      <w:r>
+        <w:t xml:space="preserve"> </w:t>
+      </w:r>
+      <w:r>
+        <w:t xml:space="preserve">rate </w:t>
+      </w:r>
+      <w:r>
+        <w:t xml:space="preserve">(Wang et al. 2024)</w:t>
+      </w:r>
+      <w:r>
+        <w:t xml:space="preserve">. The present study instead measures how ensemble</w:t>
+      </w:r>
+      <w:r>
+        <w:t xml:space="preserve"> </w:t>
+      </w:r>
+      <w:r>
+        <w:t xml:space="preserve">composition changes output agreement, error dependence, and inference cost under</w:t>
+      </w:r>
+      <w:r>
+        <w:t xml:space="preserve"> </w:t>
+      </w:r>
+      <w:r>
+        <w:t xml:space="preserve">fixed task conditions.</w:t>
       </w:r>
     </w:p>
     <w:p>
@@ -14830,93 +14691,35 @@
         <w:pStyle w:val="BodyText"/>
       </w:pPr>
       <w:r>
-        <w:t xml:space="preserve">A fair comparison is therefore one of measurement rather than of performance.</w:t>
-      </w:r>
-      <w:r>
-        <w:t xml:space="preserve"> </w:t>
-      </w:r>
-      <w:r>
-        <w:t xml:space="preserve">Prior work that reports ensemble diversity typically does so with a single</w:t>
-      </w:r>
-      <w:r>
-        <w:t xml:space="preserve"> </w:t>
-      </w:r>
-      <w:r>
-        <w:t xml:space="preserve">agreement or diversity index computed on pooled outputs, without separating</w:t>
-      </w:r>
-      <w:r>
-        <w:t xml:space="preserve"> </w:t>
-      </w:r>
-      <w:r>
-        <w:t xml:space="preserve">agreement from error correlation, without an independent-draw protocol, and</w:t>
-      </w:r>
-      <w:r>
-        <w:t xml:space="preserve"> </w:t>
-      </w:r>
-      <w:r>
-        <w:t xml:space="preserve">without interval estimates. Section </w:t>
-      </w:r>
-      <w:hyperlink w:anchor="subsec:errcorr">
-        <w:r>
-          <w:rPr>
-            <w:rStyle w:val="Hyperlink"/>
-          </w:rPr>
-          <w:t xml:space="preserve">5.3</w:t>
-        </w:r>
-      </w:hyperlink>
-      <w:r>
-        <w:t xml:space="preserve"> </w:t>
-      </w:r>
-      <w:r>
-        <w:t xml:space="preserve">shows that the first of</w:t>
-      </w:r>
-      <w:r>
-        <w:t xml:space="preserve"> </w:t>
-      </w:r>
-      <w:r>
-        <w:t xml:space="preserve">these distinctions changes the interpretation, Section </w:t>
-      </w:r>
-      <w:hyperlink w:anchor="subsec:estimand">
-        <w:r>
-          <w:rPr>
-            <w:rStyle w:val="Hyperlink"/>
-          </w:rPr>
-          <w:t xml:space="preserve">3.3</w:t>
-        </w:r>
-      </w:hyperlink>
-      <w:r>
-        <w:t xml:space="preserve"> </w:t>
-      </w:r>
-      <w:r>
-        <w:t xml:space="preserve">shows that the second changes the estimate by roughly fourfold in our pilot, and</w:t>
-      </w:r>
-      <w:r>
-        <w:t xml:space="preserve"> </w:t>
-      </w:r>
-      <w:r>
-        <w:t xml:space="preserve">the intervals reported throughout show that the third determines whether a</w:t>
-      </w:r>
-      <w:r>
-        <w:t xml:space="preserve"> </w:t>
-      </w:r>
-      <w:r>
-        <w:t xml:space="preserve">reported difference is resolvable at all. The contribution is that measurement</w:t>
-      </w:r>
-      <w:r>
-        <w:t xml:space="preserve"> </w:t>
-      </w:r>
-      <w:r>
-        <w:t xml:space="preserve">protocol and the frontier it makes it possible to state, not a competitor to the</w:t>
-      </w:r>
-      <w:r>
-        <w:t xml:space="preserve"> </w:t>
-      </w:r>
-      <w:r>
-        <w:t xml:space="preserve">methods above.</w:t>
-      </w:r>
-    </w:p>
-    <w:bookmarkEnd w:id="70"/>
+        <w:t xml:space="preserve">The contribution is therefore a measurement framework that separates output</w:t>
+      </w:r>
+      <w:r>
+        <w:t xml:space="preserve"> </w:t>
+      </w:r>
+      <w:r>
+        <w:t xml:space="preserve">agreement from error correlation, controls the shared-seed artifact observed in</w:t>
+      </w:r>
+      <w:r>
+        <w:t xml:space="preserve"> </w:t>
+      </w:r>
+      <w:r>
+        <w:t xml:space="preserve">repeated model sampling, quantifies uncertainty, and incorporates inference cost.</w:t>
+      </w:r>
+      <w:r>
+        <w:t xml:space="preserve"> </w:t>
+      </w:r>
+      <w:r>
+        <w:t xml:space="preserve">These measurements complement performance-based evaluations rather than</w:t>
+      </w:r>
+      <w:r>
+        <w:t xml:space="preserve"> </w:t>
+      </w:r>
+      <w:r>
+        <w:t xml:space="preserve">constitute a competing aggregation method.</w:t>
+      </w:r>
+    </w:p>
     <w:bookmarkEnd w:id="71"/>
+    <w:bookmarkEnd w:id="72"/>
     <w:bookmarkStart w:id="73" w:name="discussion"/>
     <w:p>
       <w:pPr>
@@ -15342,186 +15145,6 @@
         <w:t xml:space="preserve">dependence.</w:t>
       </w:r>
     </w:p>
-    <w:bookmarkStart w:id="72" w:name="subsec:provenance"/>
-    <w:p>
-      <w:pPr>
-        <w:pStyle w:val="Heading2"/>
-      </w:pPr>
-      <w:r>
-        <w:t xml:space="preserve">Collection provenance and retry accounting</w:t>
-      </w:r>
-    </w:p>
-    <w:p>
-      <w:pPr>
-        <w:pStyle w:val="FirstParagraph"/>
-      </w:pPr>
-      <w:r>
-        <w:t xml:space="preserve">The confirmatory grid comprises 54</w:t>
-      </w:r>
-      <w:r>
-        <w:t xml:space="preserve">,</w:t>
-      </w:r>
-      <w:r>
-        <w:t xml:space="preserve">000 planned calls, all of which returned a</w:t>
-      </w:r>
-      <w:r>
-        <w:t xml:space="preserve"> </w:t>
-      </w:r>
-      <w:r>
-        <w:t xml:space="preserve">valid response. Reaching them required 94</w:t>
-      </w:r>
-      <w:r>
-        <w:t xml:space="preserve">,</w:t>
-      </w:r>
-      <w:r>
-        <w:t xml:space="preserve">566 API requests: 40</w:t>
-      </w:r>
-      <w:r>
-        <w:t xml:space="preserve">,</w:t>
-      </w:r>
-      <w:r>
-        <w:t xml:space="preserve">566 requests</w:t>
-      </w:r>
-      <w:r>
-        <w:t xml:space="preserve"> </w:t>
-      </w:r>
-      <w:r>
-        <w:t xml:space="preserve">did not return a usable completion and were retried, up to six attempts per slot.</w:t>
-      </w:r>
-      <w:r>
-        <w:t xml:space="preserve"> </w:t>
-      </w:r>
-      <w:r>
-        <w:t xml:space="preserve">Of those unsuccessful requests, 40</w:t>
-      </w:r>
-      <w:r>
-        <w:t xml:space="preserve">,</w:t>
-      </w:r>
-      <w:r>
-        <w:t xml:space="preserve">544 were provider rate-limit or quota</w:t>
-      </w:r>
-      <w:r>
-        <w:t xml:space="preserve"> </w:t>
-      </w:r>
-      <w:r>
-        <w:t xml:space="preserve">responses and 22 were transport or schema failures. A rate-limited request is</w:t>
-      </w:r>
-      <w:r>
-        <w:t xml:space="preserve"> </w:t>
-      </w:r>
-      <w:r>
-        <w:t xml:space="preserve">rejected before the model is invoked and returns no content, so retrying it</w:t>
-      </w:r>
-      <w:r>
-        <w:t xml:space="preserve"> </w:t>
-      </w:r>
-      <w:r>
-        <w:t xml:space="preserve">cannot select on the response; the completed grid is therefore the full</w:t>
-      </w:r>
-      <w:r>
-        <w:t xml:space="preserve"> </w:t>
-      </w:r>
-      <w:r>
-        <w:t xml:space="preserve">pre-registered design rather than a subset surviving a content filter. Every</w:t>
-      </w:r>
-      <w:r>
-        <w:t xml:space="preserve"> </w:t>
-      </w:r>
-      <w:r>
-        <w:t xml:space="preserve">attempt, successful or not, is recorded in the released log with its error</w:t>
-      </w:r>
-      <w:r>
-        <w:t xml:space="preserve"> </w:t>
-      </w:r>
-      <w:r>
-        <w:t xml:space="preserve">string, so the accounting can be reconstructed independently.</w:t>
-      </w:r>
-    </w:p>
-    <w:p>
-      <w:pPr>
-        <w:pStyle w:val="BodyText"/>
-      </w:pPr>
-      <w:r>
-        <w:t xml:space="preserve">Request parameters are fixed across configurations and recorded in the released</w:t>
-      </w:r>
-      <w:r>
-        <w:t xml:space="preserve"> </w:t>
-      </w:r>
-      <w:r>
-        <w:t xml:space="preserve">configuration: temperature</w:t>
-      </w:r>
-      <w:r>
-        <w:t xml:space="preserve"> </w:t>
-      </w:r>
-      <m:oMath>
-        <m:r>
-          <m:t>0.7</m:t>
-        </m:r>
-      </m:oMath>
-      <w:r>
-        <w:t xml:space="preserve">, a per-agent seed derived from the run seed, a</w:t>
-      </w:r>
-      <w:r>
-        <w:t xml:space="preserve"> </w:t>
-      </w:r>
-      <w:r>
-        <w:t xml:space="preserve">completion cap of 256 tokens, and a strict-JSON response contract. The exact</w:t>
-      </w:r>
-      <w:r>
-        <w:t xml:space="preserve"> </w:t>
-      </w:r>
-      <w:r>
-        <w:t xml:space="preserve">system and user prompt text is released verbatim, and each row of the log carries</w:t>
-      </w:r>
-      <w:r>
-        <w:t xml:space="preserve"> </w:t>
-      </w:r>
-      <w:r>
-        <w:t xml:space="preserve">the SHA-256 hash of the prompt actually sent, so any row can be checked against</w:t>
-      </w:r>
-      <w:r>
-        <w:t xml:space="preserve"> </w:t>
-      </w:r>
-      <w:r>
-        <w:t xml:space="preserve">the frozen template. Model snapshot identifiers, prices, and knowledge cutoffs</w:t>
-      </w:r>
-      <w:r>
-        <w:t xml:space="preserve"> </w:t>
-      </w:r>
-      <w:r>
-        <w:t xml:space="preserve">were probe-verified before collection and are listed in Table </w:t>
-      </w:r>
-      <w:hyperlink w:anchor="tab:models">
-        <w:r>
-          <w:rPr>
-            <w:rStyle w:val="Hyperlink"/>
-          </w:rPr>
-          <w:t xml:space="preserve">1</w:t>
-        </w:r>
-      </w:hyperlink>
-      <w:r>
-        <w:t xml:space="preserve">.</w:t>
-      </w:r>
-      <w:r>
-        <w:t xml:space="preserve"> </w:t>
-      </w:r>
-      <w:r>
-        <w:t xml:space="preserve">Pre-registration, prompt, configuration, and analysis code were hashed and</w:t>
-      </w:r>
-      <w:r>
-        <w:t xml:space="preserve"> </w:t>
-      </w:r>
-      <w:r>
-        <w:t xml:space="preserve">committed before collection began; the hashes and the commit timestamp are in the</w:t>
-      </w:r>
-      <w:r>
-        <w:t xml:space="preserve"> </w:t>
-      </w:r>
-      <w:r>
-        <w:t xml:space="preserve">released freeze receipt.</w:t>
-      </w:r>
-    </w:p>
-    <w:bookmarkEnd w:id="72"/>
     <w:bookmarkEnd w:id="73"/>
     <w:bookmarkStart w:id="74" w:name="threats-to-validity"/>
     <w:p>
@@ -16531,7 +16154,7 @@
       </w:r>
     </w:p>
     <w:bookmarkEnd w:id="79"/>
-    <w:bookmarkStart w:id="96" w:name="use-of-generative-ai"/>
+    <w:bookmarkStart w:id="97" w:name="use-of-generative-ai"/>
     <w:p>
       <w:pPr>
         <w:pStyle w:val="Heading1"/>
@@ -16696,7 +16319,7 @@
         <w:t xml:space="preserve">for decision-making.</w:t>
       </w:r>
     </w:p>
-    <w:bookmarkStart w:id="95" w:name="refs"/>
+    <w:bookmarkStart w:id="96" w:name="refs"/>
     <w:bookmarkStart w:id="80" w:name="ref-bugaud2026"/>
     <w:p>
       <w:pPr>
@@ -16930,7 +16553,36 @@
       </w:r>
     </w:p>
     <w:bookmarkEnd w:id="86"/>
-    <w:bookmarkStart w:id="87" w:name="ref-kim2025correlated"/>
+    <w:bookmarkStart w:id="87" w:name="ref-hendrycks2021mmlu"/>
+    <w:p>
+      <w:pPr>
+        <w:pStyle w:val="Bibliography"/>
+      </w:pPr>
+      <w:r>
+        <w:t xml:space="preserve">Hendrycks, D., C. Burns, S. Basart, et al. 2021.</w:t>
+      </w:r>
+      <w:r>
+        <w:t xml:space="preserve"> </w:t>
+      </w:r>
+      <w:r>
+        <w:t xml:space="preserve">“Measuring Massive Multitask Language Understanding.”</w:t>
+      </w:r>
+      <w:r>
+        <w:t xml:space="preserve"> </w:t>
+      </w:r>
+      <w:r>
+        <w:rPr>
+          <w:i/>
+          <w:iCs/>
+        </w:rPr>
+        <w:t xml:space="preserve">Proc. Int. Conf. Learn. Representations (ICLR)</w:t>
+      </w:r>
+      <w:r>
+        <w:t xml:space="preserve">.</w:t>
+      </w:r>
+    </w:p>
+    <w:bookmarkEnd w:id="87"/>
+    <w:bookmarkStart w:id="88" w:name="ref-kim2025correlated"/>
     <w:p>
       <w:pPr>
         <w:pStyle w:val="Bibliography"/>
@@ -16958,8 +16610,8 @@
         <w:t xml:space="preserve">, Proc. Mach. Learn. res., vol. 267.</w:t>
       </w:r>
     </w:p>
-    <w:bookmarkEnd w:id="87"/>
-    <w:bookmarkStart w:id="88" w:name="ref-krippendorff2019"/>
+    <w:bookmarkEnd w:id="88"/>
+    <w:bookmarkStart w:id="89" w:name="ref-krippendorff2019"/>
     <w:p>
       <w:pPr>
         <w:pStyle w:val="Bibliography"/>
@@ -16981,8 +16633,8 @@
         <w:t xml:space="preserve">. 4th ed. Sage.</w:t>
       </w:r>
     </w:p>
-    <w:bookmarkEnd w:id="88"/>
-    <w:bookmarkStart w:id="89" w:name="ref-landis1977"/>
+    <w:bookmarkEnd w:id="89"/>
+    <w:bookmarkStart w:id="90" w:name="ref-landis1977"/>
     <w:p>
       <w:pPr>
         <w:pStyle w:val="Bibliography"/>
@@ -17013,8 +16665,8 @@
         <w:t xml:space="preserve">33 (1): 159–74.</w:t>
       </w:r>
     </w:p>
-    <w:bookmarkEnd w:id="89"/>
-    <w:bookmarkStart w:id="90" w:name="ref-li2024moreagents"/>
+    <w:bookmarkEnd w:id="90"/>
+    <w:bookmarkStart w:id="91" w:name="ref-li2024moreagents"/>
     <w:p>
       <w:pPr>
         <w:pStyle w:val="Bibliography"/>
@@ -17039,8 +16691,8 @@
         <w:t xml:space="preserve">Trans. Mach. Learn. Res.</w:t>
       </w:r>
     </w:p>
-    <w:bookmarkEnd w:id="90"/>
-    <w:bookmarkStart w:id="91" w:name="ref-tekin2024topla"/>
+    <w:bookmarkEnd w:id="91"/>
+    <w:bookmarkStart w:id="92" w:name="ref-tekin2024topla"/>
     <w:p>
       <w:pPr>
         <w:pStyle w:val="Bibliography"/>
@@ -17086,8 +16738,8 @@
         <w:t xml:space="preserve">.</w:t>
       </w:r>
     </w:p>
-    <w:bookmarkEnd w:id="91"/>
-    <w:bookmarkStart w:id="92" w:name="ref-wang2024moa"/>
+    <w:bookmarkEnd w:id="92"/>
+    <w:bookmarkStart w:id="93" w:name="ref-wang2024moa"/>
     <w:p>
       <w:pPr>
         <w:pStyle w:val="Bibliography"/>
@@ -17115,8 +16767,8 @@
         <w:t xml:space="preserve">.</w:t>
       </w:r>
     </w:p>
-    <w:bookmarkEnd w:id="92"/>
-    <w:bookmarkStart w:id="93" w:name="ref-wilson1927"/>
+    <w:bookmarkEnd w:id="93"/>
+    <w:bookmarkStart w:id="94" w:name="ref-wilson1927"/>
     <w:p>
       <w:pPr>
         <w:pStyle w:val="Bibliography"/>
@@ -17147,8 +16799,8 @@
         <w:t xml:space="preserve">22 (158): 209–12.</w:t>
       </w:r>
     </w:p>
-    <w:bookmarkEnd w:id="93"/>
-    <w:bookmarkStart w:id="94" w:name="ref-council2026"/>
+    <w:bookmarkEnd w:id="94"/>
+    <w:bookmarkStart w:id="95" w:name="ref-council2026"/>
     <w:p>
       <w:pPr>
         <w:pStyle w:val="Bibliography"/>
@@ -17188,9 +16840,9 @@
         <w:t xml:space="preserve">.</w:t>
       </w:r>
     </w:p>
-    <w:bookmarkEnd w:id="94"/>
     <w:bookmarkEnd w:id="95"/>
     <w:bookmarkEnd w:id="96"/>
+    <w:bookmarkEnd w:id="97"/>
     <w:sectPr>
       <w:footnotePr>
         <w:numRestart w:val="eachSect"/>

--- a/submission/main_manuscript.docx
+++ b/submission/main_manuscript.docx
@@ -180,19 +180,19 @@
         </m:r>
       </m:oMath>
       <w:r>
-        <w:t xml:space="preserve">. Because agreement is not by itself a</w:t>
-      </w:r>
-      <w:r>
-        <w:t xml:space="preserve"> </w:t>
-      </w:r>
-      <w:r>
-        <w:t xml:space="preserve">measure of dependence between errors, we also report the correlation between</w:t>
-      </w:r>
-      <w:r>
-        <w:t xml:space="preserve"> </w:t>
-      </w:r>
-      <w:r>
-        <w:t xml:space="preserve">agents’ error indicators, which falls by</w:t>
+        <w:t xml:space="preserve">. Because agreement does not by itself</w:t>
+      </w:r>
+      <w:r>
+        <w:t xml:space="preserve"> </w:t>
+      </w:r>
+      <w:r>
+        <w:t xml:space="preserve">measure dependence between errors, we additionally estimate the correlation</w:t>
+      </w:r>
+      <w:r>
+        <w:t xml:space="preserve"> </w:t>
+      </w:r>
+      <w:r>
+        <w:t xml:space="preserve">between agents’ binary error indicators. Error correlation decreases by</w:t>
       </w:r>
       <w:r>
         <w:t xml:space="preserve"> </w:t>
@@ -232,7 +232,13 @@
         </m:r>
       </m:oMath>
       <w:r>
-        <w:t xml:space="preserve">–</w:t>
+        <w:t xml:space="preserve"> </w:t>
+      </w:r>
+      <w:r>
+        <w:t xml:space="preserve">to</w:t>
+      </w:r>
+      <w:r>
+        <w:t xml:space="preserve"> </w:t>
       </w:r>
       <m:oMath>
         <m:r>
@@ -240,55 +246,61 @@
         </m:r>
       </m:oMath>
       <w:r>
-        <w:t xml:space="preserve">) while per-agent accuracy is essentially unchanged: the effect is</w:t>
-      </w:r>
-      <w:r>
-        <w:t xml:space="preserve"> </w:t>
-      </w:r>
-      <w:r>
-        <w:t xml:space="preserve">a reduction in error dependence, not a by-product of differing capability. The</w:t>
-      </w:r>
-      <w:r>
-        <w:t xml:space="preserve"> </w:t>
-      </w:r>
-      <w:r>
-        <w:t xml:space="preserve">capability-matched analyses suggest that capability differences alone do not</w:t>
-      </w:r>
-      <w:r>
-        <w:t xml:space="preserve"> </w:t>
-      </w:r>
-      <w:r>
-        <w:t xml:space="preserve">explain the observed contrast, although provider remains confounded with</w:t>
-      </w:r>
-      <w:r>
-        <w:t xml:space="preserve"> </w:t>
-      </w:r>
-      <w:r>
-        <w:t xml:space="preserve">model-specific factors. We also introduce an</w:t>
-      </w:r>
-      <w:r>
-        <w:t xml:space="preserve"> </w:t>
-      </w:r>
-      <w:r>
-        <w:t xml:space="preserve">independent-draw measurement protocol that prevents shared sampling conditions</w:t>
-      </w:r>
-      <w:r>
-        <w:t xml:space="preserve"> </w:t>
-      </w:r>
-      <w:r>
-        <w:t xml:space="preserve">from inflating estimated agreement. A pre-registered replication on a</w:t>
-      </w:r>
-      <w:r>
-        <w:t xml:space="preserve"> </w:t>
-      </w:r>
-      <w:r>
-        <w:t xml:space="preserve">substantially different domain—537 expert clinical-decision items—reproduces</w:t>
-      </w:r>
-      <w:r>
-        <w:t xml:space="preserve"> </w:t>
-      </w:r>
-      <w:r>
-        <w:t xml:space="preserve">the effect in direction: agreement falls by a smaller</w:t>
+        <w:t xml:space="preserve">), while mean per-agent accuracy</w:t>
+      </w:r>
+      <w:r>
+        <w:t xml:space="preserve"> </w:t>
+      </w:r>
+      <w:r>
+        <w:t xml:space="preserve">remains essentially unchanged. This indicates that the observed change reflects</w:t>
+      </w:r>
+      <w:r>
+        <w:t xml:space="preserve"> </w:t>
+      </w:r>
+      <w:r>
+        <w:t xml:space="preserve">lower error dependence rather than differences in average correctness.</w:t>
+      </w:r>
+      <w:r>
+        <w:t xml:space="preserve"> </w:t>
+      </w:r>
+      <w:r>
+        <w:t xml:space="preserve">Capability-matched analyses further show that capability differences alone do not</w:t>
+      </w:r>
+      <w:r>
+        <w:t xml:space="preserve"> </w:t>
+      </w:r>
+      <w:r>
+        <w:t xml:space="preserve">explain the observed contrast, although provider remains confounded with other</w:t>
+      </w:r>
+      <w:r>
+        <w:t xml:space="preserve"> </w:t>
+      </w:r>
+      <w:r>
+        <w:t xml:space="preserve">model-specific characteristics.</w:t>
+      </w:r>
+      <w:r>
+        <w:t xml:space="preserve"> </w:t>
+      </w:r>
+      <w:r>
+        <w:t xml:space="preserve">We also introduce an independent-draw measurement protocol designed to prevent</w:t>
+      </w:r>
+      <w:r>
+        <w:t xml:space="preserve"> </w:t>
+      </w:r>
+      <w:r>
+        <w:t xml:space="preserve">shared sampling conditions from inflating estimated agreement. A pre-registered</w:t>
+      </w:r>
+      <w:r>
+        <w:t xml:space="preserve"> </w:t>
+      </w:r>
+      <w:r>
+        <w:t xml:space="preserve">replication on a substantially different task involving 537 expert</w:t>
+      </w:r>
+      <w:r>
+        <w:t xml:space="preserve"> </w:t>
+      </w:r>
+      <w:r>
+        <w:t xml:space="preserve">clinical-decision items reproduces the directional pattern. Agreement decreases by</w:t>
       </w:r>
       <w:r>
         <w:t xml:space="preserve"> </w:t>
@@ -328,7 +340,13 @@
         </m:r>
       </m:oMath>
       <w:r>
-        <w:t xml:space="preserve">–</w:t>
+        <w:t xml:space="preserve"> </w:t>
+      </w:r>
+      <w:r>
+        <w:t xml:space="preserve">to</w:t>
+      </w:r>
+      <w:r>
+        <w:t xml:space="preserve"> </w:t>
       </w:r>
       <m:oMath>
         <m:r>
@@ -336,13 +354,13 @@
         </m:r>
       </m:oMath>
       <w:r>
-        <w:t xml:space="preserve">), as predicted for a task on which agents are far more</w:t>
-      </w:r>
-      <w:r>
-        <w:t xml:space="preserve"> </w:t>
-      </w:r>
-      <w:r>
-        <w:t xml:space="preserve">accurate, while error correlation falls by</w:t>
+        <w:t xml:space="preserve">), while error correlation</w:t>
+      </w:r>
+      <w:r>
+        <w:t xml:space="preserve"> </w:t>
+      </w:r>
+      <w:r>
+        <w:t xml:space="preserve">decreases by</w:t>
       </w:r>
       <w:r>
         <w:t xml:space="preserve"> </w:t>
@@ -382,7 +400,13 @@
         </m:r>
       </m:oMath>
       <w:r>
-        <w:t xml:space="preserve">–</w:t>
+        <w:t xml:space="preserve"> </w:t>
+      </w:r>
+      <w:r>
+        <w:t xml:space="preserve">to</w:t>
+      </w:r>
+      <w:r>
+        <w:t xml:space="preserve"> </w:t>
       </w:r>
       <m:oMath>
         <m:r>
@@ -390,25 +414,25 @@
         </m:r>
       </m:oMath>
       <w:r>
-        <w:t xml:space="preserve">), close to the financial estimate. Although heterogeneity does not</w:t>
-      </w:r>
-      <w:r>
-        <w:t xml:space="preserve"> </w:t>
-      </w:r>
-      <w:r>
-        <w:t xml:space="preserve">produce a reliable improvement in average directional accuracy, exploratory</w:t>
-      </w:r>
-      <w:r>
-        <w:t xml:space="preserve"> </w:t>
-      </w:r>
-      <w:r>
-        <w:t xml:space="preserve">results indicate that homogeneous ensembles generate unanimous incorrect decisions</w:t>
-      </w:r>
-      <w:r>
-        <w:t xml:space="preserve"> </w:t>
-      </w:r>
-      <w:r>
-        <w:t xml:space="preserve">at</w:t>
+        <w:t xml:space="preserve">). Although</w:t>
+      </w:r>
+      <w:r>
+        <w:t xml:space="preserve"> </w:t>
+      </w:r>
+      <w:r>
+        <w:t xml:space="preserve">heterogeneity does not produce a statistically reliable improvement in average</w:t>
+      </w:r>
+      <w:r>
+        <w:t xml:space="preserve"> </w:t>
+      </w:r>
+      <w:r>
+        <w:t xml:space="preserve">directional accuracy, exploratory analysis shows that homogeneous ensembles</w:t>
+      </w:r>
+      <w:r>
+        <w:t xml:space="preserve"> </w:t>
+      </w:r>
+      <w:r>
+        <w:t xml:space="preserve">generate unanimous incorrect decisions at</w:t>
       </w:r>
       <w:r>
         <w:t xml:space="preserve"> </w:t>
@@ -422,7 +446,13 @@
         <w:t xml:space="preserve"> </w:t>
       </w:r>
       <w:r>
-        <w:t xml:space="preserve">times the rate of heterogeneous ensembles (95% CI:</w:t>
+        <w:t xml:space="preserve">times the rate of fully</w:t>
+      </w:r>
+      <w:r>
+        <w:t xml:space="preserve"> </w:t>
+      </w:r>
+      <w:r>
+        <w:t xml:space="preserve">heterogeneous ensembles (95% CI:</w:t>
       </w:r>
       <w:r>
         <w:t xml:space="preserve"> </w:t>
@@ -433,7 +463,13 @@
         </m:r>
       </m:oMath>
       <w:r>
-        <w:t xml:space="preserve">–</w:t>
+        <w:t xml:space="preserve"> </w:t>
+      </w:r>
+      <w:r>
+        <w:t xml:space="preserve">to</w:t>
+      </w:r>
+      <w:r>
+        <w:t xml:space="preserve"> </w:t>
       </w:r>
       <m:oMath>
         <m:r>
@@ -441,25 +477,25 @@
         </m:r>
       </m:oMath>
       <w:r>
-        <w:t xml:space="preserve">).</w:t>
-      </w:r>
-      <w:r>
-        <w:t xml:space="preserve"> </w:t>
-      </w:r>
-      <w:r>
-        <w:t xml:space="preserve">These findings show that model diversity provides less-correlated judgments rather</w:t>
-      </w:r>
-      <w:r>
-        <w:t xml:space="preserve"> </w:t>
-      </w:r>
-      <w:r>
-        <w:t xml:space="preserve">than guaranteed correctness, and offer a practical agreement–cost framework for</w:t>
-      </w:r>
-      <w:r>
-        <w:t xml:space="preserve"> </w:t>
-      </w:r>
-      <w:r>
-        <w:t xml:space="preserve">designing LLM ensemble systems.</w:t>
+        <w:t xml:space="preserve">). Taken together, the results</w:t>
+      </w:r>
+      <w:r>
+        <w:t xml:space="preserve"> </w:t>
+      </w:r>
+      <w:r>
+        <w:t xml:space="preserve">show that heterogeneous model composition can reduce error dependence without</w:t>
+      </w:r>
+      <w:r>
+        <w:t xml:space="preserve"> </w:t>
+      </w:r>
+      <w:r>
+        <w:t xml:space="preserve">guaranteeing greater predictive accuracy, while imposing a measurable inference</w:t>
+      </w:r>
+      <w:r>
+        <w:t xml:space="preserve"> </w:t>
+      </w:r>
+      <w:r>
+        <w:t xml:space="preserve">cost premium.</w:t>
       </w:r>
     </w:p>
     <w:p>
@@ -481,7 +517,7 @@
         <w:pStyle w:val="BodyText"/>
       </w:pPr>
       <w:r>
-        <w:t xml:space="preserve">Large language models, multi-agent systems, model heterogeneity, inter-rater</w:t>
+        <w:t xml:space="preserve">Large language models, multi-agent systems, model heterogeneity, interrater</w:t>
       </w:r>
       <w:r>
         <w:t xml:space="preserve"> </w:t>
@@ -4114,55 +4150,57 @@
         <w:pStyle w:val="BodyText"/>
       </w:pPr>
       <w:r>
-        <w:t xml:space="preserve">The equity is the pre-registered resampling unit because it is the level at which</w:t>
-      </w:r>
-      <w:r>
-        <w:t xml:space="preserve"> </w:t>
-      </w:r>
-      <w:r>
-        <w:t xml:space="preserve">repeated observations are nested: each security is evaluated on twelve analysis</w:t>
-      </w:r>
-      <w:r>
-        <w:t xml:space="preserve"> </w:t>
-      </w:r>
-      <w:r>
-        <w:t xml:space="preserve">dates, and responses for the same security share company-specific context. Dates</w:t>
-      </w:r>
-      <w:r>
-        <w:t xml:space="preserve"> </w:t>
-      </w:r>
-      <w:r>
-        <w:t xml:space="preserve">are a second, crossed source of dependence, since all securities on a given date</w:t>
-      </w:r>
-      <w:r>
-        <w:t xml:space="preserve"> </w:t>
-      </w:r>
-      <w:r>
-        <w:t xml:space="preserve">share market conditions. We therefore report the primary contrast under three</w:t>
-      </w:r>
-      <w:r>
-        <w:t xml:space="preserve"> </w:t>
-      </w:r>
-      <w:r>
-        <w:t xml:space="preserve">resampling schemes: clustering on equities (100 clusters), on dates (12 clusters),</w:t>
-      </w:r>
-      <w:r>
-        <w:t xml:space="preserve"> </w:t>
-      </w:r>
-      <w:r>
-        <w:t xml:space="preserve">and a two-way scheme in which equities and dates are resampled independently and</w:t>
-      </w:r>
-      <w:r>
-        <w:t xml:space="preserve"> </w:t>
-      </w:r>
-      <w:r>
-        <w:t xml:space="preserve">the intersection is retained. Results appear in</w:t>
-      </w:r>
-      <w:r>
-        <w:t xml:space="preserve"> </w:t>
-      </w:r>
-      <w:r>
-        <w:t xml:space="preserve">Table </w:t>
+        <w:t xml:space="preserve">Equity is the pre-registered resampling unit because repeated observations are</w:t>
+      </w:r>
+      <w:r>
+        <w:t xml:space="preserve"> </w:t>
+      </w:r>
+      <w:r>
+        <w:t xml:space="preserve">nested within securities. Each equity is evaluated on 12 analysis dates, and</w:t>
+      </w:r>
+      <w:r>
+        <w:t xml:space="preserve"> </w:t>
+      </w:r>
+      <w:r>
+        <w:t xml:space="preserve">observations for the same security share company-specific context. Analysis dates</w:t>
+      </w:r>
+      <w:r>
+        <w:t xml:space="preserve"> </w:t>
+      </w:r>
+      <w:r>
+        <w:t xml:space="preserve">constitute a second crossed source of dependence because all securities evaluated</w:t>
+      </w:r>
+      <w:r>
+        <w:t xml:space="preserve"> </w:t>
+      </w:r>
+      <w:r>
+        <w:t xml:space="preserve">on a given date share common market conditions.</w:t>
+      </w:r>
+    </w:p>
+    <w:p>
+      <w:pPr>
+        <w:pStyle w:val="BodyText"/>
+      </w:pPr>
+      <w:r>
+        <w:t xml:space="preserve">We therefore assess the primary contrast under three resampling schemes: equity</w:t>
+      </w:r>
+      <w:r>
+        <w:t xml:space="preserve"> </w:t>
+      </w:r>
+      <w:r>
+        <w:t xml:space="preserve">clustering with 100 clusters, date clustering with 12 clusters, and a two-way</w:t>
+      </w:r>
+      <w:r>
+        <w:t xml:space="preserve"> </w:t>
+      </w:r>
+      <w:r>
+        <w:t xml:space="preserve">procedure in which equities and dates are resampled independently and their</w:t>
+      </w:r>
+      <w:r>
+        <w:t xml:space="preserve"> </w:t>
+      </w:r>
+      <w:r>
+        <w:t xml:space="preserve">intersections are retained. Results appear in Table </w:t>
       </w:r>
       <w:hyperlink w:anchor="tab:clustering">
         <w:r>
@@ -4173,43 +4211,51 @@
         </w:r>
       </w:hyperlink>
       <w:r>
-        <w:t xml:space="preserve">. The point estimate is unchanged by construction; the</w:t>
-      </w:r>
-      <w:r>
-        <w:t xml:space="preserve"> </w:t>
-      </w:r>
-      <w:r>
-        <w:t xml:space="preserve">two-way interval is the widest, as expected when two crossed dependence</w:t>
-      </w:r>
-      <w:r>
-        <w:t xml:space="preserve"> </w:t>
-      </w:r>
-      <w:r>
-        <w:t xml:space="preserve">structures are admitted simultaneously, and still excludes zero. We note that the</w:t>
-      </w:r>
-      <w:r>
-        <w:t xml:space="preserve"> </w:t>
-      </w:r>
-      <w:r>
-        <w:t xml:space="preserve">date margin has only twelve clusters, a regime in which cluster-robust inference</w:t>
-      </w:r>
-      <w:r>
-        <w:t xml:space="preserve"> </w:t>
-      </w:r>
-      <w:r>
-        <w:t xml:space="preserve">is known to under-cover, so the equity-clustered interval remains the</w:t>
-      </w:r>
-      <w:r>
-        <w:t xml:space="preserve"> </w:t>
-      </w:r>
-      <w:r>
-        <w:t xml:space="preserve">pre-registered primary and the date and two-way intervals are reported as</w:t>
-      </w:r>
-      <w:r>
-        <w:t xml:space="preserve"> </w:t>
-      </w:r>
-      <w:r>
-        <w:t xml:space="preserve">sensitivity analyses rather than as replacements.</w:t>
+        <w:t xml:space="preserve">. The</w:t>
+      </w:r>
+      <w:r>
+        <w:t xml:space="preserve"> </w:t>
+      </w:r>
+      <w:r>
+        <w:t xml:space="preserve">point estimate is unchanged across schemes. The two-way interval is the widest, as</w:t>
+      </w:r>
+      <w:r>
+        <w:t xml:space="preserve"> </w:t>
+      </w:r>
+      <w:r>
+        <w:t xml:space="preserve">expected when both dependence structures are admitted, and it continues to exclude</w:t>
+      </w:r>
+      <w:r>
+        <w:t xml:space="preserve"> </w:t>
+      </w:r>
+      <w:r>
+        <w:t xml:space="preserve">zero.</w:t>
+      </w:r>
+    </w:p>
+    <w:p>
+      <w:pPr>
+        <w:pStyle w:val="BodyText"/>
+      </w:pPr>
+      <w:r>
+        <w:t xml:space="preserve">Because the date dimension contains only 12 clusters, inference based on that</w:t>
+      </w:r>
+      <w:r>
+        <w:t xml:space="preserve"> </w:t>
+      </w:r>
+      <w:r>
+        <w:t xml:space="preserve">margin may be imprecise. The pre-registered equity-clustered interval therefore</w:t>
+      </w:r>
+      <w:r>
+        <w:t xml:space="preserve"> </w:t>
+      </w:r>
+      <w:r>
+        <w:t xml:space="preserve">remains the primary analysis, while the date-clustered and two-way results are</w:t>
+      </w:r>
+      <w:r>
+        <w:t xml:space="preserve"> </w:t>
+      </w:r>
+      <w:r>
+        <w:t xml:space="preserve">reported as sensitivity analyses.</w:t>
       </w:r>
     </w:p>
     <w:bookmarkEnd w:id="21"/>
@@ -8569,19 +8615,19 @@
         <w:t xml:space="preserve"> </w:t>
       </w:r>
       <w:r>
-        <w:t xml:space="preserve">ensemble decision is computed from metered token counts: for every call the</w:t>
-      </w:r>
-      <w:r>
-        <w:t xml:space="preserve"> </w:t>
-      </w:r>
-      <w:r>
-        <w:t xml:space="preserve">prompt and completion tokens returned by the provider are priced at the</w:t>
-      </w:r>
-      <w:r>
-        <w:t xml:space="preserve"> </w:t>
-      </w:r>
-      <w:r>
-        <w:t xml:space="preserve">per-million rates in Table </w:t>
+        <w:t xml:space="preserve">ensemble decision is calculated from metered prompt and completion tokens. For</w:t>
+      </w:r>
+      <w:r>
+        <w:t xml:space="preserve"> </w:t>
+      </w:r>
+      <w:r>
+        <w:t xml:space="preserve">each call, provider-reported token counts are priced using the per-million token</w:t>
+      </w:r>
+      <w:r>
+        <w:t xml:space="preserve"> </w:t>
+      </w:r>
+      <w:r>
+        <w:t xml:space="preserve">rates reported in Table </w:t>
       </w:r>
       <w:hyperlink w:anchor="tab:models">
         <w:r>
@@ -8592,37 +8638,39 @@
         </w:r>
       </w:hyperlink>
       <w:r>
-        <w:t xml:space="preserve">, summed over the five agents in a</w:t>
-      </w:r>
-      <w:r>
-        <w:t xml:space="preserve"> </w:t>
-      </w:r>
-      <w:r>
-        <w:t xml:space="preserve">cell, and averaged over all cells in a configuration. Prices are those in force</w:t>
-      </w:r>
-      <w:r>
-        <w:t xml:space="preserve"> </w:t>
-      </w:r>
-      <w:r>
-        <w:t xml:space="preserve">during collection and are held fixed across configurations, so the ratio between</w:t>
-      </w:r>
-      <w:r>
-        <w:t xml:space="preserve"> </w:t>
-      </w:r>
-      <w:r>
-        <w:t xml:space="preserve">configurations reflects token usage and model mix rather than price movement. No</w:t>
-      </w:r>
-      <w:r>
-        <w:t xml:space="preserve"> </w:t>
-      </w:r>
-      <w:r>
-        <w:t xml:space="preserve">discount, batching, or caching rate is assumed, and failed calls are excluded</w:t>
-      </w:r>
-      <w:r>
-        <w:t xml:space="preserve"> </w:t>
-      </w:r>
-      <w:r>
-        <w:t xml:space="preserve">because they return no billable completion. The observed</w:t>
+        <w:t xml:space="preserve">. Costs are summed across the five agents</w:t>
+      </w:r>
+      <w:r>
+        <w:t xml:space="preserve"> </w:t>
+      </w:r>
+      <w:r>
+        <w:t xml:space="preserve">within a cell and then averaged across cells within each configuration.</w:t>
+      </w:r>
+    </w:p>
+    <w:p>
+      <w:pPr>
+        <w:pStyle w:val="BodyText"/>
+      </w:pPr>
+      <w:r>
+        <w:t xml:space="preserve">Prices are fixed at those applicable during data collection, so differences across</w:t>
+      </w:r>
+      <w:r>
+        <w:t xml:space="preserve"> </w:t>
+      </w:r>
+      <w:r>
+        <w:t xml:space="preserve">configurations reflect token usage and model composition rather than later price</w:t>
+      </w:r>
+      <w:r>
+        <w:t xml:space="preserve"> </w:t>
+      </w:r>
+      <w:r>
+        <w:t xml:space="preserve">changes. No discount, batching, or caching adjustment is applied. Failed requests</w:t>
+      </w:r>
+      <w:r>
+        <w:t xml:space="preserve"> </w:t>
+      </w:r>
+      <w:r>
+        <w:t xml:space="preserve">that return no billable completion are excluded. The observed</w:t>
       </w:r>
       <w:r>
         <w:t xml:space="preserve"> </w:t>
@@ -9741,96 +9789,27 @@
         <w:pStyle w:val="ImageCaption"/>
       </w:pPr>
       <w:r>
-        <w:t xml:space="preserve">Shared-seed dependence inflates measured agreement. Both bars are the</w:t>
-      </w:r>
-      <w:r>
-        <w:t xml:space="preserve"> </w:t>
-      </w:r>
-      <w:r>
-        <w:t xml:space="preserve">same estimand, the pilot’s primary contrast</w:t>
-      </w:r>
-      <w:r>
-        <w:t xml:space="preserve"> </w:t>
+        <w:t xml:space="preserve">Effect of seeding protocol on the pilot HOM</w:t>
       </w:r>
       <m:oMath>
         <m:r>
           <m:rPr>
             <m:sty m:val="p"/>
           </m:rPr>
-          <m:t>Δ</m:t>
-        </m:r>
-        <m:sSub>
-          <m:e>
-            <m:r>
-              <m:t>κ</m:t>
-            </m:r>
-          </m:e>
-          <m:sub>
-            <m:r>
-              <m:rPr>
-                <m:sty m:val="p"/>
-              </m:rPr>
-              <m:t>H</m:t>
-            </m:r>
-            <m:r>
-              <m:rPr>
-                <m:sty m:val="p"/>
-              </m:rPr>
-              <m:t>O</m:t>
-            </m:r>
-            <m:r>
-              <m:rPr>
-                <m:sty m:val="p"/>
-              </m:rPr>
-              <m:t>M</m:t>
-            </m:r>
-            <m:r>
-              <m:rPr>
-                <m:sty m:val="p"/>
-              </m:rPr>
-              <m:t>−</m:t>
-            </m:r>
-            <m:r>
-              <m:rPr>
-                <m:sty m:val="p"/>
-              </m:rPr>
-              <m:t>H</m:t>
-            </m:r>
-            <m:r>
-              <m:rPr>
-                <m:sty m:val="p"/>
-              </m:rPr>
-              <m:t>E</m:t>
-            </m:r>
-            <m:r>
-              <m:rPr>
-                <m:sty m:val="p"/>
-              </m:rPr>
-              <m:t>T</m:t>
-            </m:r>
-          </m:sub>
-        </m:sSub>
+          <m:t>−</m:t>
+        </m:r>
       </m:oMath>
       <w:r>
-        <w:t xml:space="preserve">,</w:t>
-      </w:r>
-      <w:r>
-        <w:t xml:space="preserve"> </w:t>
-      </w:r>
-      <w:r>
-        <w:t xml:space="preserve">measured on the same 8-equity pilot grid and the same Claude-family model set,</w:t>
-      </w:r>
-      <w:r>
-        <w:t xml:space="preserve"> </w:t>
-      </w:r>
-      <w:r>
-        <w:t xml:space="preserve">and differing only in the seeding protocol: a single seed shared by all five</w:t>
-      </w:r>
-      <w:r>
-        <w:t xml:space="preserve"> </w:t>
-      </w:r>
-      <w:r>
-        <w:t xml:space="preserve">agents in a cell (</w:t>
+        <w:t xml:space="preserve">HET agreement contrast.</w:t>
+      </w:r>
+      <w:r>
+        <w:t xml:space="preserve"> </w:t>
+      </w:r>
+      <w:r>
+        <w:t xml:space="preserve">The contrast is</w:t>
+      </w:r>
+      <w:r>
+        <w:t xml:space="preserve"> </w:t>
       </w:r>
       <m:oMath>
         <m:r>
@@ -9838,7 +9817,13 @@
         </m:r>
       </m:oMath>
       <w:r>
-        <w:t xml:space="preserve">) against an independent seed per agent (</w:t>
+        <w:t xml:space="preserve"> </w:t>
+      </w:r>
+      <w:r>
+        <w:t xml:space="preserve">under a shared seed and</w:t>
+      </w:r>
+      <w:r>
+        <w:t xml:space="preserve"> </w:t>
       </w:r>
       <m:oMath>
         <m:r>
@@ -9846,142 +9831,16 @@
         </m:r>
       </m:oMath>
       <w:r>
-        <w:t xml:space="preserve">). Under</w:t>
-      </w:r>
-      <w:r>
-        <w:t xml:space="preserve"> </w:t>
-      </w:r>
-      <w:r>
-        <w:t xml:space="preserve">shared seeding the five agents returned byte-identical completions, so</w:t>
-      </w:r>
-      <w:r>
-        <w:t xml:space="preserve"> </w:t>
-      </w:r>
-      <m:oMath>
-        <m:sSub>
-          <m:e>
-            <m:r>
-              <m:t>κ</m:t>
-            </m:r>
-          </m:e>
-          <m:sub>
-            <m:r>
-              <m:rPr>
-                <m:sty m:val="p"/>
-              </m:rPr>
-              <m:t>H</m:t>
-            </m:r>
-            <m:r>
-              <m:rPr>
-                <m:sty m:val="p"/>
-              </m:rPr>
-              <m:t>O</m:t>
-            </m:r>
-            <m:r>
-              <m:rPr>
-                <m:sty m:val="p"/>
-              </m:rPr>
-              <m:t>M</m:t>
-            </m:r>
-          </m:sub>
-        </m:sSub>
-      </m:oMath>
-      <w:r>
-        <w:t xml:space="preserve"> </w:t>
-      </w:r>
-      <w:r>
-        <w:t xml:space="preserve">was exactly</w:t>
-      </w:r>
-      <w:r>
-        <w:t xml:space="preserve"> </w:t>
-      </w:r>
-      <m:oMath>
-        <m:r>
-          <m:t>1.0</m:t>
-        </m:r>
-      </m:oMath>
-      <w:r>
-        <w:t xml:space="preserve"> </w:t>
-      </w:r>
-      <w:r>
-        <w:t xml:space="preserve">and the ensemble measured one draw five</w:t>
-      </w:r>
-      <w:r>
-        <w:t xml:space="preserve"> </w:t>
-      </w:r>
-      <w:r>
-        <w:t xml:space="preserve">times. The confirmatory study’s within-minus-cross-run</w:t>
-      </w:r>
-      <w:r>
-        <w:t xml:space="preserve"> </w:t>
-      </w:r>
-      <m:oMath>
-        <m:r>
-          <m:t>κ</m:t>
-        </m:r>
-      </m:oMath>
-      <w:r>
-        <w:t xml:space="preserve"> </w:t>
-      </w:r>
-      <w:r>
-        <w:t xml:space="preserve">diagnostic is a</w:t>
-      </w:r>
-      <w:r>
-        <w:t xml:space="preserve"> </w:t>
-      </w:r>
-      <w:r>
-        <w:t xml:space="preserve">different quantity and is reported in Table </w:t>
-      </w:r>
-      <w:hyperlink w:anchor="tab:nondet">
-        <w:r>
-          <w:rPr>
-            <w:rStyle w:val="Hyperlink"/>
-          </w:rPr>
-          <w:t xml:space="preserve">6</w:t>
-        </w:r>
-      </w:hyperlink>
-      <w:r>
-        <w:t xml:space="preserve">; the</w:t>
-      </w:r>
-      <w:r>
-        <w:t xml:space="preserve"> </w:t>
-      </w:r>
-      <w:r>
-        <w:t xml:space="preserve">confirmatory study’s own HOM</w:t>
-      </w:r>
-      <m:oMath>
-        <m:r>
-          <m:rPr>
-            <m:sty m:val="p"/>
-          </m:rPr>
-          <m:t>−</m:t>
-        </m:r>
-      </m:oMath>
-      <w:r>
-        <w:t xml:space="preserve">HET contrast is</w:t>
-      </w:r>
-      <w:r>
-        <w:t xml:space="preserve"> </w:t>
-      </w:r>
-      <m:oMath>
-        <m:r>
-          <m:t>0.336</m:t>
-        </m:r>
-      </m:oMath>
-      <w:r>
-        <w:t xml:space="preserve"> </w:t>
-      </w:r>
-      <w:r>
-        <w:t xml:space="preserve">and is reported under</w:t>
-      </w:r>
-      <w:r>
-        <w:t xml:space="preserve"> </w:t>
-      </w:r>
-      <w:r>
-        <w:t xml:space="preserve">“Heterogeneity de-correlates ensembles”</w:t>
-      </w:r>
-      <w:r>
-        <w:t xml:space="preserve">.</w:t>
+        <w:t xml:space="preserve"> </w:t>
+      </w:r>
+      <w:r>
+        <w:t xml:space="preserve">under distinct per-agent</w:t>
+      </w:r>
+      <w:r>
+        <w:t xml:space="preserve"> </w:t>
+      </w:r>
+      <w:r>
+        <w:t xml:space="preserve">seeds. Both estimates use the same pilot grid and model set.</w:t>
       </w:r>
     </w:p>
     <w:bookmarkEnd w:id="47"/>
@@ -10211,31 +10070,37 @@
         <w:pStyle w:val="BodyText"/>
       </w:pPr>
       <w:r>
-        <w:t xml:space="preserve">This is a configuration-specific observational finding. Provider is not</w:t>
-      </w:r>
-      <w:r>
-        <w:t xml:space="preserve"> </w:t>
-      </w:r>
-      <w:r>
-        <w:t xml:space="preserve">experimentally separable from model identity, parameter count, training corpus,</w:t>
-      </w:r>
-      <w:r>
-        <w:t xml:space="preserve"> </w:t>
-      </w:r>
-      <w:r>
-        <w:t xml:space="preserve">architecture, or alignment procedure in this design, because each provider</w:t>
-      </w:r>
-      <w:r>
-        <w:t xml:space="preserve"> </w:t>
-      </w:r>
-      <w:r>
-        <w:t xml:space="preserve">contributes one model. The comparison therefore identifies the effect of</w:t>
-      </w:r>
-      <w:r>
-        <w:t xml:space="preserve"> </w:t>
-      </w:r>
-      <w:r>
-        <w:t xml:space="preserve">substituting one named model for another, and</w:t>
+        <w:t xml:space="preserve">This comparison should be interpreted as a configuration-specific observational</w:t>
+      </w:r>
+      <w:r>
+        <w:t xml:space="preserve"> </w:t>
+      </w:r>
+      <w:r>
+        <w:t xml:space="preserve">finding rather than as an isolated provider effect. In the present design,</w:t>
+      </w:r>
+      <w:r>
+        <w:t xml:space="preserve"> </w:t>
+      </w:r>
+      <w:r>
+        <w:t xml:space="preserve">provider is not experimentally separable from model identity, parameter count,</w:t>
+      </w:r>
+      <w:r>
+        <w:t xml:space="preserve"> </w:t>
+      </w:r>
+      <w:r>
+        <w:t xml:space="preserve">training corpus, architecture, or alignment procedure because each provider</w:t>
+      </w:r>
+      <w:r>
+        <w:t xml:space="preserve"> </w:t>
+      </w:r>
+      <w:r>
+        <w:t xml:space="preserve">contributes one model. The observed contrast therefore reflects substitution among</w:t>
+      </w:r>
+      <w:r>
+        <w:t xml:space="preserve"> </w:t>
+      </w:r>
+      <w:r>
+        <w:t xml:space="preserve">the specific model and provider combinations evaluated here. The term</w:t>
       </w:r>
       <w:r>
         <w:t xml:space="preserve"> </w:t>
@@ -10247,17 +10112,19 @@
         <w:t xml:space="preserve"> </w:t>
       </w:r>
       <w:r>
-        <w:t xml:space="preserve">should be read</w:t>
-      </w:r>
-      <w:r>
-        <w:t xml:space="preserve"> </w:t>
-      </w:r>
-      <w:r>
-        <w:t xml:space="preserve">throughout as shorthand for that bundle rather than as an isolated causal factor.</w:t>
-      </w:r>
-      <w:r>
-        <w:t xml:space="preserve"> </w:t>
-      </w:r>
+        <w:t xml:space="preserve">should be understood as shorthand for that bundle of characteristics rather than</w:t>
+      </w:r>
+      <w:r>
+        <w:t xml:space="preserve"> </w:t>
+      </w:r>
+      <w:r>
+        <w:t xml:space="preserve">as an independently identified causal factor.</w:t>
+      </w:r>
+    </w:p>
+    <w:p>
+      <w:pPr>
+        <w:pStyle w:val="BodyText"/>
+      </w:pPr>
       <w:r>
         <w:t xml:space="preserve">Section </w:t>
       </w:r>
@@ -10273,31 +10140,43 @@
         <w:t xml:space="preserve"> </w:t>
       </w:r>
       <w:r>
-        <w:t xml:space="preserve">reports a capability-matched version of this</w:t>
-      </w:r>
-      <w:r>
-        <w:t xml:space="preserve"> </w:t>
-      </w:r>
-      <w:r>
-        <w:t xml:space="preserve">comparison on a second domain, in which the two members of each pairing have</w:t>
-      </w:r>
-      <w:r>
-        <w:t xml:space="preserve"> </w:t>
-      </w:r>
-      <w:r>
-        <w:t xml:space="preserve">near-identical accuracy; provider continues to order the result there. A design</w:t>
-      </w:r>
-      <w:r>
-        <w:t xml:space="preserve"> </w:t>
-      </w:r>
-      <w:r>
-        <w:t xml:space="preserve">that varied model identity within provider, and provider within capability tier,</w:t>
-      </w:r>
-      <w:r>
-        <w:t xml:space="preserve"> </w:t>
-      </w:r>
-      <w:r>
-        <w:t xml:space="preserve">would be required to decompose the bundle further, and is not attempted here.</w:t>
+        <w:t xml:space="preserve">provides an additional capability-matched</w:t>
+      </w:r>
+      <w:r>
+        <w:t xml:space="preserve"> </w:t>
+      </w:r>
+      <w:r>
+        <w:t xml:space="preserve">comparison on a second domain, in which one same-provider pair and one</w:t>
+      </w:r>
+      <w:r>
+        <w:t xml:space="preserve"> </w:t>
+      </w:r>
+      <w:r>
+        <w:t xml:space="preserve">cross-provider pair have nearly identical member accuracy. The</w:t>
+      </w:r>
+      <w:r>
+        <w:t xml:space="preserve"> </w:t>
+      </w:r>
+      <w:r>
+        <w:t xml:space="preserve">provider-associated ordering persists under that comparison, but provider remains</w:t>
+      </w:r>
+      <w:r>
+        <w:t xml:space="preserve"> </w:t>
+      </w:r>
+      <w:r>
+        <w:t xml:space="preserve">inseparable from other model-specific characteristics. A design that varied model</w:t>
+      </w:r>
+      <w:r>
+        <w:t xml:space="preserve"> </w:t>
+      </w:r>
+      <w:r>
+        <w:t xml:space="preserve">identity within provider and provider within capability tier would be required to</w:t>
+      </w:r>
+      <w:r>
+        <w:t xml:space="preserve"> </w:t>
+      </w:r>
+      <w:r>
+        <w:t xml:space="preserve">separate these effects further.</w:t>
       </w:r>
     </w:p>
     <w:bookmarkStart w:id="55" w:name="fig:provider"/>
@@ -11080,7 +10959,7 @@
         <w:t xml:space="preserve"> </w:t>
       </w:r>
       <w:r>
-        <w:t xml:space="preserve">the fully heterogeneous ensemble; the equity-clustered bootstrap gives a 95%</w:t>
+        <w:t xml:space="preserve">the fully heterogeneous ensemble. The equity-clustered bootstrap gives a 95%</w:t>
       </w:r>
       <w:r>
         <w:t xml:space="preserve"> </w:t>
@@ -11124,13 +11003,19 @@
         <w:t xml:space="preserve"> </w:t>
       </w:r>
       <w:r>
-        <w:t xml:space="preserve">for that ratio, which excludes unity.</w:t>
-      </w:r>
-      <w:r>
-        <w:t xml:space="preserve"> </w:t>
-      </w:r>
-      <w:r>
-        <w:t xml:space="preserve">HET-LITE achieves a reduction comparable to HET at an approximately</w:t>
+        <w:t xml:space="preserve">for this ratio, which excludes unity.</w:t>
+      </w:r>
+      <w:r>
+        <w:t xml:space="preserve"> </w:t>
+      </w:r>
+      <w:r>
+        <w:t xml:space="preserve">HET-LITE exhibits a similar reduction in unanimous directional errors at an</w:t>
+      </w:r>
+      <w:r>
+        <w:t xml:space="preserve"> </w:t>
+      </w:r>
+      <w:r>
+        <w:t xml:space="preserve">approximately</w:t>
       </w:r>
       <w:r>
         <w:t xml:space="preserve"> </w:t>
@@ -11147,7 +11032,10 @@
         </m:r>
       </m:oMath>
       <w:r>
-        <w:t xml:space="preserve">, rather than</w:t>
+        <w:t xml:space="preserve"> </w:t>
+      </w:r>
+      <w:r>
+        <w:t xml:space="preserve">cost premium, compared with</w:t>
       </w:r>
       <w:r>
         <w:t xml:space="preserve"> </w:t>
@@ -11164,7 +11052,10 @@
         </m:r>
       </m:oMath>
       <w:r>
-        <w:t xml:space="preserve">, cost premium.</w:t>
+        <w:t xml:space="preserve"> </w:t>
+      </w:r>
+      <w:r>
+        <w:t xml:space="preserve">for HET.</w:t>
       </w:r>
     </w:p>
     <w:p>
@@ -11172,49 +11063,43 @@
         <w:pStyle w:val="BodyText"/>
       </w:pPr>
       <w:r>
-        <w:t xml:space="preserve">These quantities are exploratory in the sense defined above. They were not</w:t>
-      </w:r>
-      <w:r>
-        <w:t xml:space="preserve"> </w:t>
-      </w:r>
-      <w:r>
-        <w:t xml:space="preserve">pre-registered, the configuration compared and the statistic reported were both</w:t>
-      </w:r>
-      <w:r>
-        <w:t xml:space="preserve"> </w:t>
-      </w:r>
-      <w:r>
-        <w:t xml:space="preserve">chosen after inspecting the data, and several such comparisons are available</w:t>
-      </w:r>
-      <w:r>
-        <w:t xml:space="preserve"> </w:t>
-      </w:r>
-      <w:r>
-        <w:t xml:space="preserve">within this section; no multiplicity adjustment is applied and none of the</w:t>
-      </w:r>
-      <w:r>
-        <w:t xml:space="preserve"> </w:t>
-      </w:r>
-      <w:r>
-        <w:t xml:space="preserve">intervals in this subsection should be read as confirmatory evidence. We</w:t>
-      </w:r>
-      <w:r>
-        <w:t xml:space="preserve"> </w:t>
-      </w:r>
-      <w:r>
-        <w:t xml:space="preserve">therefore do not offer HET-LITE as a design recommendation. The observation that</w:t>
-      </w:r>
-      <w:r>
-        <w:t xml:space="preserve"> </w:t>
-      </w:r>
-      <w:r>
-        <w:t xml:space="preserve">it attains a comparable reduction at roughly half the cost premium is recorded as</w:t>
-      </w:r>
-      <w:r>
-        <w:t xml:space="preserve"> </w:t>
-      </w:r>
-      <w:r>
-        <w:t xml:space="preserve">a hypothesis for a future confirmatory study, not as guidance for deployment.</w:t>
+        <w:t xml:space="preserve">These results are exploratory. Neither the configuration comparison nor the</w:t>
+      </w:r>
+      <w:r>
+        <w:t xml:space="preserve"> </w:t>
+      </w:r>
+      <w:r>
+        <w:t xml:space="preserve">reported statistic was pre-registered, multiple related comparisons were available</w:t>
+      </w:r>
+      <w:r>
+        <w:t xml:space="preserve"> </w:t>
+      </w:r>
+      <w:r>
+        <w:t xml:space="preserve">within this analysis, and no multiplicity adjustment is applied. The corresponding</w:t>
+      </w:r>
+      <w:r>
+        <w:t xml:space="preserve"> </w:t>
+      </w:r>
+      <w:r>
+        <w:t xml:space="preserve">intervals should therefore not be interpreted as confirmatory evidence. We do not</w:t>
+      </w:r>
+      <w:r>
+        <w:t xml:space="preserve"> </w:t>
+      </w:r>
+      <w:r>
+        <w:t xml:space="preserve">present HET-LITE as a recommended ensemble design. Its apparent cost efficiency is</w:t>
+      </w:r>
+      <w:r>
+        <w:t xml:space="preserve"> </w:t>
+      </w:r>
+      <w:r>
+        <w:t xml:space="preserve">instead treated as a hypothesis for prospective evaluation in a confirmatory</w:t>
+      </w:r>
+      <w:r>
+        <w:t xml:space="preserve"> </w:t>
+      </w:r>
+      <w:r>
+        <w:t xml:space="preserve">study.</w:t>
       </w:r>
     </w:p>
     <w:p>
@@ -11234,19 +11119,19 @@
         <w:t xml:space="preserve"> </w:t>
       </w:r>
       <w:r>
-        <w:t xml:space="preserve">0.636 for HET. A paired equity-clustered bootstrap over the same 100 equities</w:t>
-      </w:r>
-      <w:r>
-        <w:t xml:space="preserve"> </w:t>
-      </w:r>
-      <w:r>
-        <w:t xml:space="preserve">(2</w:t>
+        <w:t xml:space="preserve">0.636 for HET. A paired equity-clustered bootstrap over the same 100 equities,</w:t>
+      </w:r>
+      <w:r>
+        <w:t xml:space="preserve"> </w:t>
+      </w:r>
+      <w:r>
+        <w:t xml:space="preserve">using 2</w:t>
       </w:r>
       <w:r>
         <w:t xml:space="preserve">,</w:t>
       </w:r>
       <w:r>
-        <w:t xml:space="preserve">000 draws, the resampling scheme used for the primary endpoint) gives a</w:t>
+        <w:t xml:space="preserve">000 draws and the resampling scheme of the primary endpoint, gives a</w:t>
       </w:r>
       <w:r>
         <w:t xml:space="preserve"> </w:t>
@@ -11277,7 +11162,7 @@
         <w:t xml:space="preserve"> </w:t>
       </w:r>
       <w:r>
-        <w:t xml:space="preserve">(95% CI</w:t>
+        <w:t xml:space="preserve">with a 95% confidence interval of</w:t>
       </w:r>
       <w:r>
         <w:t xml:space="preserve"> </w:t>
@@ -11312,25 +11197,19 @@
         </m:r>
       </m:oMath>
       <w:r>
-        <w:t xml:space="preserve">), so the gap is</w:t>
-      </w:r>
-      <w:r>
-        <w:t xml:space="preserve"> </w:t>
-      </w:r>
-      <w:r>
-        <w:t xml:space="preserve">distinguishable from zero at the equity level. Admitting date dependence as well,</w:t>
-      </w:r>
-      <w:r>
-        <w:t xml:space="preserve"> </w:t>
-      </w:r>
-      <w:r>
-        <w:t xml:space="preserve">under the same two-way scheme applied to the primary endpoint, widens the</w:t>
-      </w:r>
-      <w:r>
-        <w:t xml:space="preserve"> </w:t>
-      </w:r>
-      <w:r>
-        <w:t xml:space="preserve">interval to</w:t>
+        <w:t xml:space="preserve">. When dependence across analysis dates is also included using</w:t>
+      </w:r>
+      <w:r>
+        <w:t xml:space="preserve"> </w:t>
+      </w:r>
+      <w:r>
+        <w:t xml:space="preserve">the same two-way resampling procedure applied to the primary endpoint, the</w:t>
+      </w:r>
+      <w:r>
+        <w:t xml:space="preserve"> </w:t>
+      </w:r>
+      <w:r>
+        <w:t xml:space="preserve">interval widens to</w:t>
       </w:r>
       <w:r>
         <w:t xml:space="preserve"> </w:t>
@@ -11368,55 +11247,31 @@
         <w:t xml:space="preserve"> </w:t>
       </w:r>
       <w:r>
-        <w:t xml:space="preserve">and the gap still excludes zero. Errors in the heterogeneous</w:t>
-      </w:r>
-      <w:r>
-        <w:t xml:space="preserve"> </w:t>
-      </w:r>
-      <w:r>
-        <w:t xml:space="preserve">ensembles therefore contain more</w:t>
-      </w:r>
-      <w:r>
-        <w:t xml:space="preserve"> </w:t>
-      </w:r>
-      <w:r>
-        <w:t xml:space="preserve">within-committee dissent, which may provide an observable signal for escalation,</w:t>
-      </w:r>
-      <w:r>
-        <w:t xml:space="preserve"> </w:t>
-      </w:r>
-      <w:r>
-        <w:t xml:space="preserve">abstention, or further review. These findings suggest that heterogeneity may</w:t>
-      </w:r>
-      <w:r>
-        <w:t xml:space="preserve"> </w:t>
-      </w:r>
-      <w:r>
-        <w:t xml:space="preserve">affect the concentration of collective errors even when it does not produce a</w:t>
-      </w:r>
-      <w:r>
-        <w:t xml:space="preserve"> </w:t>
-      </w:r>
-      <w:r>
-        <w:t xml:space="preserve">detectable improvement in mean directional accuracy. However, they do not</w:t>
-      </w:r>
-      <w:r>
-        <w:t xml:space="preserve"> </w:t>
-      </w:r>
-      <w:r>
-        <w:t xml:space="preserve">establish a reduction in financial tail risk, because the analysis measures</w:t>
-      </w:r>
-      <w:r>
-        <w:t xml:space="preserve"> </w:t>
-      </w:r>
-      <w:r>
-        <w:t xml:space="preserve">decision-error structure rather than the distribution of realized monetary</w:t>
-      </w:r>
-      <w:r>
-        <w:t xml:space="preserve"> </w:t>
-      </w:r>
-      <w:r>
-        <w:t xml:space="preserve">losses.</w:t>
+        <w:t xml:space="preserve">and remains above zero. Thus, within the</w:t>
+      </w:r>
+      <w:r>
+        <w:t xml:space="preserve"> </w:t>
+      </w:r>
+      <w:r>
+        <w:t xml:space="preserve">evaluated data, incorrect majority decisions in heterogeneous ensembles are</w:t>
+      </w:r>
+      <w:r>
+        <w:t xml:space="preserve"> </w:t>
+      </w:r>
+      <w:r>
+        <w:t xml:space="preserve">accompanied by more within-committee dissent than in the homogeneous</w:t>
+      </w:r>
+      <w:r>
+        <w:t xml:space="preserve"> </w:t>
+      </w:r>
+      <w:r>
+        <w:t xml:space="preserve">configuration. This result remains exploratory and does not by itself establish a</w:t>
+      </w:r>
+      <w:r>
+        <w:t xml:space="preserve"> </w:t>
+      </w:r>
+      <w:r>
+        <w:t xml:space="preserve">reduction in downstream decision risk.</w:t>
       </w:r>
     </w:p>
     <w:p>
@@ -13427,25 +13282,31 @@
         <w:t xml:space="preserve"> </w:t>
       </w:r>
       <w:r>
-        <w:t xml:space="preserve">constant, so capability differences alone do not explain the primary effect.</w:t>
-      </w:r>
-      <w:r>
-        <w:t xml:space="preserve"> </w:t>
-      </w:r>
-      <w:r>
-        <w:t xml:space="preserve">Provider nonetheless remains confounded with other model-specific</w:t>
-      </w:r>
-      <w:r>
-        <w:t xml:space="preserve"> </w:t>
-      </w:r>
-      <w:r>
-        <w:t xml:space="preserve">characteristics and cannot be isolated causally. The control substantially reduces the capability-tier concern but does</w:t>
-      </w:r>
-      <w:r>
-        <w:t xml:space="preserve"> </w:t>
-      </w:r>
-      <w:r>
-        <w:t xml:space="preserve">not eliminate it completely, because matching is approximate and covers only two</w:t>
+        <w:t xml:space="preserve">constant, indicating that capability differences alone do not account for the</w:t>
+      </w:r>
+      <w:r>
+        <w:t xml:space="preserve"> </w:t>
+      </w:r>
+      <w:r>
+        <w:t xml:space="preserve">primary contrast. Provider nevertheless remains confounded with other</w:t>
+      </w:r>
+      <w:r>
+        <w:t xml:space="preserve"> </w:t>
+      </w:r>
+      <w:r>
+        <w:t xml:space="preserve">model-specific characteristics and is not identified as an independent causal</w:t>
+      </w:r>
+      <w:r>
+        <w:t xml:space="preserve"> </w:t>
+      </w:r>
+      <w:r>
+        <w:t xml:space="preserve">factor. The capability-matched control therefore reduces, but does not eliminate,</w:t>
+      </w:r>
+      <w:r>
+        <w:t xml:space="preserve"> </w:t>
+      </w:r>
+      <w:r>
+        <w:t xml:space="preserve">the capability-tier confound, because matching is approximate and covers only two</w:t>
       </w:r>
       <w:r>
         <w:t xml:space="preserve"> </w:t>
@@ -15381,7 +15242,10 @@
         </m:r>
       </m:oMath>
       <w:r>
-        <w:t xml:space="preserve">, rather than</w:t>
+        <w:t xml:space="preserve"> </w:t>
+      </w:r>
+      <w:r>
+        <w:t xml:space="preserve">cost premium, compared with</w:t>
       </w:r>
       <w:r>
         <w:t xml:space="preserve"> </w:t>
@@ -15398,19 +15262,34 @@
         </m:r>
       </m:oMath>
       <w:r>
-        <w:t xml:space="preserve">, cost premium. This post hoc pattern motivates prospective evaluation of the</w:t>
-      </w:r>
-      <w:r>
-        <w:t xml:space="preserve"> </w:t>
-      </w:r>
-      <w:r>
-        <w:t xml:space="preserve">HET-LITE configuration; it is hypothesis-generating and is not deployment</w:t>
-      </w:r>
-      <w:r>
-        <w:t xml:space="preserve"> </w:t>
-      </w:r>
-      <w:r>
-        <w:t xml:space="preserve">guidance.</w:t>
+        <w:t xml:space="preserve"> </w:t>
+      </w:r>
+      <w:r>
+        <w:t xml:space="preserve">for HET. Because</w:t>
+      </w:r>
+      <w:r>
+        <w:t xml:space="preserve"> </w:t>
+      </w:r>
+      <w:r>
+        <w:t xml:space="preserve">this pattern was identified post hoc, it should be interpreted as</w:t>
+      </w:r>
+      <w:r>
+        <w:t xml:space="preserve"> </w:t>
+      </w:r>
+      <w:r>
+        <w:t xml:space="preserve">hypothesis-generating rather than as deployment guidance. It motivates</w:t>
+      </w:r>
+      <w:r>
+        <w:t xml:space="preserve"> </w:t>
+      </w:r>
+      <w:r>
+        <w:t xml:space="preserve">prospective evaluation of HET-LITE in a confirmatory design specifically powered</w:t>
+      </w:r>
+      <w:r>
+        <w:t xml:space="preserve"> </w:t>
+      </w:r>
+      <w:r>
+        <w:t xml:space="preserve">to assess the tradeoff between collective error structure and inference cost.</w:t>
       </w:r>
     </w:p>
     <w:p>
@@ -15862,19 +15741,19 @@
           <w:b/>
           <w:bCs/>
         </w:rPr>
-        <w:t xml:space="preserve">Limited domain coverage.</w:t>
-      </w:r>
-      <w:r>
-        <w:t xml:space="preserve"> </w:t>
-      </w:r>
-      <w:r>
-        <w:t xml:space="preserve">The primary experiment evaluates one directional financial-analysis task using a</w:t>
-      </w:r>
-      <w:r>
-        <w:t xml:space="preserve"> </w:t>
-      </w:r>
-      <w:r>
-        <w:t xml:space="preserve">single prompt template and a three-class BUY/HOLD/SELL output space, and</w:t>
+        <w:t xml:space="preserve">Scope and generalizability.</w:t>
+      </w:r>
+      <w:r>
+        <w:t xml:space="preserve"> </w:t>
+      </w:r>
+      <w:r>
+        <w:t xml:space="preserve">The primary experiment evaluates a directional financial-analysis task with a</w:t>
+      </w:r>
+      <w:r>
+        <w:t xml:space="preserve"> </w:t>
+      </w:r>
+      <w:r>
+        <w:t xml:space="preserve">three-class BUY, HOLD, and SELL output space, while</w:t>
       </w:r>
       <w:r>
         <w:t xml:space="preserve"> </w:t>
@@ -15894,61 +15773,81 @@
         <w:t xml:space="preserve"> </w:t>
       </w:r>
       <w:r>
-        <w:t xml:space="preserve">adds a pre-registered replication on 537 expert</w:t>
-      </w:r>
-      <w:r>
-        <w:t xml:space="preserve"> </w:t>
-      </w:r>
-      <w:r>
-        <w:t xml:space="preserve">clinical-decision items. The ordering reproduces across the two domains, so the</w:t>
-      </w:r>
-      <w:r>
-        <w:t xml:space="preserve"> </w:t>
-      </w:r>
-      <w:r>
-        <w:t xml:space="preserve">effect is not confined to the financial setting; its magnitude is not portable,</w:t>
-      </w:r>
-      <w:r>
-        <w:t xml:space="preserve"> </w:t>
-      </w:r>
-      <w:r>
-        <w:t xml:space="preserve">being roughly a fifth as large in the clinical replication. Coverage nonetheless</w:t>
-      </w:r>
-      <w:r>
-        <w:t xml:space="preserve"> </w:t>
-      </w:r>
-      <w:r>
-        <w:t xml:space="preserve">remains limited along dimensions the design holds fixed: prompt format, ensemble</w:t>
-      </w:r>
-      <w:r>
-        <w:t xml:space="preserve"> </w:t>
-      </w:r>
-      <w:r>
-        <w:t xml:space="preserve">size, the majority-vote aggregation rule, and the particular model mixtures</w:t>
-      </w:r>
-      <w:r>
-        <w:t xml:space="preserve"> </w:t>
-      </w:r>
-      <w:r>
-        <w:t xml:space="preserve">evaluated. Tasks involving factual retrieval, open-ended generation, numerical</w:t>
-      </w:r>
-      <w:r>
-        <w:t xml:space="preserve"> </w:t>
-      </w:r>
-      <w:r>
-        <w:t xml:space="preserve">reasoning, or multi-turn interaction may exhibit different within-provider and</w:t>
-      </w:r>
-      <w:r>
-        <w:t xml:space="preserve"> </w:t>
-      </w:r>
-      <w:r>
-        <w:t xml:space="preserve">cross-provider dependence, and varying the aggregation rule or ensemble size</w:t>
-      </w:r>
-      <w:r>
-        <w:t xml:space="preserve"> </w:t>
-      </w:r>
-      <w:r>
-        <w:t xml:space="preserve">could change the agreement-cost trade-off independently of provider mixture.</w:t>
+        <w:t xml:space="preserve">provides a pre-registered replication on 537</w:t>
+      </w:r>
+      <w:r>
+        <w:t xml:space="preserve"> </w:t>
+      </w:r>
+      <w:r>
+        <w:t xml:space="preserve">expert clinical-decision items with a four-option response structure. The ordering</w:t>
+      </w:r>
+      <w:r>
+        <w:t xml:space="preserve"> </w:t>
+      </w:r>
+      <w:r>
+        <w:t xml:space="preserve">reproduces across these two substantially different tasks, indicating that the</w:t>
+      </w:r>
+      <w:r>
+        <w:t xml:space="preserve"> </w:t>
+      </w:r>
+      <w:r>
+        <w:t xml:space="preserve">result is not confined to the original financial setting. Its magnitude, however,</w:t>
+      </w:r>
+      <w:r>
+        <w:t xml:space="preserve"> </w:t>
+      </w:r>
+      <w:r>
+        <w:t xml:space="preserve">differs materially across domains, with the agreement contrast in the clinical</w:t>
+      </w:r>
+      <w:r>
+        <w:t xml:space="preserve"> </w:t>
+      </w:r>
+      <w:r>
+        <w:t xml:space="preserve">replication approximately one fifth of that observed in finance.</w:t>
+      </w:r>
+    </w:p>
+    <w:p>
+      <w:pPr>
+        <w:pStyle w:val="BodyText"/>
+      </w:pPr>
+      <w:r>
+        <w:t xml:space="preserve">Several design dimensions remain fixed across the study, including prompt format,</w:t>
+      </w:r>
+      <w:r>
+        <w:t xml:space="preserve"> </w:t>
+      </w:r>
+      <w:r>
+        <w:t xml:space="preserve">five-agent ensemble size, majority-vote aggregation, and the particular model and</w:t>
+      </w:r>
+      <w:r>
+        <w:t xml:space="preserve"> </w:t>
+      </w:r>
+      <w:r>
+        <w:t xml:space="preserve">provider mixtures evaluated. Other task classes, model combinations, ensemble</w:t>
+      </w:r>
+      <w:r>
+        <w:t xml:space="preserve"> </w:t>
+      </w:r>
+      <w:r>
+        <w:t xml:space="preserve">sizes, prompting strategies, or aggregation rules may produce different levels of</w:t>
+      </w:r>
+      <w:r>
+        <w:t xml:space="preserve"> </w:t>
+      </w:r>
+      <w:r>
+        <w:t xml:space="preserve">agreement, error dependence, and cost. The present results therefore support</w:t>
+      </w:r>
+      <w:r>
+        <w:t xml:space="preserve"> </w:t>
+      </w:r>
+      <w:r>
+        <w:t xml:space="preserve">replication of the observed ordering across the two tested domains without</w:t>
+      </w:r>
+      <w:r>
+        <w:t xml:space="preserve"> </w:t>
+      </w:r>
+      <w:r>
+        <w:t xml:space="preserve">implying that its magnitude is invariant across settings.</w:t>
       </w:r>
     </w:p>
     <w:p>
@@ -16323,19 +16222,25 @@
         <w:t xml:space="preserve"> </w:t>
       </w:r>
       <w:r>
-        <w:t xml:space="preserve">primary effect, so capability differences alone do not explain the contrast;</w:t>
-      </w:r>
-      <w:r>
-        <w:t xml:space="preserve"> </w:t>
-      </w:r>
-      <w:r>
-        <w:t xml:space="preserve">provider remains confounded with other model-specific characteristics and is not</w:t>
-      </w:r>
-      <w:r>
-        <w:t xml:space="preserve"> </w:t>
-      </w:r>
-      <w:r>
-        <w:t xml:space="preserve">isolated causally. We</w:t>
+        <w:t xml:space="preserve">primary effect, indicating that capability differences alone do not account for</w:t>
+      </w:r>
+      <w:r>
+        <w:t xml:space="preserve"> </w:t>
+      </w:r>
+      <w:r>
+        <w:t xml:space="preserve">the observed contrast. Provider nevertheless remains confounded with other</w:t>
+      </w:r>
+      <w:r>
+        <w:t xml:space="preserve"> </w:t>
+      </w:r>
+      <w:r>
+        <w:t xml:space="preserve">model-specific characteristics and is not identified as an independent causal</w:t>
+      </w:r>
+      <w:r>
+        <w:t xml:space="preserve"> </w:t>
+      </w:r>
+      <w:r>
+        <w:t xml:space="preserve">factor. We</w:t>
       </w:r>
       <w:r>
         <w:t xml:space="preserve"> </w:t>

--- a/submission/main_manuscript.docx
+++ b/submission/main_manuscript.docx
@@ -12180,13 +12180,7 @@
           <m:t>[</m:t>
         </m:r>
         <m:r>
-          <m:t>0.072</m:t>
-        </m:r>
-        <m:r>
-          <m:t>L</m:t>
-        </m:r>
-        <m:r>
-          <m:t>O</m:t>
+          <m:t>0.040</m:t>
         </m:r>
         <m:r>
           <m:rPr>
@@ -12198,13 +12192,7 @@
           <m:t> </m:t>
         </m:r>
         <m:r>
-          <m:t>0.072</m:t>
-        </m:r>
-        <m:r>
-          <m:t>H</m:t>
-        </m:r>
-        <m:r>
-          <m:t>I</m:t>
+          <m:t>0.104</m:t>
         </m:r>
         <m:r>
           <m:rPr>
@@ -12327,13 +12315,7 @@
           <m:t>[</m:t>
         </m:r>
         <m:r>
-          <m:t>0.393</m:t>
-        </m:r>
-        <m:r>
-          <m:t>L</m:t>
-        </m:r>
-        <m:r>
-          <m:t>O</m:t>
+          <m:t>0.325</m:t>
         </m:r>
         <m:r>
           <m:rPr>
@@ -12345,13 +12327,7 @@
           <m:t> </m:t>
         </m:r>
         <m:r>
-          <m:t>0.393</m:t>
-        </m:r>
-        <m:r>
-          <m:t>H</m:t>
-        </m:r>
-        <m:r>
-          <m:t>I</m:t>
+          <m:t>0.459</m:t>
         </m:r>
         <m:r>
           <m:rPr>

--- a/submission/main_manuscript.docx
+++ b/submission/main_manuscript.docx
@@ -246,19 +246,25 @@
         <w:t xml:space="preserve"> </w:t>
       </w:r>
       <w:r>
-        <w:t xml:space="preserve">a reduction in error dependence, not a by-product of differing capability. A</w:t>
-      </w:r>
-      <w:r>
-        <w:t xml:space="preserve"> </w:t>
-      </w:r>
-      <w:r>
-        <w:t xml:space="preserve">capability-matched control indicates that the effect is driven primarily by</w:t>
-      </w:r>
-      <w:r>
-        <w:t xml:space="preserve"> </w:t>
-      </w:r>
-      <w:r>
-        <w:t xml:space="preserve">provider diversity rather than model capability differences. We also introduce an</w:t>
+        <w:t xml:space="preserve">a reduction in error dependence, not a by-product of differing capability. The</w:t>
+      </w:r>
+      <w:r>
+        <w:t xml:space="preserve"> </w:t>
+      </w:r>
+      <w:r>
+        <w:t xml:space="preserve">capability-matched analyses suggest that capability differences alone do not</w:t>
+      </w:r>
+      <w:r>
+        <w:t xml:space="preserve"> </w:t>
+      </w:r>
+      <w:r>
+        <w:t xml:space="preserve">explain the observed contrast, although provider remains confounded with</w:t>
+      </w:r>
+      <w:r>
+        <w:t xml:space="preserve"> </w:t>
+      </w:r>
+      <w:r>
+        <w:t xml:space="preserve">model-specific factors. We also introduce an</w:t>
       </w:r>
       <w:r>
         <w:t xml:space="preserve"> </w:t>
@@ -7637,7 +7643,7 @@
                 <m:t>[</m:t>
               </m:r>
               <m:r>
-                <m:t>0.3131</m:t>
+                <m:t>0.3035</m:t>
               </m:r>
               <m:r>
                 <m:rPr>
@@ -7649,7 +7655,7 @@
                 <m:t> </m:t>
               </m:r>
               <m:r>
-                <m:t>0.3628</m:t>
+                <m:t>0.3689</m:t>
               </m:r>
               <m:r>
                 <m:rPr>
@@ -7716,7 +7722,7 @@
                 <m:t>[</m:t>
               </m:r>
               <m:r>
-                <m:t>0.3090</m:t>
+                <m:t>0.2989</m:t>
               </m:r>
               <m:r>
                 <m:rPr>
@@ -7728,7 +7734,7 @@
                 <m:t> </m:t>
               </m:r>
               <m:r>
-                <m:t>0.3625</m:t>
+                <m:t>0.3656</m:t>
               </m:r>
               <m:r>
                 <m:rPr>
@@ -7795,7 +7801,7 @@
                 <m:t>[</m:t>
               </m:r>
               <m:r>
-                <m:t>0.2946</m:t>
+                <m:t>0.2786</m:t>
               </m:r>
               <m:r>
                 <m:rPr>
@@ -7807,7 +7813,7 @@
                 <m:t> </m:t>
               </m:r>
               <m:r>
-                <m:t>0.3741</m:t>
+                <m:t>0.3877</m:t>
               </m:r>
               <m:r>
                 <m:rPr>
@@ -9735,13 +9741,13 @@
         <w:pStyle w:val="ImageCaption"/>
       </w:pPr>
       <w:r>
-        <w:t xml:space="preserve">Shared-seed dependence inflates measured agreement. Bars one and two are</w:t>
-      </w:r>
-      <w:r>
-        <w:t xml:space="preserve"> </w:t>
-      </w:r>
-      <w:r>
-        <w:t xml:space="preserve">the pilot’s primary contrast</w:t>
+        <w:t xml:space="preserve">Shared-seed dependence inflates measured agreement. Both bars are the</w:t>
+      </w:r>
+      <w:r>
+        <w:t xml:space="preserve"> </w:t>
+      </w:r>
+      <w:r>
+        <w:t xml:space="preserve">same estimand, the pilot’s primary contrast</w:t>
       </w:r>
       <w:r>
         <w:t xml:space="preserve"> </w:t>
@@ -9806,16 +9812,25 @@
         </m:sSub>
       </m:oMath>
       <w:r>
-        <w:t xml:space="preserve"> </w:t>
-      </w:r>
-      <w:r>
-        <w:t xml:space="preserve">under shared</w:t>
-      </w:r>
-      <w:r>
-        <w:t xml:space="preserve"> </w:t>
-      </w:r>
-      <w:r>
-        <w:t xml:space="preserve">per-run seeding (</w:t>
+        <w:t xml:space="preserve">,</w:t>
+      </w:r>
+      <w:r>
+        <w:t xml:space="preserve"> </w:t>
+      </w:r>
+      <w:r>
+        <w:t xml:space="preserve">measured on the same 8-equity pilot grid and the same Claude-family model set,</w:t>
+      </w:r>
+      <w:r>
+        <w:t xml:space="preserve"> </w:t>
+      </w:r>
+      <w:r>
+        <w:t xml:space="preserve">and differing only in the seeding protocol: a single seed shared by all five</w:t>
+      </w:r>
+      <w:r>
+        <w:t xml:space="preserve"> </w:t>
+      </w:r>
+      <w:r>
+        <w:t xml:space="preserve">agents in a cell (</w:t>
       </w:r>
       <m:oMath>
         <m:r>
@@ -9823,7 +9838,7 @@
         </m:r>
       </m:oMath>
       <w:r>
-        <w:t xml:space="preserve">) and under independent per-agent seeding (</w:t>
+        <w:t xml:space="preserve">) against an independent seed per agent (</w:t>
       </w:r>
       <m:oMath>
         <m:r>
@@ -9831,30 +9846,76 @@
         </m:r>
       </m:oMath>
       <w:r>
-        <w:t xml:space="preserve">), on</w:t>
-      </w:r>
-      <w:r>
-        <w:t xml:space="preserve"> </w:t>
-      </w:r>
-      <w:r>
-        <w:t xml:space="preserve">the same 8-equity pilot grid and the same Claude-family model set. Bar three is a</w:t>
-      </w:r>
-      <w:r>
-        <w:t xml:space="preserve"> </w:t>
-      </w:r>
-      <w:r>
-        <w:t xml:space="preserve">different quantity and is labelled as such: the confirmatory study’s</w:t>
-      </w:r>
-      <w:r>
-        <w:t xml:space="preserve"> </w:t>
-      </w:r>
-      <w:r>
-        <w:t xml:space="preserve">within-minus-cross-run</w:t>
+        <w:t xml:space="preserve">). Under</w:t>
+      </w:r>
+      <w:r>
+        <w:t xml:space="preserve"> </w:t>
+      </w:r>
+      <w:r>
+        <w:t xml:space="preserve">shared seeding the five agents returned byte-identical completions, so</w:t>
       </w:r>
       <w:r>
         <w:t xml:space="preserve"> </w:t>
       </w:r>
       <m:oMath>
+        <m:sSub>
+          <m:e>
+            <m:r>
+              <m:t>κ</m:t>
+            </m:r>
+          </m:e>
+          <m:sub>
+            <m:r>
+              <m:rPr>
+                <m:sty m:val="p"/>
+              </m:rPr>
+              <m:t>H</m:t>
+            </m:r>
+            <m:r>
+              <m:rPr>
+                <m:sty m:val="p"/>
+              </m:rPr>
+              <m:t>O</m:t>
+            </m:r>
+            <m:r>
+              <m:rPr>
+                <m:sty m:val="p"/>
+              </m:rPr>
+              <m:t>M</m:t>
+            </m:r>
+          </m:sub>
+        </m:sSub>
+      </m:oMath>
+      <w:r>
+        <w:t xml:space="preserve"> </w:t>
+      </w:r>
+      <w:r>
+        <w:t xml:space="preserve">was exactly</w:t>
+      </w:r>
+      <w:r>
+        <w:t xml:space="preserve"> </w:t>
+      </w:r>
+      <m:oMath>
+        <m:r>
+          <m:t>1.0</m:t>
+        </m:r>
+      </m:oMath>
+      <w:r>
+        <w:t xml:space="preserve"> </w:t>
+      </w:r>
+      <w:r>
+        <w:t xml:space="preserve">and the ensemble measured one draw five</w:t>
+      </w:r>
+      <w:r>
+        <w:t xml:space="preserve"> </w:t>
+      </w:r>
+      <w:r>
+        <w:t xml:space="preserve">times. The confirmatory study’s within-minus-cross-run</w:t>
+      </w:r>
+      <w:r>
+        <w:t xml:space="preserve"> </w:t>
+      </w:r>
+      <m:oMath>
         <m:r>
           <m:t>κ</m:t>
         </m:r>
@@ -9863,77 +9924,51 @@
         <w:t xml:space="preserve"> </w:t>
       </w:r>
       <w:r>
-        <w:t xml:space="preserve">difference for HOM (</w:t>
+        <w:t xml:space="preserve">diagnostic is a</w:t>
+      </w:r>
+      <w:r>
+        <w:t xml:space="preserve"> </w:t>
+      </w:r>
+      <w:r>
+        <w:t xml:space="preserve">different quantity and is reported in Table </w:t>
+      </w:r>
+      <w:hyperlink w:anchor="tab:nondet">
+        <w:r>
+          <w:rPr>
+            <w:rStyle w:val="Hyperlink"/>
+          </w:rPr>
+          <w:t xml:space="preserve">6</w:t>
+        </w:r>
+      </w:hyperlink>
+      <w:r>
+        <w:t xml:space="preserve">; the</w:t>
+      </w:r>
+      <w:r>
+        <w:t xml:space="preserve"> </w:t>
+      </w:r>
+      <w:r>
+        <w:t xml:space="preserve">confirmatory study’s own HOM</w:t>
       </w:r>
       <m:oMath>
         <m:r>
           <m:rPr>
             <m:sty m:val="p"/>
           </m:rPr>
-          <m:t>≈</m:t>
-        </m:r>
-        <m:r>
-          <m:t>0</m:t>
+          <m:t>−</m:t>
         </m:r>
       </m:oMath>
       <w:r>
-        <w:t xml:space="preserve">), which is a</w:t>
-      </w:r>
-      <w:r>
-        <w:t xml:space="preserve"> </w:t>
-      </w:r>
-      <w:r>
-        <w:t xml:space="preserve">residual-dependence diagnostic, not a HOM</w:t>
+        <w:t xml:space="preserve">HET contrast is</w:t>
+      </w:r>
+      <w:r>
+        <w:t xml:space="preserve"> </w:t>
       </w:r>
       <m:oMath>
         <m:r>
-          <m:rPr>
-            <m:sty m:val="p"/>
-          </m:rPr>
-          <m:t>−</m:t>
+          <m:t>0.336</m:t>
         </m:r>
       </m:oMath>
       <w:r>
-        <w:t xml:space="preserve">HET contrast. The first two bars are</w:t>
-      </w:r>
-      <w:r>
-        <w:t xml:space="preserve"> </w:t>
-      </w:r>
-      <w:r>
-        <w:t xml:space="preserve">therefore the like-for-like comparison establishing the artifact and its removal;</w:t>
-      </w:r>
-      <w:r>
-        <w:t xml:space="preserve"> </w:t>
-      </w:r>
-      <w:r>
-        <w:t xml:space="preserve">the third shows only that no detectable within-run dependence remains once</w:t>
-      </w:r>
-      <w:r>
-        <w:t xml:space="preserve"> </w:t>
-      </w:r>
-      <w:r>
-        <w:t xml:space="preserve">per-agent seeds are used. The confirmatory study’s own HOM</w:t>
-      </w:r>
-      <m:oMath>
-        <m:r>
-          <m:rPr>
-            <m:sty m:val="p"/>
-          </m:rPr>
-          <m:t>−</m:t>
-        </m:r>
-      </m:oMath>
-      <w:r>
-        <w:t xml:space="preserve">HET contrast is</w:t>
-      </w:r>
-      <w:r>
-        <w:t xml:space="preserve"> </w:t>
-      </w:r>
-      <m:oMath>
-        <m:r>
-          <m:t>0.336</m:t>
-        </m:r>
-      </m:oMath>
-      <w:r>
         <w:t xml:space="preserve"> </w:t>
       </w:r>
       <w:r>
@@ -9946,13 +9981,7 @@
         <w:t xml:space="preserve">“Heterogeneity de-correlates ensembles”</w:t>
       </w:r>
       <w:r>
-        <w:t xml:space="preserve">, not</w:t>
-      </w:r>
-      <w:r>
-        <w:t xml:space="preserve"> </w:t>
-      </w:r>
-      <w:r>
-        <w:t xml:space="preserve">here.</w:t>
+        <w:t xml:space="preserve">.</w:t>
       </w:r>
     </w:p>
     <w:bookmarkEnd w:id="47"/>
@@ -11205,7 +11234,97 @@
         <w:t xml:space="preserve"> </w:t>
       </w:r>
       <w:r>
-        <w:t xml:space="preserve">0.636 for HET. Errors in the heterogeneous ensembles therefore contain more</w:t>
+        <w:t xml:space="preserve">0.636 for HET. A paired equity-clustered bootstrap over the same 100 equities</w:t>
+      </w:r>
+      <w:r>
+        <w:t xml:space="preserve"> </w:t>
+      </w:r>
+      <w:r>
+        <w:t xml:space="preserve">(2</w:t>
+      </w:r>
+      <w:r>
+        <w:t xml:space="preserve">,</w:t>
+      </w:r>
+      <w:r>
+        <w:t xml:space="preserve">000 draws, the resampling scheme used for the primary endpoint) gives a</w:t>
+      </w:r>
+      <w:r>
+        <w:t xml:space="preserve"> </w:t>
+      </w:r>
+      <w:r>
+        <w:t xml:space="preserve">HOM</w:t>
+      </w:r>
+      <m:oMath>
+        <m:r>
+          <m:rPr>
+            <m:sty m:val="p"/>
+          </m:rPr>
+          <m:t>−</m:t>
+        </m:r>
+      </m:oMath>
+      <w:r>
+        <w:t xml:space="preserve">HET difference of</w:t>
+      </w:r>
+      <w:r>
+        <w:t xml:space="preserve"> </w:t>
+      </w:r>
+      <m:oMath>
+        <m:r>
+          <m:t>0.189</m:t>
+        </m:r>
+      </m:oMath>
+      <w:r>
+        <w:t xml:space="preserve"> </w:t>
+      </w:r>
+      <w:r>
+        <w:t xml:space="preserve">(95% CI</w:t>
+      </w:r>
+      <w:r>
+        <w:t xml:space="preserve"> </w:t>
+      </w:r>
+      <m:oMath>
+        <m:r>
+          <m:rPr>
+            <m:sty m:val="p"/>
+          </m:rPr>
+          <m:t>[</m:t>
+        </m:r>
+        <m:r>
+          <m:t>0.160</m:t>
+        </m:r>
+        <m:r>
+          <m:rPr>
+            <m:sty m:val="p"/>
+          </m:rPr>
+          <m:t>,</m:t>
+        </m:r>
+        <m:r>
+          <m:t> </m:t>
+        </m:r>
+        <m:r>
+          <m:t>0.216</m:t>
+        </m:r>
+        <m:r>
+          <m:rPr>
+            <m:sty m:val="p"/>
+          </m:rPr>
+          <m:t>]</m:t>
+        </m:r>
+      </m:oMath>
+      <w:r>
+        <w:t xml:space="preserve">), so the gap is</w:t>
+      </w:r>
+      <w:r>
+        <w:t xml:space="preserve"> </w:t>
+      </w:r>
+      <w:r>
+        <w:t xml:space="preserve">distinguishable from zero at the equity level. Errors in the heterogeneous</w:t>
+      </w:r>
+      <w:r>
+        <w:t xml:space="preserve"> </w:t>
+      </w:r>
+      <w:r>
+        <w:t xml:space="preserve">ensembles therefore contain more</w:t>
       </w:r>
       <w:r>
         <w:t xml:space="preserve"> </w:t>
@@ -12646,7 +12765,97 @@
         <w:t xml:space="preserve"> </w:t>
       </w:r>
       <w:r>
-        <w:t xml:space="preserve">0.553 for HOM, 0.568 for HET-LITE, and 0.554 for HET, against</w:t>
+        <w:t xml:space="preserve">0.553 for HOM, 0.568 for HET-LITE, and 0.554 for HET. The HOM</w:t>
+      </w:r>
+      <m:oMath>
+        <m:r>
+          <m:rPr>
+            <m:sty m:val="p"/>
+          </m:rPr>
+          <m:t>−</m:t>
+        </m:r>
+      </m:oMath>
+      <w:r>
+        <w:t xml:space="preserve">HET difference</w:t>
+      </w:r>
+      <w:r>
+        <w:t xml:space="preserve"> </w:t>
+      </w:r>
+      <w:r>
+        <w:t xml:space="preserve">in AURC, from the same paired equity-clustered bootstrap, is</w:t>
+      </w:r>
+      <w:r>
+        <w:t xml:space="preserve"> </w:t>
+      </w:r>
+      <m:oMath>
+        <m:r>
+          <m:rPr>
+            <m:sty m:val="p"/>
+          </m:rPr>
+          <m:t>−</m:t>
+        </m:r>
+        <m:r>
+          <m:t>0.001</m:t>
+        </m:r>
+      </m:oMath>
+      <w:r>
+        <w:t xml:space="preserve"> </w:t>
+      </w:r>
+      <w:r>
+        <w:t xml:space="preserve">(95% CI</w:t>
+      </w:r>
+      <w:r>
+        <w:t xml:space="preserve"> </w:t>
+      </w:r>
+      <m:oMath>
+        <m:r>
+          <m:rPr>
+            <m:sty m:val="p"/>
+          </m:rPr>
+          <m:t>[</m:t>
+        </m:r>
+        <m:r>
+          <m:rPr>
+            <m:sty m:val="p"/>
+          </m:rPr>
+          <m:t>−</m:t>
+        </m:r>
+        <m:r>
+          <m:t>0.059</m:t>
+        </m:r>
+        <m:r>
+          <m:rPr>
+            <m:sty m:val="p"/>
+          </m:rPr>
+          <m:t>,</m:t>
+        </m:r>
+        <m:r>
+          <m:t> </m:t>
+        </m:r>
+        <m:r>
+          <m:t>0.060</m:t>
+        </m:r>
+        <m:r>
+          <m:rPr>
+            <m:sty m:val="p"/>
+          </m:rPr>
+          <m:t>]</m:t>
+        </m:r>
+      </m:oMath>
+      <w:r>
+        <w:t xml:space="preserve">): the interval contains zero, so these data do not establish</w:t>
+      </w:r>
+      <w:r>
+        <w:t xml:space="preserve"> </w:t>
+      </w:r>
+      <w:r>
+        <w:t xml:space="preserve">a difference in selective-prediction quality between the two configurations.</w:t>
+      </w:r>
+      <w:r>
+        <w:t xml:space="preserve"> </w:t>
+      </w:r>
+      <w:r>
+        <w:t xml:space="preserve">These values stand against</w:t>
       </w:r>
       <w:r>
         <w:t xml:space="preserve"> </w:t>
@@ -15074,25 +15283,19 @@
         </m:r>
       </m:oMath>
       <w:r>
-        <w:t xml:space="preserve">, cost premium. A single</w:t>
-      </w:r>
-      <w:r>
-        <w:t xml:space="preserve"> </w:t>
-      </w:r>
-      <w:r>
-        <w:t xml:space="preserve">second-provider agent may therefore represent a candidate cost-efficient</w:t>
-      </w:r>
-      <w:r>
-        <w:t xml:space="preserve"> </w:t>
-      </w:r>
-      <w:r>
-        <w:t xml:space="preserve">operating point for this task, although this conclusion should be validated</w:t>
-      </w:r>
-      <w:r>
-        <w:t xml:space="preserve"> </w:t>
-      </w:r>
-      <w:r>
-        <w:t xml:space="preserve">prospectively before being generalized to other applications.</w:t>
+        <w:t xml:space="preserve">, cost premium. This post hoc pattern motivates prospective evaluation of the</w:t>
+      </w:r>
+      <w:r>
+        <w:t xml:space="preserve"> </w:t>
+      </w:r>
+      <w:r>
+        <w:t xml:space="preserve">HET-LITE configuration; it is hypothesis-generating and is not deployment</w:t>
+      </w:r>
+      <w:r>
+        <w:t xml:space="preserve"> </w:t>
+      </w:r>
+      <w:r>
+        <w:t xml:space="preserve">guidance.</w:t>
       </w:r>
     </w:p>
     <w:p>
@@ -15544,73 +15747,93 @@
           <w:b/>
           <w:bCs/>
         </w:rPr>
-        <w:t xml:space="preserve">Single task domain.</w:t>
-      </w:r>
-      <w:r>
-        <w:t xml:space="preserve"> </w:t>
-      </w:r>
-      <w:r>
-        <w:t xml:space="preserve">The experiment evaluates one directional financial-analysis task using a single</w:t>
-      </w:r>
-      <w:r>
-        <w:t xml:space="preserve"> </w:t>
-      </w:r>
-      <w:r>
-        <w:t xml:space="preserve">prompt template and a three-class BUY/HOLD/SELL output space. The magnitude of</w:t>
-      </w:r>
-      <w:r>
-        <w:t xml:space="preserve"> </w:t>
-      </w:r>
-      <w:r>
-        <w:t xml:space="preserve">agreement reduction may differ for other tasks, prompts, domains, label</w:t>
-      </w:r>
-      <w:r>
-        <w:t xml:space="preserve"> </w:t>
-      </w:r>
-      <w:r>
-        <w:t xml:space="preserve">structures, or reasoning requirements. In particular, tasks involving factual</w:t>
-      </w:r>
-      <w:r>
-        <w:t xml:space="preserve"> </w:t>
-      </w:r>
-      <w:r>
-        <w:t xml:space="preserve">retrieval, open-ended generation, numerical reasoning, or multi-turn interaction</w:t>
-      </w:r>
-      <w:r>
-        <w:t xml:space="preserve"> </w:t>
-      </w:r>
-      <w:r>
-        <w:t xml:space="preserve">may exhibit different within-provider and cross-provider dependence. The present</w:t>
-      </w:r>
-      <w:r>
-        <w:t xml:space="preserve"> </w:t>
-      </w:r>
-      <w:r>
-        <w:t xml:space="preserve">results should therefore be interpreted as evidence for the evaluated task</w:t>
-      </w:r>
-      <w:r>
-        <w:t xml:space="preserve"> </w:t>
-      </w:r>
-      <w:r>
-        <w:t xml:space="preserve">rather than as a universal estimate of LLM ensemble de-correlation. An</w:t>
-      </w:r>
-      <w:r>
-        <w:t xml:space="preserve"> </w:t>
-      </w:r>
-      <w:r>
-        <w:t xml:space="preserve">out-of-domain replication using the same ensemble configurations,</w:t>
-      </w:r>
-      <w:r>
-        <w:t xml:space="preserve"> </w:t>
-      </w:r>
-      <w:r>
-        <w:t xml:space="preserve">independent-sampling protocol, and agreement estimator is required to determine</w:t>
-      </w:r>
-      <w:r>
-        <w:t xml:space="preserve"> </w:t>
-      </w:r>
-      <w:r>
-        <w:t xml:space="preserve">whether the observed ordering generalizes beyond the financial setting.</w:t>
+        <w:t xml:space="preserve">Limited domain coverage.</w:t>
+      </w:r>
+      <w:r>
+        <w:t xml:space="preserve"> </w:t>
+      </w:r>
+      <w:r>
+        <w:t xml:space="preserve">The primary experiment evaluates one directional financial-analysis task using a</w:t>
+      </w:r>
+      <w:r>
+        <w:t xml:space="preserve"> </w:t>
+      </w:r>
+      <w:r>
+        <w:t xml:space="preserve">single prompt template and a three-class BUY/HOLD/SELL output space, and</w:t>
+      </w:r>
+      <w:r>
+        <w:t xml:space="preserve"> </w:t>
+      </w:r>
+      <w:r>
+        <w:t xml:space="preserve">Section </w:t>
+      </w:r>
+      <w:hyperlink w:anchor="subsec:crossdomain">
+        <w:r>
+          <w:rPr>
+            <w:rStyle w:val="Hyperlink"/>
+          </w:rPr>
+          <w:t xml:space="preserve">5.9</w:t>
+        </w:r>
+      </w:hyperlink>
+      <w:r>
+        <w:t xml:space="preserve"> </w:t>
+      </w:r>
+      <w:r>
+        <w:t xml:space="preserve">adds a pre-registered replication on 537 expert</w:t>
+      </w:r>
+      <w:r>
+        <w:t xml:space="preserve"> </w:t>
+      </w:r>
+      <w:r>
+        <w:t xml:space="preserve">clinical-decision items. The ordering reproduces across the two domains, so the</w:t>
+      </w:r>
+      <w:r>
+        <w:t xml:space="preserve"> </w:t>
+      </w:r>
+      <w:r>
+        <w:t xml:space="preserve">effect is not confined to the financial setting; its magnitude is not portable,</w:t>
+      </w:r>
+      <w:r>
+        <w:t xml:space="preserve"> </w:t>
+      </w:r>
+      <w:r>
+        <w:t xml:space="preserve">being roughly a fifth as large in the clinical replication. Coverage nonetheless</w:t>
+      </w:r>
+      <w:r>
+        <w:t xml:space="preserve"> </w:t>
+      </w:r>
+      <w:r>
+        <w:t xml:space="preserve">remains limited along dimensions the design holds fixed: prompt format, ensemble</w:t>
+      </w:r>
+      <w:r>
+        <w:t xml:space="preserve"> </w:t>
+      </w:r>
+      <w:r>
+        <w:t xml:space="preserve">size, the majority-vote aggregation rule, and the particular model mixtures</w:t>
+      </w:r>
+      <w:r>
+        <w:t xml:space="preserve"> </w:t>
+      </w:r>
+      <w:r>
+        <w:t xml:space="preserve">evaluated. Tasks involving factual retrieval, open-ended generation, numerical</w:t>
+      </w:r>
+      <w:r>
+        <w:t xml:space="preserve"> </w:t>
+      </w:r>
+      <w:r>
+        <w:t xml:space="preserve">reasoning, or multi-turn interaction may exhibit different within-provider and</w:t>
+      </w:r>
+      <w:r>
+        <w:t xml:space="preserve"> </w:t>
+      </w:r>
+      <w:r>
+        <w:t xml:space="preserve">cross-provider dependence, and varying the aggregation rule or ensemble size</w:t>
+      </w:r>
+      <w:r>
+        <w:t xml:space="preserve"> </w:t>
+      </w:r>
+      <w:r>
+        <w:t xml:space="preserve">could change the agreement-cost trade-off independently of provider mixture.</w:t>
       </w:r>
     </w:p>
     <w:p>
@@ -16358,13 +16581,13 @@
         <w:t xml:space="preserve"> </w:t>
       </w:r>
       <w:r>
-        <w:t xml:space="preserve">engineering from the University of Illinois Urbana-Champaign, Urbana, IL, USA,</w:t>
-      </w:r>
-      <w:r>
-        <w:t xml:space="preserve"> </w:t>
-      </w:r>
-      <w:r>
-        <w:t xml:space="preserve">in 2019. He has over a decade of professional experience in quantitative risk</w:t>
+        <w:t xml:space="preserve">engineering from the University of Illinois at Urbana-Champaign, Urbana, IL, USA,</w:t>
+      </w:r>
+      <w:r>
+        <w:t xml:space="preserve"> </w:t>
+      </w:r>
+      <w:r>
+        <w:t xml:space="preserve">in 2019. He has close to a decade of professional experience in quantitative risk</w:t>
       </w:r>
       <w:r>
         <w:t xml:space="preserve"> </w:t>

--- a/submission/main_manuscript.docx
+++ b/submission/main_manuscript.docx
@@ -781,19 +781,19 @@
         <w:t xml:space="preserve"> </w:t>
       </w:r>
       <w:r>
-        <w:t xml:space="preserve">We address these limitations by jointly estimating the magnitude of ensemble</w:t>
-      </w:r>
-      <w:r>
-        <w:t xml:space="preserve"> </w:t>
-      </w:r>
-      <w:r>
-        <w:t xml:space="preserve">the reduction in ensemble agreement, the associated inference cost, and the</w:t>
-      </w:r>
-      <w:r>
-        <w:t xml:space="preserve"> </w:t>
-      </w:r>
-      <w:r>
-        <w:t xml:space="preserve">effect of independent-draw measurement controls.</w:t>
+        <w:t xml:space="preserve">We address these limitations by jointly estimating the reduction in ensemble</w:t>
+      </w:r>
+      <w:r>
+        <w:t xml:space="preserve"> </w:t>
+      </w:r>
+      <w:r>
+        <w:t xml:space="preserve">agreement, the associated inference cost, and the effect of independent-draw</w:t>
+      </w:r>
+      <w:r>
+        <w:t xml:space="preserve"> </w:t>
+      </w:r>
+      <w:r>
+        <w:t xml:space="preserve">measurement controls.</w:t>
       </w:r>
     </w:p>
     <w:p>
@@ -16106,13 +16106,13 @@
         <w:t xml:space="preserve"> </w:t>
       </w:r>
       <w:r>
-        <w:t xml:space="preserve">results show that model diversity can reduce output agreement and yield</w:t>
-      </w:r>
-      <w:r>
-        <w:t xml:space="preserve"> </w:t>
-      </w:r>
-      <w:r>
-        <w:t xml:space="preserve">less-correlated judgments, but the practical value of that reduced agreement</w:t>
+        <w:t xml:space="preserve">results show that model diversity can reduce output agreement and error</w:t>
+      </w:r>
+      <w:r>
+        <w:t xml:space="preserve"> </w:t>
+      </w:r>
+      <w:r>
+        <w:t xml:space="preserve">correlation, but the practical value of that reduced agreement</w:t>
       </w:r>
       <w:r>
         <w:t xml:space="preserve"> </w:t>

--- a/submission/main_manuscript.docx
+++ b/submission/main_manuscript.docx
@@ -5909,37 +5909,31 @@
         <w:t xml:space="preserve"> </w:t>
       </w:r>
       <w:r>
-        <w:t xml:space="preserve">package contains the freeze receipts themselves: the confirmatory freeze is</w:t>
-      </w:r>
-      <w:r>
-        <w:t xml:space="preserve"> </w:t>
-      </w:r>
-      <w:r>
-        <w:t xml:space="preserve">timestamped 2026-07-03T20:41:51Z and records the SHA-256 of the configuration,</w:t>
-      </w:r>
-      <w:r>
-        <w:t xml:space="preserve"> </w:t>
-      </w:r>
-      <w:r>
-        <w:t xml:space="preserve">agent and analysis code, prompt template, pre-registration, grid, and model</w:t>
-      </w:r>
-      <w:r>
-        <w:t xml:space="preserve"> </w:t>
-      </w:r>
-      <w:r>
-        <w:t xml:space="preserve">manifest together with the commit that carried them; the cross-domain replication</w:t>
-      </w:r>
-      <w:r>
-        <w:t xml:space="preserve"> </w:t>
-      </w:r>
-      <w:r>
-        <w:t xml:space="preserve">has its own receipt, timestamped 2026-09-29T14:47:54Z and recorded before any API</w:t>
-      </w:r>
-      <w:r>
-        <w:t xml:space="preserve"> </w:t>
-      </w:r>
-      <w:r>
-        <w:t xml:space="preserve">call for that arm. Raw outputs</w:t>
+        <w:t xml:space="preserve">package contains the freeze receipts themselves. Each records the UTC freeze</w:t>
+      </w:r>
+      <w:r>
+        <w:t xml:space="preserve"> </w:t>
+      </w:r>
+      <w:r>
+        <w:t xml:space="preserve">time, the commit that carried the frozen artifacts, and the SHA-256 of the</w:t>
+      </w:r>
+      <w:r>
+        <w:t xml:space="preserve"> </w:t>
+      </w:r>
+      <w:r>
+        <w:t xml:space="preserve">configuration, agent and analysis code, prompt template, pre-registration, grid,</w:t>
+      </w:r>
+      <w:r>
+        <w:t xml:space="preserve"> </w:t>
+      </w:r>
+      <w:r>
+        <w:t xml:space="preserve">and model manifest. The cross-domain replication has its own receipt, recorded</w:t>
+      </w:r>
+      <w:r>
+        <w:t xml:space="preserve"> </w:t>
+      </w:r>
+      <w:r>
+        <w:t xml:space="preserve">before any API call for that arm. Raw outputs</w:t>
       </w:r>
       <w:r>
         <w:t xml:space="preserve"> </w:t>
@@ -15371,7 +15365,13 @@
         <w:pStyle w:val="FirstParagraph"/>
       </w:pPr>
       <w:r>
-        <w:t xml:space="preserve">This article does not propose a new ensemble algorithm, so a direct performance</w:t>
+        <w:t xml:space="preserve">This research paper does not propose a new ensemble algorithm, so a direct</w:t>
+      </w:r>
+      <w:r>
+        <w:t xml:space="preserve"> </w:t>
+      </w:r>
+      <w:r>
+        <w:t xml:space="preserve">performance</w:t>
       </w:r>
       <w:r>
         <w:t xml:space="preserve"> </w:t>

--- a/submission/main_manuscript.docx
+++ b/submission/main_manuscript.docx
@@ -12330,7 +12330,25 @@
         <w:t xml:space="preserve"> </w:t>
       </w:r>
       <w:r>
-        <w:t xml:space="preserve">decision rule were registered before collection.</w:t>
+        <w:t xml:space="preserve">decision rule were registered before collection. Confidence intervals for the</w:t>
+      </w:r>
+      <w:r>
+        <w:t xml:space="preserve"> </w:t>
+      </w:r>
+      <w:r>
+        <w:t xml:space="preserve">clinical replication are obtained by resampling MMLU items with replacement,</w:t>
+      </w:r>
+      <w:r>
+        <w:t xml:space="preserve"> </w:t>
+      </w:r>
+      <w:r>
+        <w:t xml:space="preserve">since the equity and analysis-date clustering structure of the financial</w:t>
+      </w:r>
+      <w:r>
+        <w:t xml:space="preserve"> </w:t>
+      </w:r>
+      <w:r>
+        <w:t xml:space="preserve">experiment does not apply to this task.</w:t>
       </w:r>
     </w:p>
     <w:p>

--- a/submission/main_manuscript.docx
+++ b/submission/main_manuscript.docx
@@ -7987,19 +7987,7 @@
         <w:pStyle w:val="Heading2"/>
       </w:pPr>
       <w:r>
-        <w:t xml:space="preserve">Agreement, error correlation, and what</w:t>
-      </w:r>
-      <w:r>
-        <w:t xml:space="preserve"> </w:t>
-      </w:r>
-      <w:r>
-        <w:t xml:space="preserve">“decorrelation”</w:t>
-      </w:r>
-      <w:r>
-        <w:t xml:space="preserve"> </w:t>
-      </w:r>
-      <w:r>
-        <w:t xml:space="preserve">denotes</w:t>
+        <w:t xml:space="preserve">Agreement, error correlation, and decorrelation</w:t>
       </w:r>
     </w:p>
     <w:p>
@@ -8007,39 +7995,13 @@
         <w:pStyle w:val="FirstParagraph"/>
       </w:pPr>
       <w:r>
-        <w:t xml:space="preserve">Fleiss’</w:t>
-      </w:r>
-      <w:r>
-        <w:t xml:space="preserve"> </w:t>
-      </w:r>
-      <m:oMath>
-        <m:r>
-          <m:t>κ</m:t>
-        </m:r>
-      </m:oMath>
-      <w:r>
-        <w:t xml:space="preserve"> </w:t>
-      </w:r>
-      <w:r>
-        <w:t xml:space="preserve">measures agreement among categorical outputs without regard to</w:t>
-      </w:r>
-      <w:r>
-        <w:t xml:space="preserve"> </w:t>
-      </w:r>
-      <w:r>
-        <w:t xml:space="preserve">whether those outputs are correct. It therefore does not directly measure</w:t>
-      </w:r>
-      <w:r>
-        <w:t xml:space="preserve"> </w:t>
-      </w:r>
-      <w:r>
-        <w:t xml:space="preserve">dependence between model errors. Because this article uses the term</w:t>
-      </w:r>
-      <w:r>
-        <w:t xml:space="preserve"> </w:t>
-      </w:r>
-      <w:r>
-        <w:t xml:space="preserve">decorrelation, we distinguish five related concepts:</w:t>
+        <w:t xml:space="preserve">Agreement and error dependence capture different properties of an ensemble. We</w:t>
+      </w:r>
+      <w:r>
+        <w:t xml:space="preserve"> </w:t>
+      </w:r>
+      <w:r>
+        <w:t xml:space="preserve">therefore distinguish five concepts used throughout the analysis:</w:t>
       </w:r>
     </w:p>
     <w:p>
@@ -8063,7 +8025,7 @@
         <w:t xml:space="preserve"> </w:t>
       </w:r>
       <w:r>
-        <w:t xml:space="preserve">categorical label. This is measured by</w:t>
+        <w:t xml:space="preserve">categorical label. This is measured by Fleiss’</w:t>
       </w:r>
       <w:r>
         <w:t xml:space="preserve"> </w:t>
@@ -8077,13 +8039,13 @@
         <w:t xml:space="preserve"> </w:t>
       </w:r>
       <w:r>
-        <w:t xml:space="preserve">and constitutes the primary</w:t>
-      </w:r>
-      <w:r>
-        <w:t xml:space="preserve"> </w:t>
-      </w:r>
-      <w:r>
-        <w:t xml:space="preserve">endpoint.</w:t>
+        <w:t xml:space="preserve">and constitutes the</w:t>
+      </w:r>
+      <w:r>
+        <w:t xml:space="preserve"> </w:t>
+      </w:r>
+      <w:r>
+        <w:t xml:space="preserve">primary agreement endpoint.</w:t>
       </w:r>
     </w:p>
     <w:p>
@@ -8118,7 +8080,10 @@
         </m:r>
       </m:oMath>
       <w:r>
-        <w:t xml:space="preserve">.</w:t>
+        <w:t xml:space="preserve"> </w:t>
+      </w:r>
+      <w:r>
+        <w:t xml:space="preserve">computed from binary error indicators.</w:t>
       </w:r>
     </w:p>
     <w:p>
@@ -8142,13 +8107,7 @@
         <w:t xml:space="preserve"> </w:t>
       </w:r>
       <w:r>
-        <w:t xml:space="preserve">the sampling process, such as a random seed or decoding trajectory. This is a</w:t>
-      </w:r>
-      <w:r>
-        <w:t xml:space="preserve"> </w:t>
-      </w:r>
-      <w:r>
-        <w:t xml:space="preserve">property of the measurement procedure rather than of the models.</w:t>
+        <w:t xml:space="preserve">the sampling process, such as a random seed or decoding trajectory.</w:t>
       </w:r>
     </w:p>
     <w:p>
@@ -8172,7 +8131,7 @@
         <w:t xml:space="preserve"> </w:t>
       </w:r>
       <w:r>
-        <w:t xml:space="preserve">training data, or related characteristics.</w:t>
+        <w:t xml:space="preserve">training data, or related model characteristics.</w:t>
       </w:r>
     </w:p>
     <w:p>
@@ -8196,13 +8155,13 @@
         <w:t xml:space="preserve"> </w:t>
       </w:r>
       <w:r>
-        <w:t xml:space="preserve">organizations. The experimental configurations vary provider composition,</w:t>
-      </w:r>
-      <w:r>
-        <w:t xml:space="preserve"> </w:t>
-      </w:r>
-      <w:r>
-        <w:t xml:space="preserve">although provider remains bundled with other model-specific characteristics.</w:t>
+        <w:t xml:space="preserve">organizations. The ensemble configurations vary provider composition, although</w:t>
+      </w:r>
+      <w:r>
+        <w:t xml:space="preserve"> </w:t>
+      </w:r>
+      <w:r>
+        <w:t xml:space="preserve">provider remains bundled with other model-specific characteristics.</w:t>
       </w:r>
     </w:p>
     <w:p>
@@ -8210,13 +8169,13 @@
         <w:pStyle w:val="FirstParagraph"/>
       </w:pPr>
       <w:r>
-        <w:t xml:space="preserve">To determine whether heterogeneity reduces error dependence rather than only</w:t>
-      </w:r>
-      <w:r>
-        <w:t xml:space="preserve"> </w:t>
-      </w:r>
-      <w:r>
-        <w:t xml:space="preserve">output agreement, we compute</w:t>
+        <w:t xml:space="preserve">In this study, decorrelation denotes a reduction in error correlation, measured</w:t>
+      </w:r>
+      <w:r>
+        <w:t xml:space="preserve"> </w:t>
+      </w:r>
+      <w:r>
+        <w:t xml:space="preserve">by</w:t>
       </w:r>
       <w:r>
         <w:t xml:space="preserve"> </w:t>
@@ -8227,16 +8186,85 @@
         </m:r>
       </m:oMath>
       <w:r>
-        <w:t xml:space="preserve"> </w:t>
-      </w:r>
-      <w:r>
-        <w:t xml:space="preserve">between binary error indicators for every</w:t>
-      </w:r>
-      <w:r>
-        <w:t xml:space="preserve"> </w:t>
-      </w:r>
-      <w:r>
-        <w:t xml:space="preserve">pair of agents within an ensemble cell. Error correlation decreases from</w:t>
+        <w:t xml:space="preserve">. The agreement measure</w:t>
+      </w:r>
+      <w:r>
+        <w:t xml:space="preserve"> </w:t>
+      </w:r>
+      <m:oMath>
+        <m:r>
+          <m:t>κ</m:t>
+        </m:r>
+      </m:oMath>
+      <w:r>
+        <w:t xml:space="preserve"> </w:t>
+      </w:r>
+      <w:r>
+        <w:t xml:space="preserve">captures a related but distinct change</w:t>
+      </w:r>
+      <w:r>
+        <w:t xml:space="preserve"> </w:t>
+      </w:r>
+      <w:r>
+        <w:t xml:space="preserve">in categorical consensus. Accordingly, the</w:t>
+      </w:r>
+      <w:r>
+        <w:t xml:space="preserve"> </w:t>
+      </w:r>
+      <w:r>
+        <w:t xml:space="preserve">“price of decorrelation”</w:t>
+      </w:r>
+      <w:r>
+        <w:t xml:space="preserve"> </w:t>
+      </w:r>
+      <w:r>
+        <w:t xml:space="preserve">in the</w:t>
+      </w:r>
+      <w:r>
+        <w:t xml:space="preserve"> </w:t>
+      </w:r>
+      <w:r>
+        <w:t xml:space="preserve">title refers to the additional inference cost associated with ensemble</w:t>
+      </w:r>
+      <w:r>
+        <w:t xml:space="preserve"> </w:t>
+      </w:r>
+      <w:r>
+        <w:t xml:space="preserve">configurations that exhibit lower error dependence.</w:t>
+      </w:r>
+    </w:p>
+    <w:p>
+      <w:pPr>
+        <w:pStyle w:val="BodyText"/>
+      </w:pPr>
+      <w:r>
+        <w:t xml:space="preserve">For each pair of agents within an ensemble cell, we compute</w:t>
+      </w:r>
+      <w:r>
+        <w:t xml:space="preserve"> </w:t>
+      </w:r>
+      <m:oMath>
+        <m:r>
+          <m:t>ϕ</m:t>
+        </m:r>
+      </m:oMath>
+      <w:r>
+        <w:t xml:space="preserve"> </w:t>
+      </w:r>
+      <w:r>
+        <w:t xml:space="preserve">between binary</w:t>
+      </w:r>
+      <w:r>
+        <w:t xml:space="preserve"> </w:t>
+      </w:r>
+      <w:r>
+        <w:t xml:space="preserve">error indicators defined relative to the realized forward-return sign. Error</w:t>
+      </w:r>
+      <w:r>
+        <w:t xml:space="preserve"> </w:t>
+      </w:r>
+      <w:r>
+        <w:t xml:space="preserve">correlation decreases from</w:t>
       </w:r>
       <w:r>
         <w:t xml:space="preserve"> </w:t>
@@ -8558,31 +8586,27 @@
         </m:r>
       </m:oMath>
       <w:r>
-        <w:t xml:space="preserve">). The ordering is therefore preserved under both</w:t>
-      </w:r>
-      <w:r>
-        <w:t xml:space="preserve"> </w:t>
-      </w:r>
-      <w:r>
-        <w:t xml:space="preserve">treatments of HOLD. Mean error rates remain similar across configurations, so the</w:t>
-      </w:r>
-      <w:r>
-        <w:t xml:space="preserve"> </w:t>
-      </w:r>
-      <w:r>
-        <w:t xml:space="preserve">decline reflects lower error dependence rather than differences in average</w:t>
-      </w:r>
-      <w:r>
-        <w:t xml:space="preserve"> </w:t>
-      </w:r>
-      <w:r>
-        <w:t xml:space="preserve">correctness. Throughout this article, decorrelation refers specifically to the</w:t>
-      </w:r>
-      <w:r>
-        <w:t xml:space="preserve"> </w:t>
-      </w:r>
-      <w:r>
-        <w:t xml:space="preserve">reduction in error dependence measured by</w:t>
+        <w:t xml:space="preserve">). The ordering is preserved under both treatments of</w:t>
+      </w:r>
+      <w:r>
+        <w:t xml:space="preserve"> </w:t>
+      </w:r>
+      <w:r>
+        <w:t xml:space="preserve">HOLD.</w:t>
+      </w:r>
+    </w:p>
+    <w:p>
+      <w:pPr>
+        <w:pStyle w:val="BodyText"/>
+      </w:pPr>
+      <w:r>
+        <w:t xml:space="preserve">Mean per-agent error rates are similar across configurations, indicating that the</w:t>
+      </w:r>
+      <w:r>
+        <w:t xml:space="preserve"> </w:t>
+      </w:r>
+      <w:r>
+        <w:t xml:space="preserve">decline in</w:t>
       </w:r>
       <w:r>
         <w:t xml:space="preserve"> </w:t>
@@ -8593,7 +8617,22 @@
         </m:r>
       </m:oMath>
       <w:r>
-        <w:t xml:space="preserve">.</w:t>
+        <w:t xml:space="preserve"> </w:t>
+      </w:r>
+      <w:r>
+        <w:t xml:space="preserve">reflects lower error dependence rather than differences in</w:t>
+      </w:r>
+      <w:r>
+        <w:t xml:space="preserve"> </w:t>
+      </w:r>
+      <w:r>
+        <w:t xml:space="preserve">average correctness. The reduction is partial rather than complete, as</w:t>
+      </w:r>
+      <w:r>
+        <w:t xml:space="preserve"> </w:t>
+      </w:r>
+      <w:r>
+        <w:t xml:space="preserve">heterogeneous agents continue to make correlated errors.</w:t>
       </w:r>
     </w:p>
     <w:bookmarkEnd w:id="39"/>

--- a/submission/main_manuscript.docx
+++ b/submission/main_manuscript.docx
@@ -16840,31 +16840,55 @@
         <w:t xml:space="preserve">runs.csv</w:t>
       </w:r>
       <w:r>
-        <w:t xml:space="preserve">), containing 54</w:t>
+        <w:t xml:space="preserve">), containing all 94</w:t>
       </w:r>
       <w:r>
         <w:t xml:space="preserve">,</w:t>
       </w:r>
       <w:r>
-        <w:t xml:space="preserve">000 logged</w:t>
-      </w:r>
-      <w:r>
-        <w:t xml:space="preserve"> </w:t>
-      </w:r>
-      <w:r>
-        <w:t xml:space="preserve">calls with the per-call model, seed, prompt hash, timestamp, token usage, cost,</w:t>
-      </w:r>
-      <w:r>
-        <w:t xml:space="preserve"> </w:t>
-      </w:r>
-      <w:r>
-        <w:t xml:space="preserve">and raw response; (ii) the pre-registration materials and the cryptographic</w:t>
-      </w:r>
-      <w:r>
-        <w:t xml:space="preserve"> </w:t>
-      </w:r>
-      <w:r>
-        <w:t xml:space="preserve">freeze receipt; (iii) the deterministic, seeded analysis pipeline that</w:t>
+        <w:t xml:space="preserve">566 logged</w:t>
+      </w:r>
+      <w:r>
+        <w:t xml:space="preserve"> </w:t>
+      </w:r>
+      <w:r>
+        <w:t xml:space="preserve">attempts—the 54</w:t>
+      </w:r>
+      <w:r>
+        <w:t xml:space="preserve">,</w:t>
+      </w:r>
+      <w:r>
+        <w:t xml:space="preserve">000 valid responses together with every unsuccessful</w:t>
+      </w:r>
+      <w:r>
+        <w:t xml:space="preserve"> </w:t>
+      </w:r>
+      <w:r>
+        <w:t xml:space="preserve">request and its error—each with the per-call model, seed, prompt hash,</w:t>
+      </w:r>
+      <w:r>
+        <w:t xml:space="preserve"> </w:t>
+      </w:r>
+      <w:r>
+        <w:t xml:space="preserve">timestamp, token usage, cost, and raw response; (ii) the pre-registration</w:t>
+      </w:r>
+      <w:r>
+        <w:t xml:space="preserve"> </w:t>
+      </w:r>
+      <w:r>
+        <w:t xml:space="preserve">materials and the cryptographic freeze receipts for both the confirmatory study</w:t>
+      </w:r>
+      <w:r>
+        <w:t xml:space="preserve"> </w:t>
+      </w:r>
+      <w:r>
+        <w:t xml:space="preserve">and the cross-domain replication; (iii) the deterministic, seeded analysis</w:t>
+      </w:r>
+      <w:r>
+        <w:t xml:space="preserve"> </w:t>
+      </w:r>
+      <w:r>
+        <w:t xml:space="preserve">pipeline that</w:t>
       </w:r>
       <w:r>
         <w:t xml:space="preserve"> </w:t>

--- a/submission/main_manuscript.docx
+++ b/submission/main_manuscript.docx
@@ -264,13 +264,13 @@
         <w:t xml:space="preserve"> </w:t>
       </w:r>
       <w:r>
-        <w:t xml:space="preserve">Capability-matched analyses further show that capability differences alone do not</w:t>
-      </w:r>
-      <w:r>
-        <w:t xml:space="preserve"> </w:t>
-      </w:r>
-      <w:r>
-        <w:t xml:space="preserve">explain the observed contrast, although provider remains confounded with other</w:t>
+        <w:t xml:space="preserve">The contrast remains substantial under approximate capability</w:t>
+      </w:r>
+      <w:r>
+        <w:t xml:space="preserve"> </w:t>
+      </w:r>
+      <w:r>
+        <w:t xml:space="preserve">matching, although that control does not isolate provider from other</w:t>
       </w:r>
       <w:r>
         <w:t xml:space="preserve"> </w:t>
@@ -517,13 +517,13 @@
         <w:pStyle w:val="BodyText"/>
       </w:pPr>
       <w:r>
-        <w:t xml:space="preserve">Algorithmic monoculture, inter-rater agreement, large language models, model</w:t>
-      </w:r>
-      <w:r>
-        <w:t xml:space="preserve"> </w:t>
-      </w:r>
-      <w:r>
-        <w:t xml:space="preserve">heterogeneity, multi-agent systems.</w:t>
+        <w:t xml:space="preserve">Ensemble learning, error correlation, large language models, model heterogeneity,</w:t>
+      </w:r>
+      <w:r>
+        <w:t xml:space="preserve"> </w:t>
+      </w:r>
+      <w:r>
+        <w:t xml:space="preserve">multi-agent systems.</w:t>
       </w:r>
     </w:p>
     <w:bookmarkStart w:id="10" w:name="sec:introduction"/>
@@ -4188,25 +4188,79 @@
         <w:pStyle w:val="BodyText"/>
       </w:pPr>
       <w:r>
-        <w:t xml:space="preserve">We therefore assess the primary contrast under three resampling schemes: equity</w:t>
-      </w:r>
-      <w:r>
-        <w:t xml:space="preserve"> </w:t>
-      </w:r>
-      <w:r>
-        <w:t xml:space="preserve">clustering with 100 clusters, date clustering with 12 clusters, and a two-way</w:t>
-      </w:r>
-      <w:r>
-        <w:t xml:space="preserve"> </w:t>
-      </w:r>
-      <w:r>
-        <w:t xml:space="preserve">procedure in which equities and dates are resampled independently and their</w:t>
-      </w:r>
-      <w:r>
-        <w:t xml:space="preserve"> </w:t>
-      </w:r>
-      <w:r>
-        <w:t xml:space="preserve">intersections are retained. Results appear in Table </w:t>
+        <w:t xml:space="preserve">Because equity and analysis date are crossed rather than nested, we additionally</w:t>
+      </w:r>
+      <w:r>
+        <w:t xml:space="preserve"> </w:t>
+      </w:r>
+      <w:r>
+        <w:t xml:space="preserve">assess uncertainty under a two-way resampling procedure. This follows the</w:t>
+      </w:r>
+      <w:r>
+        <w:t xml:space="preserve"> </w:t>
+      </w:r>
+      <w:r>
+        <w:t xml:space="preserve">crossed-resampling principle of the pigeonhole</w:t>
+      </w:r>
+      <w:r>
+        <w:t xml:space="preserve"> </w:t>
+      </w:r>
+      <w:r>
+        <w:t xml:space="preserve">bootstrap </w:t>
+      </w:r>
+      <w:r>
+        <w:t xml:space="preserve">(Owen 2007)</w:t>
+      </w:r>
+      <w:r>
+        <w:t xml:space="preserve">, in which the two margins are resampled</w:t>
+      </w:r>
+      <w:r>
+        <w:t xml:space="preserve"> </w:t>
+      </w:r>
+      <w:r>
+        <w:t xml:space="preserve">separately, and is motivated by the broader multiway-inference literature for</w:t>
+      </w:r>
+      <w:r>
+        <w:t xml:space="preserve"> </w:t>
+      </w:r>
+      <w:r>
+        <w:t xml:space="preserve">non-nested clustering dimensions </w:t>
+      </w:r>
+      <w:r>
+        <w:t xml:space="preserve">(Cameron et al. 2011)</w:t>
+      </w:r>
+      <w:r>
+        <w:t xml:space="preserve">; it is not an</w:t>
+      </w:r>
+      <w:r>
+        <w:t xml:space="preserve"> </w:t>
+      </w:r>
+      <w:r>
+        <w:t xml:space="preserve">implementation of a multiway variance estimator. We therefore assess the primary</w:t>
+      </w:r>
+      <w:r>
+        <w:t xml:space="preserve"> </w:t>
+      </w:r>
+      <w:r>
+        <w:t xml:space="preserve">contrast under three resampling schemes: equity clustering over 100 equities,</w:t>
+      </w:r>
+      <w:r>
+        <w:t xml:space="preserve"> </w:t>
+      </w:r>
+      <w:r>
+        <w:t xml:space="preserve">date clustering over 12 dates, and a two-way procedure in which equities and</w:t>
+      </w:r>
+      <w:r>
+        <w:t xml:space="preserve"> </w:t>
+      </w:r>
+      <w:r>
+        <w:t xml:space="preserve">dates are resampled independently, with multiplicity preserved on both margins,</w:t>
+      </w:r>
+      <w:r>
+        <w:t xml:space="preserve"> </w:t>
+      </w:r>
+      <w:r>
+        <w:t xml:space="preserve">and their sampled intersections retained. Results appear in Table </w:t>
       </w:r>
       <w:hyperlink w:anchor="tab:clustering">
         <w:r>
@@ -5849,7 +5903,43 @@
         <w:t xml:space="preserve"> </w:t>
       </w:r>
       <w:r>
-        <w:t xml:space="preserve">that the design preceded the collection of the confirmatory dataset. Raw outputs</w:t>
+        <w:t xml:space="preserve">that the design preceded the collection of the confirmatory dataset. The released</w:t>
+      </w:r>
+      <w:r>
+        <w:t xml:space="preserve"> </w:t>
+      </w:r>
+      <w:r>
+        <w:t xml:space="preserve">package contains the freeze receipts themselves: the confirmatory freeze is</w:t>
+      </w:r>
+      <w:r>
+        <w:t xml:space="preserve"> </w:t>
+      </w:r>
+      <w:r>
+        <w:t xml:space="preserve">timestamped 2026-07-03T20:41:51Z and records the SHA-256 of the configuration,</w:t>
+      </w:r>
+      <w:r>
+        <w:t xml:space="preserve"> </w:t>
+      </w:r>
+      <w:r>
+        <w:t xml:space="preserve">agent and analysis code, prompt template, pre-registration, grid, and model</w:t>
+      </w:r>
+      <w:r>
+        <w:t xml:space="preserve"> </w:t>
+      </w:r>
+      <w:r>
+        <w:t xml:space="preserve">manifest together with the commit that carried them; the cross-domain replication</w:t>
+      </w:r>
+      <w:r>
+        <w:t xml:space="preserve"> </w:t>
+      </w:r>
+      <w:r>
+        <w:t xml:space="preserve">has its own receipt, timestamped 2026-09-29T14:47:54Z and recorded before any API</w:t>
+      </w:r>
+      <w:r>
+        <w:t xml:space="preserve"> </w:t>
+      </w:r>
+      <w:r>
+        <w:t xml:space="preserve">call for that arm. Raw outputs</w:t>
       </w:r>
       <w:r>
         <w:t xml:space="preserve"> </w:t>
@@ -7803,7 +7893,7 @@
               <w:jc w:val="center"/>
             </w:pPr>
             <w:r>
-              <w:t xml:space="preserve">Clusters</w:t>
+              <w:t xml:space="preserve">Resampled units</w:t>
             </w:r>
           </w:p>
         </w:tc>
@@ -7864,7 +7954,7 @@
               <w:jc w:val="center"/>
             </w:pPr>
             <w:r>
-              <w:t xml:space="preserve">100</w:t>
+              <w:t xml:space="preserve">100 equities</w:t>
             </w:r>
           </w:p>
         </w:tc>
@@ -7943,7 +8033,7 @@
               <w:jc w:val="center"/>
             </w:pPr>
             <w:r>
-              <w:t xml:space="preserve">12</w:t>
+              <w:t xml:space="preserve">12 dates</w:t>
             </w:r>
           </w:p>
         </w:tc>
@@ -8021,8 +8111,22 @@
               <w:pStyle w:val="Compact"/>
               <w:jc w:val="center"/>
             </w:pPr>
+            <m:oMath>
+              <m:r>
+                <m:t>100</m:t>
+              </m:r>
+              <m:r>
+                <m:rPr>
+                  <m:sty m:val="p"/>
+                </m:rPr>
+                <m:t>×</m:t>
+              </m:r>
+              <m:r>
+                <m:t>12</m:t>
+              </m:r>
+            </m:oMath>
             <w:r>
-              <w:t xml:space="preserve">1200</w:t>
+              <w:t xml:space="preserve">​</w:t>
             </w:r>
           </w:p>
         </w:tc>
@@ -8340,7 +8444,77 @@
         <w:pStyle w:val="BodyText"/>
       </w:pPr>
       <w:r>
-        <w:t xml:space="preserve">Within each evaluation cell, that is each (configuration, equity, date, run)</w:t>
+        <w:t xml:space="preserve">Pairwise dependence between binary error indicators is a standard</w:t>
+      </w:r>
+      <w:r>
+        <w:t xml:space="preserve"> </w:t>
+      </w:r>
+      <w:r>
+        <w:t xml:space="preserve">characterization of classifier-ensemble diversity, and that literature also shows</w:t>
+      </w:r>
+      <w:r>
+        <w:t xml:space="preserve"> </w:t>
+      </w:r>
+      <w:r>
+        <w:t xml:space="preserve">that diversity and ensemble accuracy are related but not</w:t>
+      </w:r>
+      <w:r>
+        <w:t xml:space="preserve"> </w:t>
+      </w:r>
+      <w:r>
+        <w:t xml:space="preserve">interchangeable </w:t>
+      </w:r>
+      <w:r>
+        <w:t xml:space="preserve">(Kuncheva and Whitaker 2003)</w:t>
+      </w:r>
+      <w:r>
+        <w:t xml:space="preserve">. We therefore complement the</w:t>
+      </w:r>
+      <w:r>
+        <w:t xml:space="preserve"> </w:t>
+      </w:r>
+      <w:r>
+        <w:t xml:space="preserve">categorical agreement statistic</w:t>
+      </w:r>
+      <w:r>
+        <w:t xml:space="preserve"> </w:t>
+      </w:r>
+      <m:oMath>
+        <m:r>
+          <m:t>κ</m:t>
+        </m:r>
+      </m:oMath>
+      <w:r>
+        <w:t xml:space="preserve"> </w:t>
+      </w:r>
+      <w:r>
+        <w:t xml:space="preserve">with a</w:t>
+      </w:r>
+      <w:r>
+        <w:t xml:space="preserve"> </w:t>
+      </w:r>
+      <m:oMath>
+        <m:r>
+          <m:t>ϕ</m:t>
+        </m:r>
+      </m:oMath>
+      <w:r>
+        <w:t xml:space="preserve"> </w:t>
+      </w:r>
+      <w:r>
+        <w:t xml:space="preserve">correlation computed from</w:t>
+      </w:r>
+      <w:r>
+        <w:t xml:space="preserve"> </w:t>
+      </w:r>
+      <w:r>
+        <w:t xml:space="preserve">paired error indicators. Within each evaluation cell, that is each</w:t>
+      </w:r>
+      <w:r>
+        <w:t xml:space="preserve"> </w:t>
+      </w:r>
+      <w:r>
+        <w:t xml:space="preserve">(configuration, equity, date, run)</w:t>
       </w:r>
       <w:r>
         <w:t xml:space="preserve"> </w:t>
@@ -12326,7 +12500,31 @@
         <w:t xml:space="preserve"> </w:t>
       </w:r>
       <w:r>
-        <w:t xml:space="preserve">whether the configurations differ in their ability to rank their own errors. A</w:t>
+        <w:t xml:space="preserve">whether the configurations differ in their ability to rank their own errors.</w:t>
+      </w:r>
+      <w:r>
+        <w:t xml:space="preserve"> </w:t>
+      </w:r>
+      <w:r>
+        <w:t xml:space="preserve">Following the selective-classification framework of El-Yaniv and</w:t>
+      </w:r>
+      <w:r>
+        <w:t xml:space="preserve"> </w:t>
+      </w:r>
+      <w:r>
+        <w:t xml:space="preserve">Wiener </w:t>
+      </w:r>
+      <w:r>
+        <w:t xml:space="preserve">(El-Yaniv and Wiener 2010)</w:t>
+      </w:r>
+      <w:r>
+        <w:t xml:space="preserve">, we evaluate the risk–coverage trade-off</w:t>
+      </w:r>
+      <w:r>
+        <w:t xml:space="preserve"> </w:t>
+      </w:r>
+      <w:r>
+        <w:t xml:space="preserve">obtained by ranking ensemble decisions according to mean agent conviction. A</w:t>
       </w:r>
       <w:r>
         <w:t xml:space="preserve"> </w:t>
@@ -13189,19 +13387,49 @@
         <w:pStyle w:val="BodyText"/>
       </w:pPr>
       <w:r>
-        <w:t xml:space="preserve">This replication supports the observed ordering across two substantially</w:t>
-      </w:r>
-      <w:r>
-        <w:t xml:space="preserve"> </w:t>
-      </w:r>
-      <w:r>
-        <w:t xml:space="preserve">different domains. It does not establish that heterogeneity improves predictive</w:t>
-      </w:r>
-      <w:r>
-        <w:t xml:space="preserve"> </w:t>
-      </w:r>
-      <w:r>
-        <w:t xml:space="preserve">accuracy.</w:t>
+        <w:t xml:space="preserve">The cross-domain replication varies domain and response structure while</w:t>
+      </w:r>
+      <w:r>
+        <w:t xml:space="preserve"> </w:t>
+      </w:r>
+      <w:r>
+        <w:t xml:space="preserve">intentionally retaining the five-agent ensemble, prompt structure, aggregation</w:t>
+      </w:r>
+      <w:r>
+        <w:t xml:space="preserve"> </w:t>
+      </w:r>
+      <w:r>
+        <w:t xml:space="preserve">rule, and evaluated model mixtures. It therefore tests whether the observed</w:t>
+      </w:r>
+      <w:r>
+        <w:t xml:space="preserve"> </w:t>
+      </w:r>
+      <w:r>
+        <w:t xml:space="preserve">ordering is confined to the financial task, rather than establishing invariance</w:t>
+      </w:r>
+      <w:r>
+        <w:t xml:space="preserve"> </w:t>
+      </w:r>
+      <w:r>
+        <w:t xml:space="preserve">across ensemble-design choices. The replication supports the ordering across two</w:t>
+      </w:r>
+      <w:r>
+        <w:t xml:space="preserve"> </w:t>
+      </w:r>
+      <w:r>
+        <w:t xml:space="preserve">substantially different domains; it does not establish that heterogeneity</w:t>
+      </w:r>
+      <w:r>
+        <w:t xml:space="preserve"> </w:t>
+      </w:r>
+      <w:r>
+        <w:t xml:space="preserve">improves predictive accuracy, and the agreement contrast is substantially smaller</w:t>
+      </w:r>
+      <w:r>
+        <w:t xml:space="preserve"> </w:t>
+      </w:r>
+      <w:r>
+        <w:t xml:space="preserve">in the clinical arm, so the magnitude is task-dependent.</w:t>
       </w:r>
     </w:p>
     <w:bookmarkEnd w:id="67"/>
@@ -13642,25 +13870,25 @@
         <w:t xml:space="preserve"> </w:t>
       </w:r>
       <w:r>
-        <w:t xml:space="preserve">constant, indicating that capability differences alone do not account for the</w:t>
-      </w:r>
-      <w:r>
-        <w:t xml:space="preserve"> </w:t>
-      </w:r>
-      <w:r>
-        <w:t xml:space="preserve">primary contrast. Provider nevertheless remains confounded with other</w:t>
-      </w:r>
-      <w:r>
-        <w:t xml:space="preserve"> </w:t>
-      </w:r>
-      <w:r>
-        <w:t xml:space="preserve">model-specific characteristics and is not identified as an independent causal</w:t>
-      </w:r>
-      <w:r>
-        <w:t xml:space="preserve"> </w:t>
-      </w:r>
-      <w:r>
-        <w:t xml:space="preserve">factor. The capability-matched control therefore reduces, but does not eliminate,</w:t>
+        <w:t xml:space="preserve">constant. The contrast therefore remains substantial under approximate</w:t>
+      </w:r>
+      <w:r>
+        <w:t xml:space="preserve"> </w:t>
+      </w:r>
+      <w:r>
+        <w:t xml:space="preserve">capability matching, although that control does not isolate provider from other</w:t>
+      </w:r>
+      <w:r>
+        <w:t xml:space="preserve"> </w:t>
+      </w:r>
+      <w:r>
+        <w:t xml:space="preserve">model-specific characteristics, which are not independently identified by this</w:t>
+      </w:r>
+      <w:r>
+        <w:t xml:space="preserve"> </w:t>
+      </w:r>
+      <w:r>
+        <w:t xml:space="preserve">design. The capability-matched control therefore reduces, but does not eliminate,</w:t>
       </w:r>
       <w:r>
         <w:t xml:space="preserve"> </w:t>
@@ -13672,7 +13900,57 @@
         <w:t xml:space="preserve"> </w:t>
       </w:r>
       <w:r>
-        <w:t xml:space="preserve">providers.</w:t>
+        <w:t xml:space="preserve">providers. The close reproduction of</w:t>
+      </w:r>
+      <w:r>
+        <w:t xml:space="preserve"> </w:t>
+      </w:r>
+      <m:oMath>
+        <m:sSub>
+          <m:e>
+            <m:r>
+              <m:t>κ</m:t>
+            </m:r>
+          </m:e>
+          <m:sub>
+            <m:r>
+              <m:rPr>
+                <m:sty m:val="p"/>
+              </m:rPr>
+              <m:t>H</m:t>
+            </m:r>
+            <m:r>
+              <m:rPr>
+                <m:sty m:val="p"/>
+              </m:rPr>
+              <m:t>O</m:t>
+            </m:r>
+            <m:r>
+              <m:rPr>
+                <m:sty m:val="p"/>
+              </m:rPr>
+              <m:t>M</m:t>
+            </m:r>
+          </m:sub>
+        </m:sSub>
+      </m:oMath>
+      <w:r>
+        <w:t xml:space="preserve"> </w:t>
+      </w:r>
+      <w:r>
+        <w:t xml:space="preserve">across independently</w:t>
+      </w:r>
+      <w:r>
+        <w:t xml:space="preserve"> </w:t>
+      </w:r>
+      <w:r>
+        <w:t xml:space="preserve">collected datasets provides an additional consistency check for the homogeneous</w:t>
+      </w:r>
+      <w:r>
+        <w:t xml:space="preserve"> </w:t>
+      </w:r>
+      <w:r>
+        <w:t xml:space="preserve">baseline.</w:t>
       </w:r>
     </w:p>
     <w:bookmarkEnd w:id="68"/>
@@ -15143,31 +15421,145 @@
         <w:pStyle w:val="BodyText"/>
       </w:pPr>
       <w:r>
-        <w:t xml:space="preserve">The contribution is therefore a measurement framework that separates output</w:t>
-      </w:r>
-      <w:r>
-        <w:t xml:space="preserve"> </w:t>
-      </w:r>
-      <w:r>
-        <w:t xml:space="preserve">agreement from error correlation, controls the shared-seed artifact observed in</w:t>
-      </w:r>
-      <w:r>
-        <w:t xml:space="preserve"> </w:t>
-      </w:r>
-      <w:r>
-        <w:t xml:space="preserve">repeated model sampling, quantifies uncertainty, and incorporates inference cost.</w:t>
-      </w:r>
-      <w:r>
-        <w:t xml:space="preserve"> </w:t>
-      </w:r>
-      <w:r>
-        <w:t xml:space="preserve">These measurements complement performance-based evaluations rather than</w:t>
-      </w:r>
-      <w:r>
-        <w:t xml:space="preserve"> </w:t>
-      </w:r>
-      <w:r>
-        <w:t xml:space="preserve">constitute a competing aggregation method.</w:t>
+        <w:t xml:space="preserve">The distinction is one of estimand rather than of quality. Mixture-of-agents,</w:t>
+      </w:r>
+      <w:r>
+        <w:t xml:space="preserve"> </w:t>
+      </w:r>
+      <w:r>
+        <w:t xml:space="preserve">debate, pruning, and ensemble-selection studies ask whether a particular</w:t>
+      </w:r>
+      <w:r>
+        <w:t xml:space="preserve"> </w:t>
+      </w:r>
+      <w:r>
+        <w:t xml:space="preserve">aggregation or selection method improves downstream performance, and a</w:t>
+      </w:r>
+      <w:r>
+        <w:t xml:space="preserve"> </w:t>
+      </w:r>
+      <w:r>
+        <w:t xml:space="preserve">leaderboard comparison is the appropriate test of that question. This study holds</w:t>
+      </w:r>
+      <w:r>
+        <w:t xml:space="preserve"> </w:t>
+      </w:r>
+      <w:r>
+        <w:t xml:space="preserve">the decision task, prompt, information set, and aggregation rule fixed and asks</w:t>
+      </w:r>
+      <w:r>
+        <w:t xml:space="preserve"> </w:t>
+      </w:r>
+      <w:r>
+        <w:t xml:space="preserve">how ensemble</w:t>
+      </w:r>
+      <w:r>
+        <w:t xml:space="preserve"> </w:t>
+      </w:r>
+      <w:r>
+        <w:rPr>
+          <w:i/>
+          <w:iCs/>
+        </w:rPr>
+        <w:t xml:space="preserve">composition</w:t>
+      </w:r>
+      <w:r>
+        <w:t xml:space="preserve"> </w:t>
+      </w:r>
+      <w:r>
+        <w:t xml:space="preserve">relates to output agreement, error dependence,</w:t>
+      </w:r>
+      <w:r>
+        <w:t xml:space="preserve"> </w:t>
+      </w:r>
+      <w:r>
+        <w:t xml:space="preserve">and inference cost. A leaderboard-style accuracy comparison would therefore</w:t>
+      </w:r>
+      <w:r>
+        <w:t xml:space="preserve"> </w:t>
+      </w:r>
+      <w:r>
+        <w:t xml:space="preserve">answer a different question than the one posed here.</w:t>
+      </w:r>
+    </w:p>
+    <w:p>
+      <w:pPr>
+        <w:pStyle w:val="BodyText"/>
+      </w:pPr>
+      <w:r>
+        <w:t xml:space="preserve">The appropriate comparison with prior work is methodological, along four axes:</w:t>
+      </w:r>
+      <w:r>
+        <w:t xml:space="preserve"> </w:t>
+      </w:r>
+      <w:r>
+        <w:t xml:space="preserve">how diversity or agreement is measured, whether error dependence is separated</w:t>
+      </w:r>
+      <w:r>
+        <w:t xml:space="preserve"> </w:t>
+      </w:r>
+      <w:r>
+        <w:t xml:space="preserve">from categorical agreement, whether sampling artifacts are controlled, and</w:t>
+      </w:r>
+      <w:r>
+        <w:t xml:space="preserve"> </w:t>
+      </w:r>
+      <w:r>
+        <w:t xml:space="preserve">whether uncertainty and inference cost are quantified. The classifier-ensemble</w:t>
+      </w:r>
+      <w:r>
+        <w:t xml:space="preserve"> </w:t>
+      </w:r>
+      <w:r>
+        <w:t xml:space="preserve">literature already establishes that diversity and ensemble accuracy are related</w:t>
+      </w:r>
+      <w:r>
+        <w:t xml:space="preserve"> </w:t>
+      </w:r>
+      <w:r>
+        <w:t xml:space="preserve">but not interchangeable </w:t>
+      </w:r>
+      <w:r>
+        <w:t xml:space="preserve">(Kuncheva and Whitaker 2003)</w:t>
+      </w:r>
+      <w:r>
+        <w:t xml:space="preserve">, which is why reduced</w:t>
+      </w:r>
+      <w:r>
+        <w:t xml:space="preserve"> </w:t>
+      </w:r>
+      <w:r>
+        <w:t xml:space="preserve">agreement is not treated here as evidence of improved accuracy. The contribution</w:t>
+      </w:r>
+      <w:r>
+        <w:t xml:space="preserve"> </w:t>
+      </w:r>
+      <w:r>
+        <w:t xml:space="preserve">is therefore a measurement framework that separates output agreement from error</w:t>
+      </w:r>
+      <w:r>
+        <w:t xml:space="preserve"> </w:t>
+      </w:r>
+      <w:r>
+        <w:t xml:space="preserve">correlation, controls the shared-seed artifact observed in repeated model</w:t>
+      </w:r>
+      <w:r>
+        <w:t xml:space="preserve"> </w:t>
+      </w:r>
+      <w:r>
+        <w:t xml:space="preserve">sampling, quantifies uncertainty under crossed dependence, and incorporates</w:t>
+      </w:r>
+      <w:r>
+        <w:t xml:space="preserve"> </w:t>
+      </w:r>
+      <w:r>
+        <w:t xml:space="preserve">inference cost. These measurements complement performance-based evaluations</w:t>
+      </w:r>
+      <w:r>
+        <w:t xml:space="preserve"> </w:t>
+      </w:r>
+      <w:r>
+        <w:t xml:space="preserve">rather than constitute a competing aggregation method.</w:t>
       </w:r>
     </w:p>
     <w:bookmarkEnd w:id="71"/>
@@ -16249,25 +16641,19 @@
         <w:t xml:space="preserve"> </w:t>
       </w:r>
       <w:r>
-        <w:t xml:space="preserve">primary effect, indicating that capability differences alone do not account for</w:t>
-      </w:r>
-      <w:r>
-        <w:t xml:space="preserve"> </w:t>
-      </w:r>
-      <w:r>
-        <w:t xml:space="preserve">the observed contrast. Provider nevertheless remains confounded with other</w:t>
-      </w:r>
-      <w:r>
-        <w:t xml:space="preserve"> </w:t>
-      </w:r>
-      <w:r>
-        <w:t xml:space="preserve">model-specific characteristics and is not identified as an independent causal</w:t>
-      </w:r>
-      <w:r>
-        <w:t xml:space="preserve"> </w:t>
-      </w:r>
-      <w:r>
-        <w:t xml:space="preserve">factor. We</w:t>
+        <w:t xml:space="preserve">primary contrast, which therefore remains substantial under approximate</w:t>
+      </w:r>
+      <w:r>
+        <w:t xml:space="preserve"> </w:t>
+      </w:r>
+      <w:r>
+        <w:t xml:space="preserve">capability matching; provider nevertheless remains bundled with other</w:t>
+      </w:r>
+      <w:r>
+        <w:t xml:space="preserve"> </w:t>
+      </w:r>
+      <w:r>
+        <w:t xml:space="preserve">model-specific characteristics and is not independently identified. We</w:t>
       </w:r>
       <w:r>
         <w:t xml:space="preserve"> </w:t>
@@ -16564,7 +16950,7 @@
       </w:r>
     </w:p>
     <w:bookmarkEnd w:id="79"/>
-    <w:bookmarkStart w:id="97" w:name="use-of-generative-ai"/>
+    <w:bookmarkStart w:id="101" w:name="use-of-generative-ai"/>
     <w:p>
       <w:pPr>
         <w:pStyle w:val="Heading1"/>
@@ -16729,7 +17115,7 @@
         <w:t xml:space="preserve">for decision-making.</w:t>
       </w:r>
     </w:p>
-    <w:bookmarkStart w:id="96" w:name="refs"/>
+    <w:bookmarkStart w:id="100" w:name="refs"/>
     <w:bookmarkStart w:id="80" w:name="ref-bugaud2026"/>
     <w:p>
       <w:pPr>
@@ -16759,7 +17145,39 @@
       </w:r>
     </w:p>
     <w:bookmarkEnd w:id="80"/>
-    <w:bookmarkStart w:id="81" w:name="ref-chen2025survey"/>
+    <w:bookmarkStart w:id="81" w:name="ref-cameron2011multiway"/>
+    <w:p>
+      <w:pPr>
+        <w:pStyle w:val="Bibliography"/>
+      </w:pPr>
+      <w:r>
+        <w:t xml:space="preserve">Cameron, A. C., J. B. Gelbach, and D. L. Miller. 2011.</w:t>
+      </w:r>
+      <w:r>
+        <w:t xml:space="preserve"> </w:t>
+      </w:r>
+      <w:r>
+        <w:t xml:space="preserve">“Robust Inference with Multiway Clustering.”</w:t>
+      </w:r>
+      <w:r>
+        <w:t xml:space="preserve"> </w:t>
+      </w:r>
+      <w:r>
+        <w:rPr>
+          <w:i/>
+          <w:iCs/>
+        </w:rPr>
+        <w:t xml:space="preserve">J. Bus. Econ. Stat.</w:t>
+      </w:r>
+      <w:r>
+        <w:t xml:space="preserve"> </w:t>
+      </w:r>
+      <w:r>
+        <w:t xml:space="preserve">29 (2): 238–49.</w:t>
+      </w:r>
+    </w:p>
+    <w:bookmarkEnd w:id="81"/>
+    <w:bookmarkStart w:id="82" w:name="ref-chen2025survey"/>
     <w:p>
       <w:pPr>
         <w:pStyle w:val="Bibliography"/>
@@ -16799,8 +17217,8 @@
         <w:t xml:space="preserve">.</w:t>
       </w:r>
     </w:p>
-    <w:bookmarkEnd w:id="81"/>
-    <w:bookmarkStart w:id="82" w:name="ref-dfpe2025"/>
+    <w:bookmarkEnd w:id="82"/>
+    <w:bookmarkStart w:id="83" w:name="ref-dfpe2025"/>
     <w:p>
       <w:pPr>
         <w:pStyle w:val="Bibliography"/>
@@ -16846,8 +17264,8 @@
         <w:t xml:space="preserve">.</w:t>
       </w:r>
     </w:p>
-    <w:bookmarkEnd w:id="82"/>
-    <w:bookmarkStart w:id="83" w:name="ref-du2023debate"/>
+    <w:bookmarkEnd w:id="83"/>
+    <w:bookmarkStart w:id="84" w:name="ref-du2023debate"/>
     <w:p>
       <w:pPr>
         <w:pStyle w:val="Bibliography"/>
@@ -16875,8 +17293,8 @@
         <w:t xml:space="preserve">.</w:t>
       </w:r>
     </w:p>
-    <w:bookmarkEnd w:id="83"/>
-    <w:bookmarkStart w:id="84" w:name="ref-efron1993"/>
+    <w:bookmarkEnd w:id="84"/>
+    <w:bookmarkStart w:id="85" w:name="ref-efron1993"/>
     <w:p>
       <w:pPr>
         <w:pStyle w:val="Bibliography"/>
@@ -16898,8 +17316,40 @@
         <w:t xml:space="preserve">. Chapman &amp; Hall.</w:t>
       </w:r>
     </w:p>
-    <w:bookmarkEnd w:id="84"/>
-    <w:bookmarkStart w:id="85" w:name="ref-fleiss1971"/>
+    <w:bookmarkEnd w:id="85"/>
+    <w:bookmarkStart w:id="86" w:name="ref-elyaniv2010selective"/>
+    <w:p>
+      <w:pPr>
+        <w:pStyle w:val="Bibliography"/>
+      </w:pPr>
+      <w:r>
+        <w:t xml:space="preserve">El-Yaniv, R., and Y. Wiener. 2010.</w:t>
+      </w:r>
+      <w:r>
+        <w:t xml:space="preserve"> </w:t>
+      </w:r>
+      <w:r>
+        <w:t xml:space="preserve">“On the Foundations of Noise-Free Selective Classification.”</w:t>
+      </w:r>
+      <w:r>
+        <w:t xml:space="preserve"> </w:t>
+      </w:r>
+      <w:r>
+        <w:rPr>
+          <w:i/>
+          <w:iCs/>
+        </w:rPr>
+        <w:t xml:space="preserve">J. Mach. Learn. Res.</w:t>
+      </w:r>
+      <w:r>
+        <w:t xml:space="preserve"> </w:t>
+      </w:r>
+      <w:r>
+        <w:t xml:space="preserve">11: 1605–41.</w:t>
+      </w:r>
+    </w:p>
+    <w:bookmarkEnd w:id="86"/>
+    <w:bookmarkStart w:id="87" w:name="ref-fleiss1971"/>
     <w:p>
       <w:pPr>
         <w:pStyle w:val="Bibliography"/>
@@ -16930,8 +17380,8 @@
         <w:t xml:space="preserve">76 (5): 378–82.</w:t>
       </w:r>
     </w:p>
-    <w:bookmarkEnd w:id="85"/>
-    <w:bookmarkStart w:id="86" w:name="ref-gwet2008"/>
+    <w:bookmarkEnd w:id="87"/>
+    <w:bookmarkStart w:id="88" w:name="ref-gwet2008"/>
     <w:p>
       <w:pPr>
         <w:pStyle w:val="Bibliography"/>
@@ -16962,8 +17412,8 @@
         <w:t xml:space="preserve">61 (1): 29–48.</w:t>
       </w:r>
     </w:p>
-    <w:bookmarkEnd w:id="86"/>
-    <w:bookmarkStart w:id="87" w:name="ref-hendrycks2021mmlu"/>
+    <w:bookmarkEnd w:id="88"/>
+    <w:bookmarkStart w:id="89" w:name="ref-hendrycks2021mmlu"/>
     <w:p>
       <w:pPr>
         <w:pStyle w:val="Bibliography"/>
@@ -16991,8 +17441,8 @@
         <w:t xml:space="preserve">.</w:t>
       </w:r>
     </w:p>
-    <w:bookmarkEnd w:id="87"/>
-    <w:bookmarkStart w:id="88" w:name="ref-kim2025correlated"/>
+    <w:bookmarkEnd w:id="89"/>
+    <w:bookmarkStart w:id="90" w:name="ref-kim2025correlated"/>
     <w:p>
       <w:pPr>
         <w:pStyle w:val="Bibliography"/>
@@ -17020,8 +17470,8 @@
         <w:t xml:space="preserve">, Proc. Mach. Learn. res., vol. 267.</w:t>
       </w:r>
     </w:p>
-    <w:bookmarkEnd w:id="88"/>
-    <w:bookmarkStart w:id="89" w:name="ref-krippendorff2019"/>
+    <w:bookmarkEnd w:id="90"/>
+    <w:bookmarkStart w:id="91" w:name="ref-krippendorff2019"/>
     <w:p>
       <w:pPr>
         <w:pStyle w:val="Bibliography"/>
@@ -17043,8 +17493,40 @@
         <w:t xml:space="preserve">. 4th ed. Sage.</w:t>
       </w:r>
     </w:p>
-    <w:bookmarkEnd w:id="89"/>
-    <w:bookmarkStart w:id="90" w:name="ref-landis1977"/>
+    <w:bookmarkEnd w:id="91"/>
+    <w:bookmarkStart w:id="92" w:name="ref-kuncheva2003diversity"/>
+    <w:p>
+      <w:pPr>
+        <w:pStyle w:val="Bibliography"/>
+      </w:pPr>
+      <w:r>
+        <w:t xml:space="preserve">Kuncheva, L. I., and C. J. Whitaker. 2003.</w:t>
+      </w:r>
+      <w:r>
+        <w:t xml:space="preserve"> </w:t>
+      </w:r>
+      <w:r>
+        <w:t xml:space="preserve">“Measures of Diversity in Classifier Ensembles and Their Relationship with the Ensemble Accuracy.”</w:t>
+      </w:r>
+      <w:r>
+        <w:t xml:space="preserve"> </w:t>
+      </w:r>
+      <w:r>
+        <w:rPr>
+          <w:i/>
+          <w:iCs/>
+        </w:rPr>
+        <w:t xml:space="preserve">Mach. Learn.</w:t>
+      </w:r>
+      <w:r>
+        <w:t xml:space="preserve"> </w:t>
+      </w:r>
+      <w:r>
+        <w:t xml:space="preserve">51 (2): 181–207.</w:t>
+      </w:r>
+    </w:p>
+    <w:bookmarkEnd w:id="92"/>
+    <w:bookmarkStart w:id="93" w:name="ref-landis1977"/>
     <w:p>
       <w:pPr>
         <w:pStyle w:val="Bibliography"/>
@@ -17075,8 +17557,8 @@
         <w:t xml:space="preserve">33 (1): 159–74.</w:t>
       </w:r>
     </w:p>
-    <w:bookmarkEnd w:id="90"/>
-    <w:bookmarkStart w:id="91" w:name="ref-li2024moreagents"/>
+    <w:bookmarkEnd w:id="93"/>
+    <w:bookmarkStart w:id="94" w:name="ref-li2024moreagents"/>
     <w:p>
       <w:pPr>
         <w:pStyle w:val="Bibliography"/>
@@ -17101,8 +17583,40 @@
         <w:t xml:space="preserve">Trans. Mach. Learn. Res.</w:t>
       </w:r>
     </w:p>
-    <w:bookmarkEnd w:id="91"/>
-    <w:bookmarkStart w:id="92" w:name="ref-tekin2024topla"/>
+    <w:bookmarkEnd w:id="94"/>
+    <w:bookmarkStart w:id="95" w:name="ref-owen2007pigeonhole"/>
+    <w:p>
+      <w:pPr>
+        <w:pStyle w:val="Bibliography"/>
+      </w:pPr>
+      <w:r>
+        <w:t xml:space="preserve">Owen, A. B. 2007.</w:t>
+      </w:r>
+      <w:r>
+        <w:t xml:space="preserve"> </w:t>
+      </w:r>
+      <w:r>
+        <w:t xml:space="preserve">“The Pigeonhole Bootstrap.”</w:t>
+      </w:r>
+      <w:r>
+        <w:t xml:space="preserve"> </w:t>
+      </w:r>
+      <w:r>
+        <w:rPr>
+          <w:i/>
+          <w:iCs/>
+        </w:rPr>
+        <w:t xml:space="preserve">Ann. Appl. Stat.</w:t>
+      </w:r>
+      <w:r>
+        <w:t xml:space="preserve"> </w:t>
+      </w:r>
+      <w:r>
+        <w:t xml:space="preserve">1 (2): 386–411.</w:t>
+      </w:r>
+    </w:p>
+    <w:bookmarkEnd w:id="95"/>
+    <w:bookmarkStart w:id="96" w:name="ref-tekin2024topla"/>
     <w:p>
       <w:pPr>
         <w:pStyle w:val="Bibliography"/>
@@ -17148,8 +17662,8 @@
         <w:t xml:space="preserve">.</w:t>
       </w:r>
     </w:p>
-    <w:bookmarkEnd w:id="92"/>
-    <w:bookmarkStart w:id="93" w:name="ref-wang2024moa"/>
+    <w:bookmarkEnd w:id="96"/>
+    <w:bookmarkStart w:id="97" w:name="ref-wang2024moa"/>
     <w:p>
       <w:pPr>
         <w:pStyle w:val="Bibliography"/>
@@ -17177,8 +17691,8 @@
         <w:t xml:space="preserve">.</w:t>
       </w:r>
     </w:p>
-    <w:bookmarkEnd w:id="93"/>
-    <w:bookmarkStart w:id="94" w:name="ref-wilson1927"/>
+    <w:bookmarkEnd w:id="97"/>
+    <w:bookmarkStart w:id="98" w:name="ref-wilson1927"/>
     <w:p>
       <w:pPr>
         <w:pStyle w:val="Bibliography"/>
@@ -17209,8 +17723,8 @@
         <w:t xml:space="preserve">22 (158): 209–12.</w:t>
       </w:r>
     </w:p>
-    <w:bookmarkEnd w:id="94"/>
-    <w:bookmarkStart w:id="95" w:name="ref-council2026"/>
+    <w:bookmarkEnd w:id="98"/>
+    <w:bookmarkStart w:id="99" w:name="ref-council2026"/>
     <w:p>
       <w:pPr>
         <w:pStyle w:val="Bibliography"/>
@@ -17250,9 +17764,9 @@
         <w:t xml:space="preserve">.</w:t>
       </w:r>
     </w:p>
-    <w:bookmarkEnd w:id="95"/>
-    <w:bookmarkEnd w:id="96"/>
-    <w:bookmarkEnd w:id="97"/>
+    <w:bookmarkEnd w:id="99"/>
+    <w:bookmarkEnd w:id="100"/>
+    <w:bookmarkEnd w:id="101"/>
     <w:sectPr>
       <w:footnotePr>
         <w:numRestart w:val="eachSect"/>

--- a/submission/main_manuscript.docx
+++ b/submission/main_manuscript.docx
@@ -3094,398 +3094,417 @@
       <w:r>
         <w:t xml:space="preserve">The pre-registered secondary contrasts are</w:t>
       </w:r>
-      <w:r>
-        <w:t xml:space="preserve"> </w:t>
-      </w:r>
-      <m:oMath>
-        <m:r>
-          <m:rPr>
-            <m:sty m:val="p"/>
-          </m:rPr>
-          <m:t>Δ</m:t>
-        </m:r>
-        <m:sSub>
-          <m:e>
-            <m:r>
-              <m:t>κ</m:t>
-            </m:r>
-          </m:e>
-          <m:sub>
-            <m:r>
-              <m:rPr>
-                <m:sty m:val="p"/>
-              </m:rPr>
-              <m:t>H</m:t>
-            </m:r>
-            <m:r>
-              <m:rPr>
-                <m:sty m:val="p"/>
-              </m:rPr>
-              <m:t>O</m:t>
-            </m:r>
-            <m:r>
-              <m:rPr>
-                <m:sty m:val="p"/>
-              </m:rPr>
-              <m:t>M</m:t>
-            </m:r>
-            <m:r>
-              <m:rPr>
-                <m:sty m:val="p"/>
-              </m:rPr>
-              <m:t>−</m:t>
-            </m:r>
-            <m:r>
-              <m:rPr>
-                <m:sty m:val="p"/>
-              </m:rPr>
-              <m:t>H</m:t>
-            </m:r>
-            <m:r>
-              <m:rPr>
-                <m:sty m:val="p"/>
-              </m:rPr>
-              <m:t>E</m:t>
-            </m:r>
-            <m:r>
-              <m:rPr>
-                <m:sty m:val="p"/>
-              </m:rPr>
-              <m:t>T</m:t>
-            </m:r>
-            <m:r>
-              <m:rPr>
-                <m:nor/>
-                <m:sty m:val="p"/>
-              </m:rPr>
-              <m:t>-</m:t>
-            </m:r>
-            <m:r>
-              <m:rPr>
-                <m:sty m:val="p"/>
-              </m:rPr>
-              <m:t>L</m:t>
-            </m:r>
-            <m:r>
-              <m:rPr>
-                <m:sty m:val="p"/>
-              </m:rPr>
-              <m:t>I</m:t>
-            </m:r>
-            <m:r>
-              <m:rPr>
-                <m:sty m:val="p"/>
-              </m:rPr>
-              <m:t>T</m:t>
-            </m:r>
-            <m:r>
-              <m:rPr>
-                <m:sty m:val="p"/>
-              </m:rPr>
-              <m:t>E</m:t>
-            </m:r>
-          </m:sub>
-        </m:sSub>
-        <m:r>
-          <m:rPr>
-            <m:sty m:val="p"/>
-          </m:rPr>
-          <m:t>=</m:t>
-        </m:r>
-        <m:sSub>
-          <m:e>
-            <m:r>
-              <m:t>κ</m:t>
-            </m:r>
-          </m:e>
-          <m:sub>
-            <m:r>
-              <m:rPr>
-                <m:sty m:val="p"/>
-              </m:rPr>
-              <m:t>H</m:t>
-            </m:r>
-            <m:r>
-              <m:rPr>
-                <m:sty m:val="p"/>
-              </m:rPr>
-              <m:t>O</m:t>
-            </m:r>
-            <m:r>
-              <m:rPr>
-                <m:sty m:val="p"/>
-              </m:rPr>
-              <m:t>M</m:t>
-            </m:r>
-          </m:sub>
-        </m:sSub>
-        <m:r>
-          <m:rPr>
-            <m:sty m:val="p"/>
-          </m:rPr>
-          <m:t>−</m:t>
-        </m:r>
-        <m:sSub>
-          <m:e>
-            <m:r>
-              <m:t>κ</m:t>
-            </m:r>
-          </m:e>
-          <m:sub>
-            <m:r>
-              <m:rPr>
-                <m:sty m:val="p"/>
-              </m:rPr>
-              <m:t>H</m:t>
-            </m:r>
-            <m:r>
-              <m:rPr>
-                <m:sty m:val="p"/>
-              </m:rPr>
-              <m:t>E</m:t>
-            </m:r>
-            <m:r>
-              <m:rPr>
-                <m:sty m:val="p"/>
-              </m:rPr>
-              <m:t>T</m:t>
-            </m:r>
-            <m:r>
-              <m:rPr>
-                <m:nor/>
-                <m:sty m:val="p"/>
-              </m:rPr>
-              <m:t>-</m:t>
-            </m:r>
-            <m:r>
-              <m:rPr>
-                <m:sty m:val="p"/>
-              </m:rPr>
-              <m:t>L</m:t>
-            </m:r>
-            <m:r>
-              <m:rPr>
-                <m:sty m:val="p"/>
-              </m:rPr>
-              <m:t>I</m:t>
-            </m:r>
-            <m:r>
-              <m:rPr>
-                <m:sty m:val="p"/>
-              </m:rPr>
-              <m:t>T</m:t>
-            </m:r>
-            <m:r>
-              <m:rPr>
-                <m:sty m:val="p"/>
-              </m:rPr>
-              <m:t>E</m:t>
-            </m:r>
-          </m:sub>
-        </m:sSub>
-      </m:oMath>
-      <w:r>
-        <w:t xml:space="preserve"> </w:t>
-      </w:r>
-      <w:r>
-        <w:t xml:space="preserve">and</w:t>
-      </w:r>
-      <w:r>
-        <w:t xml:space="preserve"> </w:t>
-      </w:r>
-      <m:oMath>
-        <m:r>
-          <m:rPr>
-            <m:sty m:val="p"/>
-          </m:rPr>
-          <m:t>Δ</m:t>
-        </m:r>
-        <m:sSub>
-          <m:e>
-            <m:r>
-              <m:t>κ</m:t>
-            </m:r>
-          </m:e>
-          <m:sub>
-            <m:r>
-              <m:rPr>
-                <m:sty m:val="p"/>
-              </m:rPr>
-              <m:t>H</m:t>
-            </m:r>
-            <m:r>
-              <m:rPr>
-                <m:sty m:val="p"/>
-              </m:rPr>
-              <m:t>E</m:t>
-            </m:r>
-            <m:r>
-              <m:rPr>
-                <m:sty m:val="p"/>
-              </m:rPr>
-              <m:t>T</m:t>
-            </m:r>
-            <m:r>
-              <m:rPr>
-                <m:nor/>
-                <m:sty m:val="p"/>
-              </m:rPr>
-              <m:t>-</m:t>
-            </m:r>
-            <m:r>
-              <m:rPr>
-                <m:sty m:val="p"/>
-              </m:rPr>
-              <m:t>L</m:t>
-            </m:r>
-            <m:r>
-              <m:rPr>
-                <m:sty m:val="p"/>
-              </m:rPr>
-              <m:t>I</m:t>
-            </m:r>
-            <m:r>
-              <m:rPr>
-                <m:sty m:val="p"/>
-              </m:rPr>
-              <m:t>T</m:t>
-            </m:r>
-            <m:r>
-              <m:rPr>
-                <m:sty m:val="p"/>
-              </m:rPr>
-              <m:t>E</m:t>
-            </m:r>
-            <m:r>
-              <m:rPr>
-                <m:sty m:val="p"/>
-              </m:rPr>
-              <m:t>−</m:t>
-            </m:r>
-            <m:r>
-              <m:rPr>
-                <m:sty m:val="p"/>
-              </m:rPr>
-              <m:t>H</m:t>
-            </m:r>
-            <m:r>
-              <m:rPr>
-                <m:sty m:val="p"/>
-              </m:rPr>
-              <m:t>E</m:t>
-            </m:r>
-            <m:r>
-              <m:rPr>
-                <m:sty m:val="p"/>
-              </m:rPr>
-              <m:t>T</m:t>
-            </m:r>
-          </m:sub>
-        </m:sSub>
-        <m:r>
-          <m:rPr>
-            <m:sty m:val="p"/>
-          </m:rPr>
-          <m:t>=</m:t>
-        </m:r>
-        <m:sSub>
-          <m:e>
-            <m:r>
-              <m:t>κ</m:t>
-            </m:r>
-          </m:e>
-          <m:sub>
-            <m:r>
-              <m:rPr>
-                <m:sty m:val="p"/>
-              </m:rPr>
-              <m:t>H</m:t>
-            </m:r>
-            <m:r>
-              <m:rPr>
-                <m:sty m:val="p"/>
-              </m:rPr>
-              <m:t>E</m:t>
-            </m:r>
-            <m:r>
-              <m:rPr>
-                <m:sty m:val="p"/>
-              </m:rPr>
-              <m:t>T</m:t>
-            </m:r>
-            <m:r>
-              <m:rPr>
-                <m:nor/>
-                <m:sty m:val="p"/>
-              </m:rPr>
-              <m:t>-</m:t>
-            </m:r>
-            <m:r>
-              <m:rPr>
-                <m:sty m:val="p"/>
-              </m:rPr>
-              <m:t>L</m:t>
-            </m:r>
-            <m:r>
-              <m:rPr>
-                <m:sty m:val="p"/>
-              </m:rPr>
-              <m:t>I</m:t>
-            </m:r>
-            <m:r>
-              <m:rPr>
-                <m:sty m:val="p"/>
-              </m:rPr>
-              <m:t>T</m:t>
-            </m:r>
-            <m:r>
-              <m:rPr>
-                <m:sty m:val="p"/>
-              </m:rPr>
-              <m:t>E</m:t>
-            </m:r>
-          </m:sub>
-        </m:sSub>
-        <m:r>
-          <m:rPr>
-            <m:sty m:val="p"/>
-          </m:rPr>
-          <m:t>−</m:t>
-        </m:r>
-        <m:sSub>
-          <m:e>
-            <m:r>
-              <m:t>κ</m:t>
-            </m:r>
-          </m:e>
-          <m:sub>
-            <m:r>
-              <m:rPr>
-                <m:sty m:val="p"/>
-              </m:rPr>
-              <m:t>H</m:t>
-            </m:r>
-            <m:r>
-              <m:rPr>
-                <m:sty m:val="p"/>
-              </m:rPr>
-              <m:t>E</m:t>
-            </m:r>
-            <m:r>
-              <m:rPr>
-                <m:sty m:val="p"/>
-              </m:rPr>
-              <m:t>T</m:t>
-            </m:r>
-          </m:sub>
-        </m:sSub>
-      </m:oMath>
-      <w:r>
-        <w:t xml:space="preserve">.</w:t>
-      </w:r>
-      <w:r>
-        <w:t xml:space="preserve"> </w:t>
-      </w:r>
+    </w:p>
+    <w:p>
+      <w:pPr>
+        <w:pStyle w:val="BodyText"/>
+      </w:pPr>
+      <m:oMathPara>
+        <m:oMathParaPr>
+          <m:jc m:val="center"/>
+        </m:oMathParaPr>
+        <m:oMath>
+          <m:eqArr>
+            <m:e>
+              <m:r>
+                <m:rPr>
+                  <m:sty m:val="p"/>
+                </m:rPr>
+                <m:t>Δ</m:t>
+              </m:r>
+              <m:sSub>
+                <m:e>
+                  <m:r>
+                    <m:t>κ</m:t>
+                  </m:r>
+                </m:e>
+                <m:sub>
+                  <m:r>
+                    <m:rPr>
+                      <m:sty m:val="p"/>
+                    </m:rPr>
+                    <m:t>H</m:t>
+                  </m:r>
+                  <m:r>
+                    <m:rPr>
+                      <m:sty m:val="p"/>
+                    </m:rPr>
+                    <m:t>O</m:t>
+                  </m:r>
+                  <m:r>
+                    <m:rPr>
+                      <m:sty m:val="p"/>
+                    </m:rPr>
+                    <m:t>M</m:t>
+                  </m:r>
+                  <m:r>
+                    <m:rPr>
+                      <m:sty m:val="p"/>
+                    </m:rPr>
+                    <m:t>−</m:t>
+                  </m:r>
+                  <m:r>
+                    <m:rPr>
+                      <m:sty m:val="p"/>
+                    </m:rPr>
+                    <m:t>H</m:t>
+                  </m:r>
+                  <m:r>
+                    <m:rPr>
+                      <m:sty m:val="p"/>
+                    </m:rPr>
+                    <m:t>E</m:t>
+                  </m:r>
+                  <m:r>
+                    <m:rPr>
+                      <m:sty m:val="p"/>
+                    </m:rPr>
+                    <m:t>T</m:t>
+                  </m:r>
+                  <m:r>
+                    <m:rPr>
+                      <m:nor/>
+                      <m:sty m:val="p"/>
+                    </m:rPr>
+                    <m:t>-</m:t>
+                  </m:r>
+                  <m:r>
+                    <m:rPr>
+                      <m:sty m:val="p"/>
+                    </m:rPr>
+                    <m:t>L</m:t>
+                  </m:r>
+                  <m:r>
+                    <m:rPr>
+                      <m:sty m:val="p"/>
+                    </m:rPr>
+                    <m:t>I</m:t>
+                  </m:r>
+                  <m:r>
+                    <m:rPr>
+                      <m:sty m:val="p"/>
+                    </m:rPr>
+                    <m:t>T</m:t>
+                  </m:r>
+                  <m:r>
+                    <m:rPr>
+                      <m:sty m:val="p"/>
+                    </m:rPr>
+                    <m:t>E</m:t>
+                  </m:r>
+                </m:sub>
+              </m:sSub>
+              <m:r>
+                <m:t>&amp;</m:t>
+              </m:r>
+              <m:r>
+                <m:rPr>
+                  <m:sty m:val="p"/>
+                </m:rPr>
+                <m:t>=</m:t>
+              </m:r>
+              <m:sSub>
+                <m:e>
+                  <m:r>
+                    <m:t>κ</m:t>
+                  </m:r>
+                </m:e>
+                <m:sub>
+                  <m:r>
+                    <m:rPr>
+                      <m:sty m:val="p"/>
+                    </m:rPr>
+                    <m:t>H</m:t>
+                  </m:r>
+                  <m:r>
+                    <m:rPr>
+                      <m:sty m:val="p"/>
+                    </m:rPr>
+                    <m:t>O</m:t>
+                  </m:r>
+                  <m:r>
+                    <m:rPr>
+                      <m:sty m:val="p"/>
+                    </m:rPr>
+                    <m:t>M</m:t>
+                  </m:r>
+                </m:sub>
+              </m:sSub>
+              <m:r>
+                <m:rPr>
+                  <m:sty m:val="p"/>
+                </m:rPr>
+                <m:t>−</m:t>
+              </m:r>
+              <m:sSub>
+                <m:e>
+                  <m:r>
+                    <m:t>κ</m:t>
+                  </m:r>
+                </m:e>
+                <m:sub>
+                  <m:r>
+                    <m:rPr>
+                      <m:sty m:val="p"/>
+                    </m:rPr>
+                    <m:t>H</m:t>
+                  </m:r>
+                  <m:r>
+                    <m:rPr>
+                      <m:sty m:val="p"/>
+                    </m:rPr>
+                    <m:t>E</m:t>
+                  </m:r>
+                  <m:r>
+                    <m:rPr>
+                      <m:sty m:val="p"/>
+                    </m:rPr>
+                    <m:t>T</m:t>
+                  </m:r>
+                  <m:r>
+                    <m:rPr>
+                      <m:nor/>
+                      <m:sty m:val="p"/>
+                    </m:rPr>
+                    <m:t>-</m:t>
+                  </m:r>
+                  <m:r>
+                    <m:rPr>
+                      <m:sty m:val="p"/>
+                    </m:rPr>
+                    <m:t>L</m:t>
+                  </m:r>
+                  <m:r>
+                    <m:rPr>
+                      <m:sty m:val="p"/>
+                    </m:rPr>
+                    <m:t>I</m:t>
+                  </m:r>
+                  <m:r>
+                    <m:rPr>
+                      <m:sty m:val="p"/>
+                    </m:rPr>
+                    <m:t>T</m:t>
+                  </m:r>
+                  <m:r>
+                    <m:rPr>
+                      <m:sty m:val="p"/>
+                    </m:rPr>
+                    <m:t>E</m:t>
+                  </m:r>
+                </m:sub>
+              </m:sSub>
+              <m:r>
+                <m:rPr>
+                  <m:sty m:val="p"/>
+                </m:rPr>
+                <m:t>,</m:t>
+              </m:r>
+            </m:e>
+            <m:e>
+              <m:r>
+                <m:rPr>
+                  <m:sty m:val="p"/>
+                </m:rPr>
+                <m:t>Δ</m:t>
+              </m:r>
+              <m:sSub>
+                <m:e>
+                  <m:r>
+                    <m:t>κ</m:t>
+                  </m:r>
+                </m:e>
+                <m:sub>
+                  <m:r>
+                    <m:rPr>
+                      <m:sty m:val="p"/>
+                    </m:rPr>
+                    <m:t>H</m:t>
+                  </m:r>
+                  <m:r>
+                    <m:rPr>
+                      <m:sty m:val="p"/>
+                    </m:rPr>
+                    <m:t>E</m:t>
+                  </m:r>
+                  <m:r>
+                    <m:rPr>
+                      <m:sty m:val="p"/>
+                    </m:rPr>
+                    <m:t>T</m:t>
+                  </m:r>
+                  <m:r>
+                    <m:rPr>
+                      <m:nor/>
+                      <m:sty m:val="p"/>
+                    </m:rPr>
+                    <m:t>-</m:t>
+                  </m:r>
+                  <m:r>
+                    <m:rPr>
+                      <m:sty m:val="p"/>
+                    </m:rPr>
+                    <m:t>L</m:t>
+                  </m:r>
+                  <m:r>
+                    <m:rPr>
+                      <m:sty m:val="p"/>
+                    </m:rPr>
+                    <m:t>I</m:t>
+                  </m:r>
+                  <m:r>
+                    <m:rPr>
+                      <m:sty m:val="p"/>
+                    </m:rPr>
+                    <m:t>T</m:t>
+                  </m:r>
+                  <m:r>
+                    <m:rPr>
+                      <m:sty m:val="p"/>
+                    </m:rPr>
+                    <m:t>E</m:t>
+                  </m:r>
+                  <m:r>
+                    <m:rPr>
+                      <m:sty m:val="p"/>
+                    </m:rPr>
+                    <m:t>−</m:t>
+                  </m:r>
+                  <m:r>
+                    <m:rPr>
+                      <m:sty m:val="p"/>
+                    </m:rPr>
+                    <m:t>H</m:t>
+                  </m:r>
+                  <m:r>
+                    <m:rPr>
+                      <m:sty m:val="p"/>
+                    </m:rPr>
+                    <m:t>E</m:t>
+                  </m:r>
+                  <m:r>
+                    <m:rPr>
+                      <m:sty m:val="p"/>
+                    </m:rPr>
+                    <m:t>T</m:t>
+                  </m:r>
+                </m:sub>
+              </m:sSub>
+              <m:r>
+                <m:t>&amp;</m:t>
+              </m:r>
+              <m:r>
+                <m:rPr>
+                  <m:sty m:val="p"/>
+                </m:rPr>
+                <m:t>=</m:t>
+              </m:r>
+              <m:sSub>
+                <m:e>
+                  <m:r>
+                    <m:t>κ</m:t>
+                  </m:r>
+                </m:e>
+                <m:sub>
+                  <m:r>
+                    <m:rPr>
+                      <m:sty m:val="p"/>
+                    </m:rPr>
+                    <m:t>H</m:t>
+                  </m:r>
+                  <m:r>
+                    <m:rPr>
+                      <m:sty m:val="p"/>
+                    </m:rPr>
+                    <m:t>E</m:t>
+                  </m:r>
+                  <m:r>
+                    <m:rPr>
+                      <m:sty m:val="p"/>
+                    </m:rPr>
+                    <m:t>T</m:t>
+                  </m:r>
+                  <m:r>
+                    <m:rPr>
+                      <m:nor/>
+                      <m:sty m:val="p"/>
+                    </m:rPr>
+                    <m:t>-</m:t>
+                  </m:r>
+                  <m:r>
+                    <m:rPr>
+                      <m:sty m:val="p"/>
+                    </m:rPr>
+                    <m:t>L</m:t>
+                  </m:r>
+                  <m:r>
+                    <m:rPr>
+                      <m:sty m:val="p"/>
+                    </m:rPr>
+                    <m:t>I</m:t>
+                  </m:r>
+                  <m:r>
+                    <m:rPr>
+                      <m:sty m:val="p"/>
+                    </m:rPr>
+                    <m:t>T</m:t>
+                  </m:r>
+                  <m:r>
+                    <m:rPr>
+                      <m:sty m:val="p"/>
+                    </m:rPr>
+                    <m:t>E</m:t>
+                  </m:r>
+                </m:sub>
+              </m:sSub>
+              <m:r>
+                <m:rPr>
+                  <m:sty m:val="p"/>
+                </m:rPr>
+                <m:t>−</m:t>
+              </m:r>
+              <m:sSub>
+                <m:e>
+                  <m:r>
+                    <m:t>κ</m:t>
+                  </m:r>
+                </m:e>
+                <m:sub>
+                  <m:r>
+                    <m:rPr>
+                      <m:sty m:val="p"/>
+                    </m:rPr>
+                    <m:t>H</m:t>
+                  </m:r>
+                  <m:r>
+                    <m:rPr>
+                      <m:sty m:val="p"/>
+                    </m:rPr>
+                    <m:t>E</m:t>
+                  </m:r>
+                  <m:r>
+                    <m:rPr>
+                      <m:sty m:val="p"/>
+                    </m:rPr>
+                    <m:t>T</m:t>
+                  </m:r>
+                </m:sub>
+              </m:sSub>
+              <m:r>
+                <m:rPr>
+                  <m:sty m:val="p"/>
+                </m:rPr>
+                <m:t>.</m:t>
+              </m:r>
+            </m:e>
+          </m:eqArr>
+        </m:oMath>
+      </m:oMathPara>
+    </w:p>
+    <w:p>
+      <w:pPr>
+        <w:pStyle w:val="FirstParagraph"/>
+      </w:pPr>
       <w:r>
         <w:t xml:space="preserve">Positive values indicate that configurations with greater cross-provider</w:t>
       </w:r>

--- a/submission/main_manuscript.docx
+++ b/submission/main_manuscript.docx
@@ -12889,25 +12889,91 @@
         <w:t xml:space="preserve"> </w:t>
       </w:r>
       <w:r>
-        <w:t xml:space="preserve">repeated the protocol using 537 questions from the MMLU professional-medicine and</w:t>
-      </w:r>
-      <w:r>
-        <w:t xml:space="preserve"> </w:t>
-      </w:r>
-      <w:r>
-        <w:t xml:space="preserve">clinical-knowledge subsets </w:t>
+        <w:t xml:space="preserve">repeated the protocol using 537 multiple-choice items from the MMLU</w:t>
+      </w:r>
+      <w:r>
+        <w:t xml:space="preserve"> </w:t>
+      </w:r>
+      <w:r>
+        <w:t xml:space="preserve">professional-medicine and clinical-knowledge subsets </w:t>
       </w:r>
       <w:r>
         <w:t xml:space="preserve">(Hendrycks et al. 2021)</w:t>
       </w:r>
       <w:r>
-        <w:t xml:space="preserve">. Each item has four response</w:t>
-      </w:r>
-      <w:r>
-        <w:t xml:space="preserve"> </w:t>
-      </w:r>
-      <w:r>
-        <w:t xml:space="preserve">options and one correct answer. Choice order is shuffled deterministically to</w:t>
+        <w:t xml:space="preserve">.</w:t>
+      </w:r>
+      <w:r>
+        <w:t xml:space="preserve"> </w:t>
+      </w:r>
+      <w:r>
+        <w:t xml:space="preserve">Each item presents a medical or clinical question, often as a short patient</w:t>
+      </w:r>
+      <w:r>
+        <w:t xml:space="preserve"> </w:t>
+      </w:r>
+      <w:r>
+        <w:t xml:space="preserve">scenario describing symptoms, medical history, examination findings, or test</w:t>
+      </w:r>
+      <w:r>
+        <w:t xml:space="preserve"> </w:t>
+      </w:r>
+      <w:r>
+        <w:t xml:space="preserve">results, and asks the model to identify the most appropriate diagnosis,</w:t>
+      </w:r>
+      <w:r>
+        <w:t xml:space="preserve"> </w:t>
+      </w:r>
+      <w:r>
+        <w:t xml:space="preserve">treatment, next clinical step, or factual medical answer. Four candidate answers</w:t>
+      </w:r>
+      <w:r>
+        <w:t xml:space="preserve"> </w:t>
+      </w:r>
+      <w:r>
+        <w:t xml:space="preserve">are provided and one is designated correct by the benchmark. For example, an item</w:t>
+      </w:r>
+      <w:r>
+        <w:t xml:space="preserve"> </w:t>
+      </w:r>
+      <w:r>
+        <w:t xml:space="preserve">may describe a patient with a particular set of symptoms and laboratory findings</w:t>
+      </w:r>
+      <w:r>
+        <w:t xml:space="preserve"> </w:t>
+      </w:r>
+      <w:r>
+        <w:t xml:space="preserve">and ask which diagnosis or management option is most appropriate. The four</w:t>
+      </w:r>
+      <w:r>
+        <w:t xml:space="preserve"> </w:t>
+      </w:r>
+      <w:r>
+        <w:t xml:space="preserve">response options correspond to alternative diagnoses, treatments, or clinical</w:t>
+      </w:r>
+      <w:r>
+        <w:t xml:space="preserve"> </w:t>
+      </w:r>
+      <w:r>
+        <w:t xml:space="preserve">actions. Each of the five agents independently selects one of the four choices.</w:t>
+      </w:r>
+      <w:r>
+        <w:t xml:space="preserve"> </w:t>
+      </w:r>
+      <w:r>
+        <w:t xml:space="preserve">Agreement is therefore measured across the agents’ selected answers, while error</w:t>
+      </w:r>
+      <w:r>
+        <w:t xml:space="preserve"> </w:t>
+      </w:r>
+      <w:r>
+        <w:t xml:space="preserve">correlation is measured by whether agents are incorrect on the same items.</w:t>
+      </w:r>
+      <w:r>
+        <w:t xml:space="preserve"> </w:t>
+      </w:r>
+      <w:r>
+        <w:t xml:space="preserve">Choice order is shuffled deterministically to</w:t>
       </w:r>
       <w:r>
         <w:t xml:space="preserve"> </w:t>

--- a/submission/main_manuscript.docx
+++ b/submission/main_manuscript.docx
@@ -17021,7 +17021,7 @@
           <w:rPr>
             <w:rStyle w:val="Hyperlink"/>
           </w:rPr>
-          <w:t xml:space="preserve">https://doi.org/10.24433/CO.9524962.v1</w:t>
+          <w:t xml:space="preserve">https://doi.org/10.24433/CO.9524962.v2</w:t>
         </w:r>
       </w:hyperlink>
       <w:r>
@@ -17034,7 +17034,7 @@
         <w:rPr>
           <w:rStyle w:val="VerbatimChar"/>
         </w:rPr>
-        <w:t xml:space="preserve">10.24433/CO.9524962.v1</w:t>
+        <w:t xml:space="preserve">10.24433/CO.9524962.v2</w:t>
       </w:r>
       <w:r>
         <w:t xml:space="preserve">).</w:t>
